--- a/downloads/workbook/ai-2-week-20.docx
+++ b/downloads/workbook/ai-2-week-20.docx
@@ -1328,6 +1328,178 @@
         <w:t>Project connection: Broaden recommender feedback collection and show respondent group coverage before making user-preference claims.</w:t>
       </w:r>
     </w:p>
+    <w:p>
+      <w:pPr>
+        <w:pStyle w:val="Heading1"/>
+      </w:pPr>
+      <w:r>
+        <w:t>19. Project portfolio milestone</w:t>
+      </w:r>
+    </w:p>
+    <w:p>
+      <w:r>
+        <w:t>Project: Transparent Book Recommender</w:t>
+      </w:r>
+    </w:p>
+    <w:p>
+      <w:r>
+        <w:t>Current milestone: Evaluate and revise. Compare with your starting method, explain errors and record a justified revision.</w:t>
+      </w:r>
+    </w:p>
+    <w:p>
+      <w:r>
+        <w:t>Broaden recommender feedback collection and show respondent group coverage before making user-preference claims.</w:t>
+      </w:r>
+    </w:p>
+    <w:tbl>
+      <w:tblPr>
+        <w:tblStyle w:val="LightShading-Accent1"/>
+        <w:tblW w:type="auto" w:w="0"/>
+        <w:tblLook w:firstColumn="1" w:firstRow="1" w:lastColumn="0" w:lastRow="0" w:noHBand="0" w:noVBand="1" w:val="04A0"/>
+      </w:tblPr>
+      <w:tblGrid>
+        <w:gridCol w:w="5112"/>
+        <w:gridCol w:w="5112"/>
+      </w:tblGrid>
+      <w:tr>
+        <w:trPr>
+          <w:tblHeader/>
+        </w:trPr>
+        <w:tc>
+          <w:tcPr>
+            <w:tcW w:type="dxa" w:w="5112"/>
+          </w:tcPr>
+          <w:p>
+            <w:r>
+              <w:t>Evidence to keep</w:t>
+            </w:r>
+          </w:p>
+        </w:tc>
+        <w:tc>
+          <w:tcPr>
+            <w:tcW w:type="dxa" w:w="5112"/>
+          </w:tcPr>
+          <w:p>
+            <w:r>
+              <w:t>My record</w:t>
+            </w:r>
+          </w:p>
+        </w:tc>
+      </w:tr>
+      <w:tr>
+        <w:tc>
+          <w:tcPr>
+            <w:tcW w:type="dxa" w:w="5112"/>
+          </w:tcPr>
+          <w:p>
+            <w:r>
+              <w:t>This week’s input and deciding step</w:t>
+            </w:r>
+          </w:p>
+        </w:tc>
+        <w:tc>
+          <w:tcPr>
+            <w:tcW w:type="dxa" w:w="5112"/>
+          </w:tcPr>
+          <w:p>
+            <w:r/>
+          </w:p>
+        </w:tc>
+      </w:tr>
+      <w:tr>
+        <w:tc>
+          <w:tcPr>
+            <w:tcW w:type="dxa" w:w="5112"/>
+          </w:tcPr>
+          <w:p>
+            <w:r>
+              <w:t>Prediction and actual result (or labelled paper trace)</w:t>
+            </w:r>
+          </w:p>
+        </w:tc>
+        <w:tc>
+          <w:tcPr>
+            <w:tcW w:type="dxa" w:w="5112"/>
+          </w:tcPr>
+          <w:p>
+            <w:r/>
+          </w:p>
+        </w:tc>
+      </w:tr>
+      <w:tr>
+        <w:tc>
+          <w:tcPr>
+            <w:tcW w:type="dxa" w:w="5112"/>
+          </w:tcPr>
+          <w:p>
+            <w:r>
+              <w:t>One change since the previous checkpoint and why</w:t>
+            </w:r>
+          </w:p>
+        </w:tc>
+        <w:tc>
+          <w:tcPr>
+            <w:tcW w:type="dxa" w:w="5112"/>
+          </w:tcPr>
+          <w:p>
+            <w:r/>
+          </w:p>
+        </w:tc>
+      </w:tr>
+      <w:tr>
+        <w:tc>
+          <w:tcPr>
+            <w:tcW w:type="dxa" w:w="5112"/>
+          </w:tcPr>
+          <w:p>
+            <w:r>
+              <w:t>One error or limit and the next test</w:t>
+            </w:r>
+          </w:p>
+        </w:tc>
+        <w:tc>
+          <w:tcPr>
+            <w:tcW w:type="dxa" w:w="5112"/>
+          </w:tcPr>
+          <w:p>
+            <w:r/>
+          </w:p>
+        </w:tc>
+      </w:tr>
+    </w:tbl>
+    <w:p>
+      <w:pPr>
+        <w:pStyle w:val="Heading3"/>
+      </w:pPr>
+      <w:r>
+        <w:t>Explain what this week adds to your project. Reuse last week’s record rather than starting again.</w:t>
+      </w:r>
+    </w:p>
+    <w:p>
+      <w:r>
+        <w:t>________________________________________________________________</w:t>
+      </w:r>
+    </w:p>
+    <w:p>
+      <w:r>
+        <w:t>________________________________________________________________</w:t>
+      </w:r>
+    </w:p>
+    <w:p>
+      <w:r>
+        <w:t>________________________________________________________________</w:t>
+      </w:r>
+    </w:p>
+    <w:p>
+      <w:r>
+        <w:t>________________________________________________________________</w:t>
+      </w:r>
+    </w:p>
+    <w:p>
+      <w:r>
+        <w:t>________________________________________________________________</w:t>
+      </w:r>
+    </w:p>
     <w:sectPr>
       <w:pgSz w:w="12240" w:h="15840"/>
       <w:pgMar w:top="936" w:right="1008" w:bottom="936" w:left="1008" w:header="720" w:footer="720" w:gutter="0"/>

--- a/downloads/workbook/ai-2-week-20.docx
+++ b/downloads/workbook/ai-2-week-20.docx
@@ -1500,6 +1500,253 @@
         <w:t>________________________________________________________________</w:t>
       </w:r>
     </w:p>
+    <w:p>
+      <w:pPr>
+        <w:pStyle w:val="Heading1"/>
+      </w:pPr>
+      <w:r>
+        <w:t>20. Supported practice and learning evidence</w:t>
+      </w:r>
+    </w:p>
+    <w:p>
+      <w:r>
+        <w:t>Use this supported practice once, in the browser or on paper. Keep the reserved independent assessment for a separate first attempt before teacher feedback.</w:t>
+      </w:r>
+    </w:p>
+    <w:p>
+      <w:r>
+        <w:t>A fictional school polls learners about adding comic recommendations.</w:t>
+      </w:r>
+    </w:p>
+    <w:p>
+      <w:pPr>
+        <w:pStyle w:val="Heading3"/>
+      </w:pPr>
+      <w:r>
+        <w:t>Practice 1: explain the deciding evidence</w:t>
+      </w:r>
+    </w:p>
+    <w:p>
+      <w:r>
+        <w:t>Which labelled step matches this detail? Plan including equality, documented invitations and report nonresponse by group.</w:t>
+      </w:r>
+    </w:p>
+    <w:p>
+      <w:r>
+        <w:t>1. Group rates</w:t>
+      </w:r>
+    </w:p>
+    <w:p>
+      <w:r>
+        <w:t>2. Respondent total</w:t>
+      </w:r>
+    </w:p>
+    <w:p>
+      <w:r>
+        <w:t>3. Repair collection</w:t>
+      </w:r>
+    </w:p>
+    <w:p>
+      <w:r>
+        <w:t>4. Check representation</w:t>
+      </w:r>
+    </w:p>
+    <w:p>
+      <w:pPr>
+        <w:pStyle w:val="Heading3"/>
+      </w:pPr>
+      <w:r>
+        <w:t>My selected conclusion, deciding fact and explanation</w:t>
+      </w:r>
+    </w:p>
+    <w:p>
+      <w:r>
+        <w:t>________________________________________________________________</w:t>
+      </w:r>
+    </w:p>
+    <w:p>
+      <w:r>
+        <w:t>________________________________________________________________</w:t>
+      </w:r>
+    </w:p>
+    <w:p>
+      <w:r>
+        <w:t>________________________________________________________________</w:t>
+      </w:r>
+    </w:p>
+    <w:p>
+      <w:r>
+        <w:t>________________________________________________________________</w:t>
+      </w:r>
+    </w:p>
+    <w:p>
+      <w:r>
+        <w:t>________________________________________________________________</w:t>
+      </w:r>
+    </w:p>
+    <w:p>
+      <w:r>
+        <w:t>Hint if needed: Read the steps in the pictorial case. Match the supplied detail to the stage that performs or records it.</w:t>
+      </w:r>
+    </w:p>
+    <w:p>
+      <w:r>
+        <w:t>After your attempt, compare with the supported explanation: Repair collection Plan including equality, documented invitations and report nonresponse by group. The combined respondent result gives club members more influence than their share of the grade. A weighted illustration using 25% and 75% gives 0.25×80%+0.75×20%=35%, but volunteers may differ within each group, so weighting alone does not establish the true grade preference. Improve the collection process rather than announcing the weighted number as fact.</w:t>
+      </w:r>
+    </w:p>
+    <w:p>
+      <w:pPr>
+        <w:pStyle w:val="Heading3"/>
+      </w:pPr>
+      <w:r>
+        <w:t>Practice 2: explain the deciding evidence</w:t>
+      </w:r>
+    </w:p>
+    <w:p>
+      <w:r>
+        <w:t>Changed-case practice: Recruit more club volunteers only. Which conclusion is supported by the supplied facts?</w:t>
+      </w:r>
+    </w:p>
+    <w:p>
+      <w:r>
+        <w:t>1. This one example guarantees correct results for every future input.</w:t>
+      </w:r>
+    </w:p>
+    <w:p>
+      <w:r>
+        <w:t>2. Sample size increases without fixing missing representation of other learners.</w:t>
+      </w:r>
+    </w:p>
+    <w:p>
+      <w:r>
+        <w:t>3. We can decide the result without examining the changed input or the procedure.</w:t>
+      </w:r>
+    </w:p>
+    <w:p>
+      <w:pPr>
+        <w:pStyle w:val="Heading3"/>
+      </w:pPr>
+      <w:r>
+        <w:t>My selected conclusion, deciding fact and explanation</w:t>
+      </w:r>
+    </w:p>
+    <w:p>
+      <w:r>
+        <w:t>________________________________________________________________</w:t>
+      </w:r>
+    </w:p>
+    <w:p>
+      <w:r>
+        <w:t>________________________________________________________________</w:t>
+      </w:r>
+    </w:p>
+    <w:p>
+      <w:r>
+        <w:t>________________________________________________________________</w:t>
+      </w:r>
+    </w:p>
+    <w:p>
+      <w:r>
+        <w:t>________________________________________________________________</w:t>
+      </w:r>
+    </w:p>
+    <w:p>
+      <w:r>
+        <w:t>________________________________________________________________</w:t>
+      </w:r>
+    </w:p>
+    <w:p>
+      <w:r>
+        <w:t>Hint if needed: Use the changed condition and the deciding step in the pictorial trace. The answer must say what follows from those facts.</w:t>
+      </w:r>
+    </w:p>
+    <w:p>
+      <w:r>
+        <w:t>After your attempt, compare with the supported explanation: Sample size increases without fixing missing representation of other learners. The added respondents come from the already overrepresented group.</w:t>
+      </w:r>
+    </w:p>
+    <w:p>
+      <w:pPr>
+        <w:pStyle w:val="Heading3"/>
+      </w:pPr>
+      <w:r>
+        <w:t>Repair a missing building block</w:t>
+      </w:r>
+    </w:p>
+    <w:p>
+      <w:r>
+        <w:t>Review Sampling and Representation (ai-2/19). Goal: Define a question and target population. Short practice: Can 80% response be reported as 80% of the whole grade responding?. Return to this week and explain what you changed.</w:t>
+      </w:r>
+    </w:p>
+    <w:p>
+      <w:r>
+        <w:t>Review Noise and Outliers (ai-2/17). Goal: Calculate mean and median. Short practice: If 18 was genuine, which summary better describes the middle observed task, and what extra fact should be shown?. Return to this week and explain what you changed.</w:t>
+      </w:r>
+    </w:p>
+    <w:p>
+      <w:r>
+        <w:t>Review Decision Trees (ai-2/14). Goal: Fit a root question and leaf predictions from training examples. Short practice: Why does changing colour alone not change this tree’s prediction?. Return to this week and explain what you changed.</w:t>
+      </w:r>
+    </w:p>
+    <w:p>
+      <w:pPr>
+        <w:pStyle w:val="Heading3"/>
+      </w:pPr>
+      <w:r>
+        <w:t>Predict, run and debug</w:t>
+      </w:r>
+    </w:p>
+    <w:p>
+      <w:r>
+        <w:t>The browser lab lets you edit the supported Python examples already included in this lesson. Predict first, run, inspect the actual output or error, change one input, then run again. Keep code, predictions, actual results and a reasoned revision together. On paper, label your result as a trace rather than an execution.</w:t>
+      </w:r>
+    </w:p>
+    <w:p>
+      <w:pPr>
+        <w:pStyle w:val="Heading3"/>
+      </w:pPr>
+      <w:r>
+        <w:t>Keep your completed work</w:t>
+      </w:r>
+    </w:p>
+    <w:p>
+      <w:r>
+        <w:t>Use Download completed work in the hosted lesson to export your answers, reflections, practice feedback and code-run evidence. Open the HTML copy to read or print it. Drafts stay in this browser when storage is available; clear drafts on a shared device.</w:t>
+      </w:r>
+    </w:p>
+    <w:p>
+      <w:pPr>
+        <w:pStyle w:val="Heading3"/>
+      </w:pPr>
+      <w:r>
+        <w:t>What I repaired, the evidence I kept and the next test</w:t>
+      </w:r>
+    </w:p>
+    <w:p>
+      <w:r>
+        <w:t>________________________________________________________________</w:t>
+      </w:r>
+    </w:p>
+    <w:p>
+      <w:r>
+        <w:t>________________________________________________________________</w:t>
+      </w:r>
+    </w:p>
+    <w:p>
+      <w:r>
+        <w:t>________________________________________________________________</w:t>
+      </w:r>
+    </w:p>
+    <w:p>
+      <w:r>
+        <w:t>________________________________________________________________</w:t>
+      </w:r>
+    </w:p>
+    <w:p>
+      <w:r>
+        <w:t>________________________________________________________________</w:t>
+      </w:r>
+    </w:p>
     <w:sectPr>
       <w:pgSz w:w="12240" w:h="15840"/>
       <w:pgMar w:top="936" w:right="1008" w:bottom="936" w:left="1008" w:header="720" w:footer="720" w:gutter="0"/>

--- a/downloads/workbook/ai-2-week-20.docx
+++ b/downloads/workbook/ai-2-week-20.docx
@@ -30,6 +30,17 @@
     </w:p>
     <w:p>
       <w:r>
+        <w:t>Record your starting explanation for Repair Bias in Data before opening notes. Show any later correction separately.</w:t>
+      </w:r>
+    </w:p>
+    <w:p>
+      <w:pPr>
+        <w:spacing w:line="336" w:lineRule="auto" w:after="180"/>
+      </w:pPr>
+      <w:r>
+        <w:rPr>
+          <w:b w:val="0"/>
+        </w:rPr>
         <w:t>Try the recall before opening notes. Then use a different colour or a labelled second line to correct your explanation.</w:t>
       </w:r>
     </w:p>
@@ -42,7 +53,13 @@
       </w:r>
     </w:p>
     <w:p>
-      <w:r>
+      <w:pPr>
+        <w:spacing w:line="336" w:lineRule="auto" w:after="180"/>
+      </w:pPr>
+      <w:r>
+        <w:rPr>
+          <w:b w:val="0"/>
+        </w:rPr>
         <w:t>Without opening the old lesson, explain one key idea from Sampling and Representation. Give an example and a mistake that the idea helps you avoid.</w:t>
       </w:r>
     </w:p>
@@ -78,7 +95,13 @@
       </w:r>
     </w:p>
     <w:p>
-      <w:r>
+      <w:pPr>
+        <w:spacing w:line="336" w:lineRule="auto" w:after="180"/>
+      </w:pPr>
+      <w:r>
+        <w:rPr>
+          <w:b w:val="0"/>
+        </w:rPr>
         <w:t>Without opening the old lesson, explain one key idea from Noise and Outliers. Give an example and a mistake that the idea helps you avoid.</w:t>
       </w:r>
     </w:p>
@@ -114,7 +137,13 @@
       </w:r>
     </w:p>
     <w:p>
-      <w:r>
+      <w:pPr>
+        <w:spacing w:line="336" w:lineRule="auto" w:after="180"/>
+      </w:pPr>
+      <w:r>
+        <w:rPr>
+          <w:b w:val="0"/>
+        </w:rPr>
         <w:t>Without opening the old lesson, explain one key idea from Decision Trees. Give an example and a mistake that the idea helps you avoid.</w:t>
       </w:r>
     </w:p>
@@ -151,7 +180,30 @@
     </w:p>
     <w:p>
       <w:r>
-        <w:t>Use W2: Combine counts for Selection bias and coverage. Record the answer once; the lesson and workbook refer to the same attempt.</w:t>
+        <w:t>Complete the supported Repair Bias in Data trace and record the first step you can explain without help.</w:t>
+      </w:r>
+    </w:p>
+    <w:p>
+      <w:pPr>
+        <w:spacing w:line="336" w:lineRule="auto" w:after="180"/>
+      </w:pPr>
+      <w:r>
+        <w:rPr>
+          <w:b w:val="0"/>
+        </w:rPr>
+        <w:t xml:space="preserve">Use W2: Combine counts for </w:t>
+      </w:r>
+      <w:r>
+        <w:rPr>
+          <w:b/>
+        </w:rPr>
+        <w:t>Selection bias</w:t>
+      </w:r>
+      <w:r>
+        <w:rPr>
+          <w:b w:val="0"/>
+        </w:rPr>
+        <w:t xml:space="preserve"> and coverage. Record the answer once; the lesson and workbook refer to the same attempt.</w:t>
       </w:r>
     </w:p>
     <w:tbl>
@@ -279,7 +331,41 @@
     </w:p>
     <w:p>
       <w:r>
-        <w:t>Use the worked case for Selection bias and coverage. Proposed explanation: “A successful run proves the conclusion”. Decide whether this explanation is supported. Point to the step or supplied fact that decides; explain your repair if needed.</w:t>
+        <w:t>Check the proposed Repair Bias in Data explanation against the supplied facts before discussing it.</w:t>
+      </w:r>
+    </w:p>
+    <w:p>
+      <w:pPr>
+        <w:spacing w:line="336" w:lineRule="auto" w:after="180"/>
+      </w:pPr>
+      <w:r>
+        <w:rPr>
+          <w:b w:val="0"/>
+        </w:rPr>
+        <w:t xml:space="preserve">Use the worked case for </w:t>
+      </w:r>
+      <w:r>
+        <w:rPr>
+          <w:b/>
+        </w:rPr>
+        <w:t>Selection bias</w:t>
+      </w:r>
+      <w:r>
+        <w:rPr>
+          <w:b w:val="0"/>
+        </w:rPr>
+        <w:t xml:space="preserve"> and coverage. Proposed explanation: “A successful run proves the conclusion”. Decide whether this explanation is supported.</w:t>
+      </w:r>
+    </w:p>
+    <w:p>
+      <w:pPr>
+        <w:spacing w:line="336" w:lineRule="auto" w:after="180"/>
+      </w:pPr>
+      <w:r>
+        <w:rPr>
+          <w:b w:val="0"/>
+        </w:rPr>
+        <w:t>Point to the step or supplied fact that decides; explain your repair if needed.</w:t>
       </w:r>
     </w:p>
     <w:p>
@@ -319,6 +405,11 @@
       </w:r>
     </w:p>
     <w:p>
+      <w:r>
+        <w:t>Write one first attempt at the reserved independent case before feedback. Repeated copies of that case refer to the same recorded attempt.</w:t>
+      </w:r>
+    </w:p>
+    <w:p>
       <w:pPr>
         <w:pStyle w:val="Heading3"/>
       </w:pPr>
@@ -327,7 +418,13 @@
       </w:r>
     </w:p>
     <w:p>
-      <w:r>
+      <w:pPr>
+        <w:spacing w:line="336" w:lineRule="auto" w:after="180"/>
+      </w:pPr>
+      <w:r>
+        <w:rPr>
+          <w:b w:val="0"/>
+        </w:rPr>
         <w:t>A survey has 18 Yes of 20 club members and 2 Yes of 10 others. Compute both group rates and combined rate. Explain why 20/30 does not automatically describe the whole grade.</w:t>
       </w:r>
     </w:p>
@@ -375,7 +472,13 @@
       </w:r>
     </w:p>
     <w:p>
-      <w:r>
+      <w:pPr>
+        <w:spacing w:line="336" w:lineRule="auto" w:after="180"/>
+      </w:pPr>
+      <w:r>
+        <w:rPr>
+          <w:b w:val="0"/>
+        </w:rPr>
         <w:t>Attempt this case before feedback. Record any help. Earlier examples below are further practice; a case already practised with feedback cannot establish fresh transfer.</w:t>
       </w:r>
     </w:p>
@@ -389,6 +492,17 @@
     </w:p>
     <w:p>
       <w:r>
+        <w:t>Connect the Repair Bias in Data target to a trace and a justified conclusion.</w:t>
+      </w:r>
+    </w:p>
+    <w:p>
+      <w:pPr>
+        <w:spacing w:line="336" w:lineRule="auto" w:after="180"/>
+      </w:pPr>
+      <w:r>
+        <w:rPr>
+          <w:b w:val="0"/>
+        </w:rPr>
         <w:t>A catalogue has 30 adventure titles and 2 poetry titles. A recommender rarely suggests poetry. Design a repair and an evaluation that distinguishes catalogue coverage from scoring preference.</w:t>
       </w:r>
     </w:p>
@@ -402,17 +516,52 @@
     </w:p>
     <w:p>
       <w:r>
-        <w:t>Training has eighteen adventure readers and two poetry readers; many intended users prefer poetry.</w:t>
-      </w:r>
-    </w:p>
-    <w:p>
-      <w:r>
+        <w:t>Solve the supplied Repair Bias in Data case and show the deciding evidence.</w:t>
+      </w:r>
+    </w:p>
+    <w:p>
+      <w:pPr>
+        <w:spacing w:line="336" w:lineRule="auto" w:after="180"/>
+      </w:pPr>
+      <w:r>
+        <w:rPr>
+          <w:b/>
+        </w:rPr>
+        <w:t>Training</w:t>
+      </w:r>
+      <w:r>
+        <w:rPr>
+          <w:b w:val="0"/>
+        </w:rPr>
+        <w:t xml:space="preserve"> has eighteen adventure readers and two poetry readers; many intended users prefer poetry.</w:t>
+      </w:r>
+    </w:p>
+    <w:p>
+      <w:pPr>
+        <w:spacing w:line="336" w:lineRule="auto" w:after="180"/>
+      </w:pPr>
+      <w:r>
+        <w:rPr>
+          <w:b w:val="0"/>
+        </w:rPr>
         <w:t>Propose repair and evaluation.</w:t>
       </w:r>
     </w:p>
     <w:p>
-      <w:r>
-        <w:t>Show your trace, calculation or evidence</w:t>
+      <w:pPr>
+        <w:spacing w:line="336" w:lineRule="auto" w:after="180"/>
+      </w:pPr>
+      <w:r>
+        <w:rPr>
+          <w:b w:val="0"/>
+        </w:rPr>
+        <w:t xml:space="preserve">Show your trace, calculation or </w:t>
+      </w:r>
+      <w:r>
+        <w:rPr>
+          <w:b/>
+        </w:rPr>
+        <w:t>evidence</w:t>
       </w:r>
     </w:p>
     <w:p>
@@ -458,11 +607,29 @@
     </w:p>
     <w:p>
       <w:r>
+        <w:t>Apply the procedure to the changed case and record why the conclusion follows.</w:t>
+      </w:r>
+    </w:p>
+    <w:p>
+      <w:pPr>
+        <w:spacing w:line="336" w:lineRule="auto" w:after="180"/>
+        <w:shd w:fill="F5F1FB"/>
+      </w:pPr>
+      <w:r>
+        <w:rPr>
+          <w:b w:val="0"/>
+        </w:rPr>
         <w:t>A dataset has 18 adventure readers and 2 poetry readers. A recommender ignores poetry preferences. What would you inspect and test after a repair?</w:t>
       </w:r>
     </w:p>
     <w:p>
-      <w:r>
+      <w:pPr>
+        <w:spacing w:line="336" w:lineRule="auto" w:after="180"/>
+      </w:pPr>
+      <w:r>
+        <w:rPr>
+          <w:b w:val="0"/>
+        </w:rPr>
         <w:t>My independent answer and reason</w:t>
       </w:r>
     </w:p>
@@ -517,7 +684,30 @@
     </w:p>
     <w:p>
       <w:r>
-        <w:t>Create a changed input, boundary case or missing-information case. Write the expected answer or safe response before testing.</w:t>
+        <w:t>Specify a changed input, expected result and observation separately.</w:t>
+      </w:r>
+    </w:p>
+    <w:p>
+      <w:pPr>
+        <w:spacing w:line="336" w:lineRule="auto" w:after="180"/>
+      </w:pPr>
+      <w:r>
+        <w:rPr>
+          <w:b w:val="0"/>
+        </w:rPr>
+        <w:t xml:space="preserve">Create a changed </w:t>
+      </w:r>
+      <w:r>
+        <w:rPr>
+          <w:b/>
+        </w:rPr>
+        <w:t>input</w:t>
+      </w:r>
+      <w:r>
+        <w:rPr>
+          <w:b w:val="0"/>
+        </w:rPr>
+        <w:t>, boundary case or missing-information case. Write the expected answer or safe response before testing.</w:t>
       </w:r>
     </w:p>
     <w:tbl>
@@ -646,12 +836,41 @@
     </w:p>
     <w:p>
       <w:r>
+        <w:t>Justify what Repair Bias in Data adds to Transparent Book Recommender and keep the evidence.</w:t>
+      </w:r>
+    </w:p>
+    <w:p>
+      <w:pPr>
+        <w:spacing w:line="336" w:lineRule="auto" w:after="180"/>
+      </w:pPr>
+      <w:r>
+        <w:rPr>
+          <w:b w:val="0"/>
+        </w:rPr>
         <w:t>Change feature coverage or weights only after locating which reader profiles are underserved.</w:t>
       </w:r>
     </w:p>
     <w:p>
-      <w:r>
-        <w:t>The project change and evidence I will keep</w:t>
+      <w:pPr>
+        <w:spacing w:line="336" w:lineRule="auto" w:after="180"/>
+      </w:pPr>
+      <w:r>
+        <w:rPr>
+          <w:b w:val="0"/>
+        </w:rPr>
+        <w:t xml:space="preserve">The project change and </w:t>
+      </w:r>
+      <w:r>
+        <w:rPr>
+          <w:b/>
+        </w:rPr>
+        <w:t>evidence</w:t>
+      </w:r>
+      <w:r>
+        <w:rPr>
+          <w:b w:val="0"/>
+        </w:rPr>
+        <w:t xml:space="preserve"> I will keep</w:t>
       </w:r>
     </w:p>
     <w:p>
@@ -697,11 +916,54 @@
     </w:p>
     <w:p>
       <w:r>
-        <w:t>I can explain the mechanism. I can show evidence. I can handle a changed case. I can name a limit. Mark each as not yet, with help or independently, and attach supporting work.</w:t>
-      </w:r>
-    </w:p>
-    <w:p>
-      <w:r>
+        <w:t>Judge explanation, evidence, transfer and limits separately; attach the work behind your judgement.</w:t>
+      </w:r>
+    </w:p>
+    <w:p>
+      <w:pPr>
+        <w:pStyle w:val="ListBullet"/>
+      </w:pPr>
+      <w:r>
+        <w:t>I can explain the mechanism.</w:t>
+      </w:r>
+    </w:p>
+    <w:p>
+      <w:pPr>
+        <w:pStyle w:val="ListBullet"/>
+      </w:pPr>
+      <w:r>
+        <w:t>I can show evidence.</w:t>
+      </w:r>
+    </w:p>
+    <w:p>
+      <w:pPr>
+        <w:pStyle w:val="ListBullet"/>
+      </w:pPr>
+      <w:r>
+        <w:t>I can handle a changed case.</w:t>
+      </w:r>
+    </w:p>
+    <w:p>
+      <w:pPr>
+        <w:pStyle w:val="ListBullet"/>
+      </w:pPr>
+      <w:r>
+        <w:t>I can name a limit.</w:t>
+      </w:r>
+    </w:p>
+    <w:p>
+      <w:r>
+        <w:t>Mark each as not yet, with help or independently, and attach supporting work.</w:t>
+      </w:r>
+    </w:p>
+    <w:p>
+      <w:pPr>
+        <w:spacing w:line="336" w:lineRule="auto" w:after="180"/>
+      </w:pPr>
+      <w:r>
+        <w:rPr>
+          <w:b w:val="0"/>
+        </w:rPr>
         <w:t>Teacher review ____________________  Next step ____________________</w:t>
       </w:r>
     </w:p>
@@ -715,6 +977,17 @@
     </w:p>
     <w:p>
       <w:r>
+        <w:t>Use this earlier case as transfer practice. A case already discussed with feedback is not fresh assessment evidence.</w:t>
+      </w:r>
+    </w:p>
+    <w:p>
+      <w:pPr>
+        <w:spacing w:line="336" w:lineRule="auto" w:after="180"/>
+      </w:pPr>
+      <w:r>
+        <w:rPr>
+          <w:b w:val="0"/>
+        </w:rPr>
         <w:t>A catalogue has 30 adventure titles and 2 poetry titles. A recommender rarely suggests poetry. Design a repair and an evaluation that distinguishes catalogue coverage from scoring preference.</w:t>
       </w:r>
     </w:p>
@@ -762,7 +1035,13 @@
       </w:r>
     </w:p>
     <w:p>
-      <w:r>
+      <w:pPr>
+        <w:spacing w:line="336" w:lineRule="auto" w:after="180"/>
+      </w:pPr>
+      <w:r>
+        <w:rPr>
+          <w:b w:val="0"/>
+        </w:rPr>
         <w:t>Record support used: none, hint or teacher explanation.</w:t>
       </w:r>
     </w:p>
@@ -776,6 +1055,18 @@
     </w:p>
     <w:p>
       <w:r>
+        <w:t>Locate undercoverage. Apply the supplied Repair Bias in Data facts and keep your reasoning.</w:t>
+      </w:r>
+    </w:p>
+    <w:p>
+      <w:pPr>
+        <w:spacing w:line="336" w:lineRule="auto" w:after="180"/>
+        <w:shd w:fill="F5F1FB"/>
+      </w:pPr>
+      <w:r>
+        <w:rPr>
+          <w:b w:val="0"/>
+        </w:rPr>
         <w:t>A morning-only survey claims to represent all library visitors. Which visitors may be missed?</w:t>
       </w:r>
     </w:p>
@@ -827,6 +1118,17 @@
     </w:p>
     <w:p>
       <w:r>
+        <w:t>Combine counts. Apply the supplied Repair Bias in Data facts and keep your reasoning.</w:t>
+      </w:r>
+    </w:p>
+    <w:p>
+      <w:pPr>
+        <w:spacing w:line="336" w:lineRule="auto" w:after="180"/>
+      </w:pPr>
+      <w:r>
+        <w:rPr>
+          <w:b w:val="0"/>
+        </w:rPr>
         <w:t>Group A has 3 Yes of 4 and B has 2 Yes of 6. Find the combined proportion.</w:t>
       </w:r>
     </w:p>
@@ -878,7 +1180,31 @@
     </w:p>
     <w:p>
       <w:r>
-        <w:t>A form is shared only in the robotics club. How can the process better cover the grade?</w:t>
+        <w:t>Repair the collection. Apply the supplied Repair Bias in Data facts and keep your reasoning.</w:t>
+      </w:r>
+    </w:p>
+    <w:p>
+      <w:pPr>
+        <w:spacing w:line="336" w:lineRule="auto" w:after="180"/>
+        <w:shd w:fill="F5F1FB"/>
+      </w:pPr>
+      <w:r>
+        <w:rPr>
+          <w:b w:val="0"/>
+        </w:rPr>
+        <w:t xml:space="preserve">A form is shared only in the robotics club. How can the </w:t>
+      </w:r>
+      <w:r>
+        <w:rPr>
+          <w:b/>
+        </w:rPr>
+        <w:t>process</w:t>
+      </w:r>
+      <w:r>
+        <w:rPr>
+          <w:b w:val="0"/>
+        </w:rPr>
+        <w:t xml:space="preserve"> better cover the grade?</w:t>
       </w:r>
     </w:p>
     <w:p>
@@ -929,6 +1255,17 @@
     </w:p>
     <w:p>
       <w:r>
+        <w:t>Attempt before feedback. If this repeats the selected independent case, reuse that first attempt; otherwise keep a separate record. Audit independently. Apply the supplied Repair Bias in Data facts and keep your reasoning.</w:t>
+      </w:r>
+    </w:p>
+    <w:p>
+      <w:pPr>
+        <w:spacing w:line="336" w:lineRule="auto" w:after="180"/>
+      </w:pPr>
+      <w:r>
+        <w:rPr>
+          <w:b w:val="0"/>
+        </w:rPr>
         <w:t>A survey has 18 Yes of 20 club members and 2 Yes of 10 others. Compute both group rates and combined rate. Explain why 20/30 does not automatically describe the whole grade.</w:t>
       </w:r>
     </w:p>
@@ -990,6 +1327,18 @@
     </w:p>
     <w:p>
       <w:r>
+        <w:t>Avoid causal claims. Apply the supplied Repair Bias in Data facts and keep your reasoning.</w:t>
+      </w:r>
+    </w:p>
+    <w:p>
+      <w:pPr>
+        <w:spacing w:line="336" w:lineRule="auto" w:after="180"/>
+        <w:shd w:fill="F5F1FB"/>
+      </w:pPr>
+      <w:r>
+        <w:rPr>
+          <w:b w:val="0"/>
+        </w:rPr>
         <w:t>Club members favor coding more often. Does club membership necessarily cause that preference?</w:t>
       </w:r>
     </w:p>
@@ -1037,6 +1386,11 @@
       </w:pPr>
       <w:r>
         <w:t>17. Feedback, return check and learning record</w:t>
+      </w:r>
+    </w:p>
+    <w:p>
+      <w:r>
+        <w:t>Record the first repaired step and a different case to revisit after a delay.</w:t>
       </w:r>
     </w:p>
     <w:tbl>
@@ -1176,7 +1530,13 @@
       </w:tr>
     </w:tbl>
     <w:p>
-      <w:r>
+      <w:pPr>
+        <w:spacing w:line="336" w:lineRule="auto" w:after="180"/>
+      </w:pPr>
+      <w:r>
+        <w:rPr>
+          <w:b w:val="0"/>
+        </w:rPr>
         <w:t>Revisit this idea with your teacher after a delay. Familiarity is different from explaining and using it on a changed case.</w:t>
       </w:r>
     </w:p>
@@ -1190,16 +1550,39 @@
     </w:p>
     <w:p>
       <w:r>
+        <w:t>A fictional school polls learners about adding comic recommendations. Explain the labelled step before checking the changed condition.</w:t>
+      </w:r>
+    </w:p>
+    <w:p>
+      <w:pPr>
+        <w:spacing w:line="336" w:lineRule="auto" w:after="180"/>
+      </w:pPr>
+      <w:r>
+        <w:rPr>
+          <w:b w:val="0"/>
+        </w:rPr>
         <w:t>A fictional school polls learners about adding comic recommendations.</w:t>
       </w:r>
     </w:p>
     <w:p>
-      <w:r>
+      <w:pPr>
+        <w:spacing w:line="336" w:lineRule="auto" w:after="180"/>
+      </w:pPr>
+      <w:r>
+        <w:rPr>
+          <w:b w:val="0"/>
+        </w:rPr>
         <w:t>Library-club respondents: 12 Yes out of 15. Other respondents: 3 Yes out of 15.</w:t>
       </w:r>
     </w:p>
     <w:p>
-      <w:r>
+      <w:pPr>
+        <w:spacing w:line="336" w:lineRule="auto" w:after="180"/>
+      </w:pPr>
+      <w:r>
+        <w:rPr>
+          <w:b w:val="0"/>
+        </w:rPr>
         <w:t>The full grade has 30 club members and 90 others. These respondents were volunteers, not random selections.</w:t>
       </w:r>
     </w:p>
@@ -1276,7 +1659,14 @@
       </w:r>
     </w:p>
     <w:p>
-      <w:r>
+      <w:pPr>
+        <w:spacing w:line="336" w:lineRule="auto" w:after="180"/>
+        <w:shd w:fill="F5F1FB"/>
+      </w:pPr>
+      <w:r>
+        <w:rPr>
+          <w:b w:val="0"/>
+        </w:rPr>
         <w:t>Why must 35% be labelled an illustration rather than the measured grade-wide Yes rate?</w:t>
       </w:r>
     </w:p>
@@ -1319,12 +1709,45 @@
       </w:r>
     </w:p>
     <w:p>
-      <w:r>
-        <w:t>Support used: alone / hint / worked example. This record is practice evidence.</w:t>
-      </w:r>
-    </w:p>
-    <w:p>
-      <w:r>
+      <w:pPr>
+        <w:pStyle w:val="Heading3"/>
+      </w:pPr>
+      <w:r>
+        <w:t>Record the help used</w:t>
+      </w:r>
+    </w:p>
+    <w:p>
+      <w:pPr>
+        <w:spacing w:line="336" w:lineRule="auto" w:after="180"/>
+        <w:shd w:fill="F1F6F8"/>
+      </w:pPr>
+      <w:r>
+        <w:rPr>
+          <w:b w:val="0"/>
+        </w:rPr>
+        <w:t xml:space="preserve">Support used: alone / hint / worked example. This record is practice </w:t>
+      </w:r>
+      <w:r>
+        <w:rPr>
+          <w:b/>
+        </w:rPr>
+        <w:t>evidence</w:t>
+      </w:r>
+      <w:r>
+        <w:rPr>
+          <w:b w:val="0"/>
+        </w:rPr>
+        <w:t>.</w:t>
+      </w:r>
+    </w:p>
+    <w:p>
+      <w:pPr>
+        <w:spacing w:line="336" w:lineRule="auto" w:after="180"/>
+      </w:pPr>
+      <w:r>
+        <w:rPr>
+          <w:b w:val="0"/>
+        </w:rPr>
         <w:t>Project connection: Broaden recommender feedback collection and show respondent group coverage before making user-preference claims.</w:t>
       </w:r>
     </w:p>
@@ -1338,16 +1761,39 @@
     </w:p>
     <w:p>
       <w:r>
+        <w:t>Keep this week’s input, deciding step, result and limit together in the Transparent Book Recommender record.</w:t>
+      </w:r>
+    </w:p>
+    <w:p>
+      <w:pPr>
+        <w:spacing w:line="336" w:lineRule="auto" w:after="180"/>
+      </w:pPr>
+      <w:r>
+        <w:rPr>
+          <w:b w:val="0"/>
+        </w:rPr>
         <w:t>Project: Transparent Book Recommender</w:t>
       </w:r>
     </w:p>
     <w:p>
-      <w:r>
+      <w:pPr>
+        <w:spacing w:line="336" w:lineRule="auto" w:after="180"/>
+      </w:pPr>
+      <w:r>
+        <w:rPr>
+          <w:b w:val="0"/>
+        </w:rPr>
         <w:t>Current milestone: Evaluate and revise. Compare with your starting method, explain errors and record a justified revision.</w:t>
       </w:r>
     </w:p>
     <w:p>
-      <w:r>
+      <w:pPr>
+        <w:spacing w:line="336" w:lineRule="auto" w:after="180"/>
+      </w:pPr>
+      <w:r>
+        <w:rPr>
+          <w:b w:val="0"/>
+        </w:rPr>
         <w:t>Broaden recommender feedback collection and show respondent group coverage before making user-preference claims.</w:t>
       </w:r>
     </w:p>
@@ -1510,11 +1956,28 @@
     </w:p>
     <w:p>
       <w:r>
+        <w:t>Try the supported questions before comparing with hints and feedback. Record what you repaired and the evidence you retained.</w:t>
+      </w:r>
+    </w:p>
+    <w:p>
+      <w:pPr>
+        <w:spacing w:line="336" w:lineRule="auto" w:after="180"/>
+      </w:pPr>
+      <w:r>
+        <w:rPr>
+          <w:b w:val="0"/>
+        </w:rPr>
         <w:t>Use this supported practice once, in the browser or on paper. Keep the reserved independent assessment for a separate first attempt before teacher feedback.</w:t>
       </w:r>
     </w:p>
     <w:p>
-      <w:r>
+      <w:pPr>
+        <w:spacing w:line="336" w:lineRule="auto" w:after="180"/>
+      </w:pPr>
+      <w:r>
+        <w:rPr>
+          <w:b w:val="0"/>
+        </w:rPr>
         <w:t>A fictional school polls learners about adding comic recommendations.</w:t>
       </w:r>
     </w:p>
@@ -1527,27 +1990,73 @@
       </w:r>
     </w:p>
     <w:p>
-      <w:r>
-        <w:t>Which labelled step matches this detail? Plan including equality, documented invitations and report nonresponse by group.</w:t>
-      </w:r>
-    </w:p>
-    <w:p>
-      <w:r>
+      <w:pPr>
+        <w:spacing w:line="336" w:lineRule="auto" w:after="180"/>
+      </w:pPr>
+      <w:r>
+        <w:rPr>
+          <w:b w:val="0"/>
+        </w:rPr>
+        <w:t xml:space="preserve">Which labelled step matches this detail? Plan including equality, documented invitations and report </w:t>
+      </w:r>
+      <w:r>
+        <w:rPr>
+          <w:b/>
+        </w:rPr>
+        <w:t>nonresponse</w:t>
+      </w:r>
+      <w:r>
+        <w:rPr>
+          <w:b w:val="0"/>
+        </w:rPr>
+        <w:t xml:space="preserve"> by group.</w:t>
+      </w:r>
+    </w:p>
+    <w:p>
+      <w:pPr>
+        <w:spacing w:line="336" w:lineRule="auto" w:after="180"/>
+        <w:shd w:fill="F4F9FC"/>
+      </w:pPr>
+      <w:r>
+        <w:rPr>
+          <w:b w:val="0"/>
+        </w:rPr>
         <w:t>1. Group rates</w:t>
       </w:r>
     </w:p>
     <w:p>
-      <w:r>
+      <w:pPr>
+        <w:spacing w:line="336" w:lineRule="auto" w:after="180"/>
+        <w:shd w:fill="F4F9FC"/>
+      </w:pPr>
+      <w:r>
+        <w:rPr>
+          <w:b w:val="0"/>
+        </w:rPr>
         <w:t>2. Respondent total</w:t>
       </w:r>
     </w:p>
     <w:p>
-      <w:r>
+      <w:pPr>
+        <w:spacing w:line="336" w:lineRule="auto" w:after="180"/>
+        <w:shd w:fill="F4F9FC"/>
+      </w:pPr>
+      <w:r>
+        <w:rPr>
+          <w:b w:val="0"/>
+        </w:rPr>
         <w:t>3. Repair collection</w:t>
       </w:r>
     </w:p>
     <w:p>
-      <w:r>
+      <w:pPr>
+        <w:spacing w:line="336" w:lineRule="auto" w:after="180"/>
+        <w:shd w:fill="F4F9FC"/>
+      </w:pPr>
+      <w:r>
+        <w:rPr>
+          <w:b w:val="0"/>
+        </w:rPr>
         <w:t>4. Check representation</w:t>
       </w:r>
     </w:p>
@@ -1585,41 +2094,203 @@
       </w:r>
     </w:p>
     <w:p>
-      <w:r>
+      <w:pPr>
+        <w:pStyle w:val="Heading3"/>
+      </w:pPr>
+      <w:r>
+        <w:t>Hint · try first</w:t>
+      </w:r>
+    </w:p>
+    <w:p>
+      <w:pPr>
+        <w:spacing w:line="336" w:lineRule="auto" w:after="180"/>
+        <w:shd w:fill="F1F6F8"/>
+      </w:pPr>
+      <w:r>
+        <w:rPr>
+          <w:b w:val="0"/>
+        </w:rPr>
         <w:t>Hint if needed: Read the steps in the pictorial case. Match the supplied detail to the stage that performs or records it.</w:t>
       </w:r>
     </w:p>
     <w:p>
-      <w:r>
-        <w:t>After your attempt, compare with the supported explanation: Repair collection Plan including equality, documented invitations and report nonresponse by group. The combined respondent result gives club members more influence than their share of the grade. A weighted illustration using 25% and 75% gives 0.25×80%+0.75×20%=35%, but volunteers may differ within each group, so weighting alone does not establish the true grade preference. Improve the collection process rather than announcing the weighted number as fact.</w:t>
-      </w:r>
-    </w:p>
-    <w:p>
       <w:pPr>
         <w:pStyle w:val="Heading3"/>
       </w:pPr>
       <w:r>
+        <w:t>Feedback · compare after trying</w:t>
+      </w:r>
+    </w:p>
+    <w:p>
+      <w:pPr>
+        <w:spacing w:line="336" w:lineRule="auto" w:after="180"/>
+        <w:shd w:fill="F1F6FC"/>
+      </w:pPr>
+      <w:r>
+        <w:rPr>
+          <w:b w:val="0"/>
+        </w:rPr>
+        <w:t xml:space="preserve">After your attempt, compare with the supported explanation: Repair collection Plan including equality, documented invitations and report </w:t>
+      </w:r>
+      <w:r>
+        <w:rPr>
+          <w:b/>
+        </w:rPr>
+        <w:t>nonresponse</w:t>
+      </w:r>
+      <w:r>
+        <w:rPr>
+          <w:b w:val="0"/>
+        </w:rPr>
+        <w:t xml:space="preserve"> by group.</w:t>
+      </w:r>
+    </w:p>
+    <w:p>
+      <w:pPr>
+        <w:spacing w:line="336" w:lineRule="auto" w:after="180"/>
+        <w:shd w:fill="F1F6FC"/>
+      </w:pPr>
+      <w:r>
+        <w:rPr>
+          <w:b w:val="0"/>
+        </w:rPr>
+        <w:t>The combined respondent result gives club members more influence than their share of the grade.</w:t>
+      </w:r>
+    </w:p>
+    <w:p>
+      <w:pPr>
+        <w:spacing w:line="336" w:lineRule="auto" w:after="180"/>
+        <w:shd w:fill="F1F6FC"/>
+      </w:pPr>
+      <w:r>
+        <w:rPr>
+          <w:b w:val="0"/>
+        </w:rPr>
+        <w:t>A weighted illustration using 25% and 75% gives 0.25×</w:t>
+      </w:r>
+      <w:r>
+        <w:rPr>
+          <w:b/>
+        </w:rPr>
+        <w:t>80%</w:t>
+      </w:r>
+      <w:r>
+        <w:rPr>
+          <w:b w:val="0"/>
+        </w:rPr>
+        <w:t>+0.75×20%=35%, but volunteers may differ within each group, so weighting alone does not establish the true grade preference.</w:t>
+      </w:r>
+    </w:p>
+    <w:p>
+      <w:pPr>
+        <w:spacing w:line="336" w:lineRule="auto" w:after="180"/>
+        <w:shd w:fill="F1F6FC"/>
+      </w:pPr>
+      <w:r>
+        <w:rPr>
+          <w:b w:val="0"/>
+        </w:rPr>
+        <w:t xml:space="preserve">Improve the collection </w:t>
+      </w:r>
+      <w:r>
+        <w:rPr>
+          <w:b/>
+        </w:rPr>
+        <w:t>process</w:t>
+      </w:r>
+      <w:r>
+        <w:rPr>
+          <w:b w:val="0"/>
+        </w:rPr>
+        <w:t xml:space="preserve"> rather than announcing the weighted number as fact.</w:t>
+      </w:r>
+    </w:p>
+    <w:p>
+      <w:pPr>
+        <w:pStyle w:val="Heading3"/>
+      </w:pPr>
+      <w:r>
         <w:t>Practice 2: explain the deciding evidence</w:t>
       </w:r>
     </w:p>
     <w:p>
-      <w:r>
+      <w:pPr>
+        <w:pStyle w:val="Heading3"/>
+      </w:pPr>
+      <w:r>
+        <w:t>Changed case · predict first</w:t>
+      </w:r>
+    </w:p>
+    <w:p>
+      <w:pPr>
+        <w:spacing w:line="336" w:lineRule="auto" w:after="180"/>
+        <w:shd w:fill="F5F1FB"/>
+      </w:pPr>
+      <w:r>
+        <w:rPr>
+          <w:b w:val="0"/>
+        </w:rPr>
         <w:t>Changed-case practice: Recruit more club volunteers only. Which conclusion is supported by the supplied facts?</w:t>
       </w:r>
     </w:p>
     <w:p>
-      <w:r>
-        <w:t>1. This one example guarantees correct results for every future input.</w:t>
-      </w:r>
-    </w:p>
-    <w:p>
-      <w:r>
+      <w:pPr>
+        <w:spacing w:line="336" w:lineRule="auto" w:after="180"/>
+        <w:shd w:fill="F4F9FC"/>
+      </w:pPr>
+      <w:r>
+        <w:rPr>
+          <w:b w:val="0"/>
+        </w:rPr>
+        <w:t xml:space="preserve">1. This one example guarantees correct results for every future </w:t>
+      </w:r>
+      <w:r>
+        <w:rPr>
+          <w:b/>
+        </w:rPr>
+        <w:t>input</w:t>
+      </w:r>
+      <w:r>
+        <w:rPr>
+          <w:b w:val="0"/>
+        </w:rPr>
+        <w:t>.</w:t>
+      </w:r>
+    </w:p>
+    <w:p>
+      <w:pPr>
+        <w:spacing w:line="336" w:lineRule="auto" w:after="180"/>
+        <w:shd w:fill="F4F9FC"/>
+      </w:pPr>
+      <w:r>
+        <w:rPr>
+          <w:b w:val="0"/>
+        </w:rPr>
         <w:t>2. Sample size increases without fixing missing representation of other learners.</w:t>
       </w:r>
     </w:p>
     <w:p>
-      <w:r>
-        <w:t>3. We can decide the result without examining the changed input or the procedure.</w:t>
+      <w:pPr>
+        <w:spacing w:line="336" w:lineRule="auto" w:after="180"/>
+        <w:shd w:fill="F4F9FC"/>
+      </w:pPr>
+      <w:r>
+        <w:rPr>
+          <w:b w:val="0"/>
+        </w:rPr>
+        <w:t xml:space="preserve">3. We can decide the result without examining the changed </w:t>
+      </w:r>
+      <w:r>
+        <w:rPr>
+          <w:b/>
+        </w:rPr>
+        <w:t>input</w:t>
+      </w:r>
+      <w:r>
+        <w:rPr>
+          <w:b w:val="0"/>
+        </w:rPr>
+        <w:t xml:space="preserve"> or the procedure.</w:t>
       </w:r>
     </w:p>
     <w:p>
@@ -1656,12 +2327,42 @@
       </w:r>
     </w:p>
     <w:p>
-      <w:r>
+      <w:pPr>
+        <w:pStyle w:val="Heading3"/>
+      </w:pPr>
+      <w:r>
+        <w:t>Hint · try first</w:t>
+      </w:r>
+    </w:p>
+    <w:p>
+      <w:pPr>
+        <w:spacing w:line="336" w:lineRule="auto" w:after="180"/>
+        <w:shd w:fill="F1F6F8"/>
+      </w:pPr>
+      <w:r>
+        <w:rPr>
+          <w:b w:val="0"/>
+        </w:rPr>
         <w:t>Hint if needed: Use the changed condition and the deciding step in the pictorial trace. The answer must say what follows from those facts.</w:t>
       </w:r>
     </w:p>
     <w:p>
-      <w:r>
+      <w:pPr>
+        <w:pStyle w:val="Heading3"/>
+      </w:pPr>
+      <w:r>
+        <w:t>Feedback · compare after trying</w:t>
+      </w:r>
+    </w:p>
+    <w:p>
+      <w:pPr>
+        <w:spacing w:line="336" w:lineRule="auto" w:after="180"/>
+        <w:shd w:fill="F1F6FC"/>
+      </w:pPr>
+      <w:r>
+        <w:rPr>
+          <w:b w:val="0"/>
+        </w:rPr>
         <w:t>After your attempt, compare with the supported explanation: Sample size increases without fixing missing representation of other learners. The added respondents come from the already overrepresented group.</w:t>
       </w:r>
     </w:p>
@@ -1674,18 +2375,118 @@
       </w:r>
     </w:p>
     <w:p>
-      <w:r>
-        <w:t>Review Sampling and Representation (ai-2/19). Goal: Define a question and target population. Short practice: Can 80% response be reported as 80% of the whole grade responding?. Return to this week and explain what you changed.</w:t>
-      </w:r>
-    </w:p>
-    <w:p>
-      <w:r>
-        <w:t>Review Noise and Outliers (ai-2/17). Goal: Calculate mean and median. Short practice: If 18 was genuine, which summary better describes the middle observed task, and what extra fact should be shown?. Return to this week and explain what you changed.</w:t>
-      </w:r>
-    </w:p>
-    <w:p>
-      <w:r>
-        <w:t>Review Decision Trees (ai-2/14). Goal: Fit a root question and leaf predictions from training examples. Short practice: Why does changing colour alone not change this tree’s prediction?. Return to this week and explain what you changed.</w:t>
+      <w:pPr>
+        <w:spacing w:line="336" w:lineRule="auto" w:after="180"/>
+      </w:pPr>
+      <w:r>
+        <w:rPr>
+          <w:b w:val="0"/>
+        </w:rPr>
+        <w:t xml:space="preserve">Review Sampling and Representation (ai-2/19). Goal: Define a question and target population. Short practice: Can </w:t>
+      </w:r>
+      <w:r>
+        <w:rPr>
+          <w:b/>
+        </w:rPr>
+        <w:t>80%</w:t>
+      </w:r>
+      <w:r>
+        <w:rPr>
+          <w:b w:val="0"/>
+        </w:rPr>
+        <w:t xml:space="preserve"> response be reported as </w:t>
+      </w:r>
+      <w:r>
+        <w:rPr>
+          <w:b/>
+        </w:rPr>
+        <w:t>80%</w:t>
+      </w:r>
+      <w:r>
+        <w:rPr>
+          <w:b w:val="0"/>
+        </w:rPr>
+        <w:t xml:space="preserve"> of the whole grade responding?. Return to this week and explain what you changed.</w:t>
+      </w:r>
+    </w:p>
+    <w:p>
+      <w:pPr>
+        <w:spacing w:line="336" w:lineRule="auto" w:after="180"/>
+      </w:pPr>
+      <w:r>
+        <w:rPr>
+          <w:b w:val="0"/>
+        </w:rPr>
+        <w:t>Review Noise and Outliers (ai-2/17). Goal: Calculate mean and median. Short practice: If 18 was genuine, which summary better describes the middle observed task, and what extra fact should be shown?.</w:t>
+      </w:r>
+    </w:p>
+    <w:p>
+      <w:pPr>
+        <w:spacing w:line="336" w:lineRule="auto" w:after="180"/>
+      </w:pPr>
+      <w:r>
+        <w:rPr>
+          <w:b w:val="0"/>
+        </w:rPr>
+        <w:t>Return to this week and explain what you changed.</w:t>
+      </w:r>
+    </w:p>
+    <w:p>
+      <w:pPr>
+        <w:spacing w:line="336" w:lineRule="auto" w:after="180"/>
+      </w:pPr>
+      <w:r>
+        <w:rPr>
+          <w:b w:val="0"/>
+        </w:rPr>
+        <w:t xml:space="preserve">Review Decision Trees (ai-2/14). Goal: Fit a root question and leaf </w:t>
+      </w:r>
+      <w:r>
+        <w:rPr>
+          <w:b/>
+        </w:rPr>
+        <w:t>prediction</w:t>
+      </w:r>
+      <w:r>
+        <w:rPr>
+          <w:b w:val="0"/>
+        </w:rPr>
+        <w:t xml:space="preserve">s from </w:t>
+      </w:r>
+      <w:r>
+        <w:rPr>
+          <w:b/>
+        </w:rPr>
+        <w:t>training</w:t>
+      </w:r>
+      <w:r>
+        <w:rPr>
+          <w:b w:val="0"/>
+        </w:rPr>
+        <w:t xml:space="preserve"> examples. Short practice: Why does changing colour alone not change this tree’s </w:t>
+      </w:r>
+      <w:r>
+        <w:rPr>
+          <w:b/>
+        </w:rPr>
+        <w:t>prediction</w:t>
+      </w:r>
+      <w:r>
+        <w:rPr>
+          <w:b w:val="0"/>
+        </w:rPr>
+        <w:t>?.</w:t>
+      </w:r>
+    </w:p>
+    <w:p>
+      <w:pPr>
+        <w:spacing w:line="336" w:lineRule="auto" w:after="180"/>
+      </w:pPr>
+      <w:r>
+        <w:rPr>
+          <w:b w:val="0"/>
+        </w:rPr>
+        <w:t>Return to this week and explain what you changed.</w:t>
       </w:r>
     </w:p>
     <w:p>
@@ -1697,8 +2498,61 @@
       </w:r>
     </w:p>
     <w:p>
-      <w:r>
-        <w:t>The browser lab lets you edit the supported Python examples already included in this lesson. Predict first, run, inspect the actual output or error, change one input, then run again. Keep code, predictions, actual results and a reasoned revision together. On paper, label your result as a trace rather than an execution.</w:t>
+      <w:pPr>
+        <w:spacing w:line="336" w:lineRule="auto" w:after="180"/>
+      </w:pPr>
+      <w:r>
+        <w:rPr>
+          <w:b w:val="0"/>
+        </w:rPr>
+        <w:t xml:space="preserve">The browser lab lets you edit the supported Python examples already included in this lesson. Predict first, run, inspect the actual </w:t>
+      </w:r>
+      <w:r>
+        <w:rPr>
+          <w:b/>
+        </w:rPr>
+        <w:t>output</w:t>
+      </w:r>
+      <w:r>
+        <w:rPr>
+          <w:b w:val="0"/>
+        </w:rPr>
+        <w:t xml:space="preserve"> or error, change one </w:t>
+      </w:r>
+      <w:r>
+        <w:rPr>
+          <w:b/>
+        </w:rPr>
+        <w:t>input</w:t>
+      </w:r>
+      <w:r>
+        <w:rPr>
+          <w:b w:val="0"/>
+        </w:rPr>
+        <w:t>, then run again.</w:t>
+      </w:r>
+    </w:p>
+    <w:p>
+      <w:pPr>
+        <w:spacing w:line="336" w:lineRule="auto" w:after="180"/>
+      </w:pPr>
+      <w:r>
+        <w:rPr>
+          <w:b w:val="0"/>
+        </w:rPr>
+        <w:t xml:space="preserve">Keep code, </w:t>
+      </w:r>
+      <w:r>
+        <w:rPr>
+          <w:b/>
+        </w:rPr>
+        <w:t>prediction</w:t>
+      </w:r>
+      <w:r>
+        <w:rPr>
+          <w:b w:val="0"/>
+        </w:rPr>
+        <w:t>s, actual results and a reasoned revision together. On paper, label your result as a trace rather than an execution.</w:t>
       </w:r>
     </w:p>
     <w:p>
@@ -1710,8 +2564,37 @@
       </w:r>
     </w:p>
     <w:p>
-      <w:r>
-        <w:t>Use Download completed work in the hosted lesson to export your answers, reflections, practice feedback and code-run evidence. Open the HTML copy to read or print it. Drafts stay in this browser when storage is available; clear drafts on a shared device.</w:t>
+      <w:pPr>
+        <w:spacing w:line="336" w:lineRule="auto" w:after="180"/>
+      </w:pPr>
+      <w:r>
+        <w:rPr>
+          <w:b w:val="0"/>
+        </w:rPr>
+        <w:t xml:space="preserve">Use Download completed work in the hosted lesson to export your answers, reflections, practice feedback and code-run </w:t>
+      </w:r>
+      <w:r>
+        <w:rPr>
+          <w:b/>
+        </w:rPr>
+        <w:t>evidence</w:t>
+      </w:r>
+      <w:r>
+        <w:rPr>
+          <w:b w:val="0"/>
+        </w:rPr>
+        <w:t>. Open the HTML copy to read or print it.</w:t>
+      </w:r>
+    </w:p>
+    <w:p>
+      <w:pPr>
+        <w:spacing w:line="336" w:lineRule="auto" w:after="180"/>
+      </w:pPr>
+      <w:r>
+        <w:rPr>
+          <w:b w:val="0"/>
+        </w:rPr>
+        <w:t>Drafts stay in this browser when storage is available; clear drafts on a shared device.</w:t>
       </w:r>
     </w:p>
     <w:p>
@@ -1725,6 +2608,740 @@
     <w:p>
       <w:r>
         <w:t>________________________________________________________________</w:t>
+      </w:r>
+    </w:p>
+    <w:p>
+      <w:r>
+        <w:t>________________________________________________________________</w:t>
+      </w:r>
+    </w:p>
+    <w:p>
+      <w:r>
+        <w:t>________________________________________________________________</w:t>
+      </w:r>
+    </w:p>
+    <w:p>
+      <w:r>
+        <w:t>________________________________________________________________</w:t>
+      </w:r>
+    </w:p>
+    <w:p>
+      <w:r>
+        <w:t>________________________________________________________________</w:t>
+      </w:r>
+    </w:p>
+    <w:p>
+      <w:pPr>
+        <w:pStyle w:val="Heading1"/>
+      </w:pPr>
+      <w:r>
+        <w:t>21. Visual concept journey</w:t>
+      </w:r>
+    </w:p>
+    <w:p>
+      <w:r>
+        <w:t>Explain each Repair Bias in Data picture from its labels, then record a relevant limit.</w:t>
+      </w:r>
+    </w:p>
+    <w:p>
+      <w:pPr>
+        <w:pStyle w:val="Heading3"/>
+      </w:pPr>
+      <w:r>
+        <w:t>01. Repair Bias in Data: the case</w:t>
+      </w:r>
+    </w:p>
+    <w:p>
+      <w:r>
+        <w:drawing>
+          <wp:inline xmlns:a="http://schemas.openxmlformats.org/drawingml/2006/main" xmlns:pic="http://schemas.openxmlformats.org/drawingml/2006/picture">
+            <wp:extent cx="5486400" cy="2840736"/>
+            <wp:docPr id="3" name="Picture 3" descr="A fictional school polls learners about adding comic recommendations. Supplied facts: Library-club respondents: 12 Yes out of 15. Other respondents: 3 Yes out of 15. The full grade has 30 club members and 90 others. These respondents were volunteers, not random selections."/>
+            <wp:cNvGraphicFramePr>
+              <a:graphicFrameLocks noChangeAspect="1"/>
+            </wp:cNvGraphicFramePr>
+            <a:graphic>
+              <a:graphicData uri="http://schemas.openxmlformats.org/drawingml/2006/picture">
+                <pic:pic>
+                  <pic:nvPicPr>
+                    <pic:cNvPr id="0" name="academy-story-ai-2-20-01.png"/>
+                    <pic:cNvPicPr/>
+                  </pic:nvPicPr>
+                  <pic:blipFill>
+                    <a:blip r:embed="rId11"/>
+                    <a:stretch>
+                      <a:fillRect/>
+                    </a:stretch>
+                  </pic:blipFill>
+                  <pic:spPr>
+                    <a:xfrm>
+                      <a:off x="0" y="0"/>
+                      <a:ext cx="5486400" cy="2840736"/>
+                    </a:xfrm>
+                    <a:prstGeom prst="rect"/>
+                  </pic:spPr>
+                </pic:pic>
+              </a:graphicData>
+            </a:graphic>
+          </wp:inline>
+        </w:drawing>
+      </w:r>
+    </w:p>
+    <w:p>
+      <w:pPr>
+        <w:spacing w:line="336" w:lineRule="auto" w:after="180"/>
+      </w:pPr>
+      <w:r>
+        <w:rPr>
+          <w:b w:val="0"/>
+        </w:rPr>
+        <w:t>A fictional school polls learners about adding comic recommendations. Supplied facts: Library-club respondents: 12 Yes out of 15. Other respondents: 3 Yes out of 15. The full grade has 30 club members and 90 others.</w:t>
+      </w:r>
+    </w:p>
+    <w:p>
+      <w:pPr>
+        <w:spacing w:line="336" w:lineRule="auto" w:after="180"/>
+      </w:pPr>
+      <w:r>
+        <w:rPr>
+          <w:b w:val="0"/>
+        </w:rPr>
+        <w:t>These respondents were volunteers, not random selections.</w:t>
+      </w:r>
+    </w:p>
+    <w:p>
+      <w:pPr>
+        <w:spacing w:line="336" w:lineRule="auto" w:after="180"/>
+        <w:shd w:fill="F5F1FB"/>
+      </w:pPr>
+      <w:r>
+        <w:rPr>
+          <w:b w:val="0"/>
+        </w:rPr>
+        <w:t>Point to the given fact that matters most. Explain why it matters.</w:t>
+      </w:r>
+    </w:p>
+    <w:p>
+      <w:pPr>
+        <w:pStyle w:val="Heading3"/>
+      </w:pPr>
+      <w:r>
+        <w:t>My picture explanation, deciding evidence and one limit</w:t>
+      </w:r>
+    </w:p>
+    <w:p>
+      <w:r>
+        <w:t>________________________________________________________________</w:t>
+      </w:r>
+    </w:p>
+    <w:p>
+      <w:r>
+        <w:t>________________________________________________________________</w:t>
+      </w:r>
+    </w:p>
+    <w:p>
+      <w:r>
+        <w:t>________________________________________________________________</w:t>
+      </w:r>
+    </w:p>
+    <w:p>
+      <w:r>
+        <w:t>________________________________________________________________</w:t>
+      </w:r>
+    </w:p>
+    <w:p>
+      <w:pPr>
+        <w:pStyle w:val="Heading3"/>
+      </w:pPr>
+      <w:r>
+        <w:t>02. Follow the deciding steps</w:t>
+      </w:r>
+    </w:p>
+    <w:p>
+      <w:r>
+        <w:drawing>
+          <wp:inline xmlns:a="http://schemas.openxmlformats.org/drawingml/2006/main" xmlns:pic="http://schemas.openxmlformats.org/drawingml/2006/picture">
+            <wp:extent cx="5486400" cy="4160520"/>
+            <wp:docPr id="4" name="Picture 4" descr="Group rates: Club:12/15=80%; others:3/15=20%. → Respondent total: 15 Yes out of 30 respondents =50%. → Check representation: Respondents split 50/50, but the grade is 25% club and 75% other. → Repair collection: Plan including equality, documented invitations and report nonresponse by group."/>
+            <wp:cNvGraphicFramePr>
+              <a:graphicFrameLocks noChangeAspect="1"/>
+            </wp:cNvGraphicFramePr>
+            <a:graphic>
+              <a:graphicData uri="http://schemas.openxmlformats.org/drawingml/2006/picture">
+                <pic:pic>
+                  <pic:nvPicPr>
+                    <pic:cNvPr id="0" name="academy-story-ai-2-20-02.png"/>
+                    <pic:cNvPicPr/>
+                  </pic:nvPicPr>
+                  <pic:blipFill>
+                    <a:blip r:embed="rId12"/>
+                    <a:stretch>
+                      <a:fillRect/>
+                    </a:stretch>
+                  </pic:blipFill>
+                  <pic:spPr>
+                    <a:xfrm>
+                      <a:off x="0" y="0"/>
+                      <a:ext cx="5486400" cy="4160520"/>
+                    </a:xfrm>
+                    <a:prstGeom prst="rect"/>
+                  </pic:spPr>
+                </pic:pic>
+              </a:graphicData>
+            </a:graphic>
+          </wp:inline>
+        </w:drawing>
+      </w:r>
+    </w:p>
+    <w:p>
+      <w:pPr>
+        <w:spacing w:line="336" w:lineRule="auto" w:after="180"/>
+      </w:pPr>
+      <w:r>
+        <w:rPr>
+          <w:b w:val="0"/>
+        </w:rPr>
+        <w:t>Group rates: Club:12/15=</w:t>
+      </w:r>
+      <w:r>
+        <w:rPr>
+          <w:b/>
+        </w:rPr>
+        <w:t>80%</w:t>
+      </w:r>
+      <w:r>
+        <w:rPr>
+          <w:b w:val="0"/>
+        </w:rPr>
+        <w:t xml:space="preserve">; others:3/15=20%. → Respondent total: 15 Yes out of 30 respondents =50%. → Check representation: Respondents split 50/50, but the grade is 25% club and 75% other. → Repair collection: Plan including equality, documented invitations and report </w:t>
+      </w:r>
+      <w:r>
+        <w:rPr>
+          <w:b/>
+        </w:rPr>
+        <w:t>nonresponse</w:t>
+      </w:r>
+      <w:r>
+        <w:rPr>
+          <w:b w:val="0"/>
+        </w:rPr>
+        <w:t xml:space="preserve"> by group.</w:t>
+      </w:r>
+    </w:p>
+    <w:p>
+      <w:pPr>
+        <w:spacing w:line="336" w:lineRule="auto" w:after="180"/>
+        <w:shd w:fill="F5F1FB"/>
+      </w:pPr>
+      <w:r>
+        <w:rPr>
+          <w:b w:val="0"/>
+        </w:rPr>
+        <w:t xml:space="preserve">Point to each numbered stage and explain which recorded </w:t>
+      </w:r>
+      <w:r>
+        <w:rPr>
+          <w:b/>
+        </w:rPr>
+        <w:t>input</w:t>
+      </w:r>
+      <w:r>
+        <w:rPr>
+          <w:b w:val="0"/>
+        </w:rPr>
+        <w:t xml:space="preserve"> it uses.</w:t>
+      </w:r>
+    </w:p>
+    <w:p>
+      <w:pPr>
+        <w:pStyle w:val="Heading3"/>
+      </w:pPr>
+      <w:r>
+        <w:t>My picture explanation, deciding evidence and one limit</w:t>
+      </w:r>
+    </w:p>
+    <w:p>
+      <w:r>
+        <w:t>________________________________________________________________</w:t>
+      </w:r>
+    </w:p>
+    <w:p>
+      <w:r>
+        <w:t>________________________________________________________________</w:t>
+      </w:r>
+    </w:p>
+    <w:p>
+      <w:r>
+        <w:t>________________________________________________________________</w:t>
+      </w:r>
+    </w:p>
+    <w:p>
+      <w:r>
+        <w:t>________________________________________________________________</w:t>
+      </w:r>
+    </w:p>
+    <w:p>
+      <w:pPr>
+        <w:pStyle w:val="Heading3"/>
+      </w:pPr>
+      <w:r>
+        <w:t>03. Volunteer group comparison</w:t>
+      </w:r>
+    </w:p>
+    <w:p>
+      <w:r>
+        <w:drawing>
+          <wp:inline xmlns:a="http://schemas.openxmlformats.org/drawingml/2006/main" xmlns:pic="http://schemas.openxmlformats.org/drawingml/2006/picture">
+            <wp:extent cx="5486400" cy="3096768"/>
+            <wp:docPr id="5" name="Picture 5" descr="Volunteer group comparison. Club: Yes responses = 12, Respondents = 15, Grade members = 30. Others: Yes responses = 3, Respondents = 15, Grade members = 90."/>
+            <wp:cNvGraphicFramePr>
+              <a:graphicFrameLocks noChangeAspect="1"/>
+            </wp:cNvGraphicFramePr>
+            <a:graphic>
+              <a:graphicData uri="http://schemas.openxmlformats.org/drawingml/2006/picture">
+                <pic:pic>
+                  <pic:nvPicPr>
+                    <pic:cNvPr id="0" name="academy-story-ai-2-20-03.png"/>
+                    <pic:cNvPicPr/>
+                  </pic:nvPicPr>
+                  <pic:blipFill>
+                    <a:blip r:embed="rId13"/>
+                    <a:stretch>
+                      <a:fillRect/>
+                    </a:stretch>
+                  </pic:blipFill>
+                  <pic:spPr>
+                    <a:xfrm>
+                      <a:off x="0" y="0"/>
+                      <a:ext cx="5486400" cy="3096768"/>
+                    </a:xfrm>
+                    <a:prstGeom prst="rect"/>
+                  </pic:spPr>
+                </pic:pic>
+              </a:graphicData>
+            </a:graphic>
+          </wp:inline>
+        </w:drawing>
+      </w:r>
+    </w:p>
+    <w:p>
+      <w:pPr>
+        <w:spacing w:line="336" w:lineRule="auto" w:after="180"/>
+      </w:pPr>
+      <w:r>
+        <w:rPr>
+          <w:b w:val="0"/>
+        </w:rPr>
+        <w:t>Volunteer group comparison. Club: Yes responses = 12, Respondents = 15, Grade members = 30. Others: Yes responses = 3, Respondents = 15, Grade members = 90.</w:t>
+      </w:r>
+    </w:p>
+    <w:p>
+      <w:pPr>
+        <w:spacing w:line="336" w:lineRule="auto" w:after="180"/>
+        <w:shd w:fill="F5F1FB"/>
+      </w:pPr>
+      <w:r>
+        <w:rPr>
+          <w:b w:val="0"/>
+        </w:rPr>
+        <w:t>Read the labels and values. Explain the relationship the model shows.</w:t>
+      </w:r>
+    </w:p>
+    <w:p>
+      <w:pPr>
+        <w:pStyle w:val="Heading3"/>
+      </w:pPr>
+      <w:r>
+        <w:t>My picture explanation, deciding evidence and one limit</w:t>
+      </w:r>
+    </w:p>
+    <w:p>
+      <w:r>
+        <w:t>________________________________________________________________</w:t>
+      </w:r>
+    </w:p>
+    <w:p>
+      <w:r>
+        <w:t>________________________________________________________________</w:t>
+      </w:r>
+    </w:p>
+    <w:p>
+      <w:r>
+        <w:t>________________________________________________________________</w:t>
+      </w:r>
+    </w:p>
+    <w:p>
+      <w:r>
+        <w:t>________________________________________________________________</w:t>
+      </w:r>
+    </w:p>
+    <w:p>
+      <w:pPr>
+        <w:pStyle w:val="Heading3"/>
+      </w:pPr>
+      <w:r>
+        <w:t>04. Change one thing. Trace what follows.</w:t>
+      </w:r>
+    </w:p>
+    <w:p>
+      <w:r>
+        <w:drawing>
+          <wp:inline xmlns:a="http://schemas.openxmlformats.org/drawingml/2006/main" xmlns:pic="http://schemas.openxmlformats.org/drawingml/2006/picture">
+            <wp:extent cx="5486400" cy="3041904"/>
+            <wp:docPr id="6" name="Picture 6" descr="Original case: Plan including equality, documented invitations and report nonresponse by group. Changed condition: Recruit more club volunteers only. Expected result: Sample size increases without fixing missing representation of other learners. Reason: The added respondents come from the already overrepresented group."/>
+            <wp:cNvGraphicFramePr>
+              <a:graphicFrameLocks noChangeAspect="1"/>
+            </wp:cNvGraphicFramePr>
+            <a:graphic>
+              <a:graphicData uri="http://schemas.openxmlformats.org/drawingml/2006/picture">
+                <pic:pic>
+                  <pic:nvPicPr>
+                    <pic:cNvPr id="0" name="academy-story-ai-2-20-04.png"/>
+                    <pic:cNvPicPr/>
+                  </pic:nvPicPr>
+                  <pic:blipFill>
+                    <a:blip r:embed="rId14"/>
+                    <a:stretch>
+                      <a:fillRect/>
+                    </a:stretch>
+                  </pic:blipFill>
+                  <pic:spPr>
+                    <a:xfrm>
+                      <a:off x="0" y="0"/>
+                      <a:ext cx="5486400" cy="3041904"/>
+                    </a:xfrm>
+                    <a:prstGeom prst="rect"/>
+                  </pic:spPr>
+                </pic:pic>
+              </a:graphicData>
+            </a:graphic>
+          </wp:inline>
+        </w:drawing>
+      </w:r>
+    </w:p>
+    <w:p>
+      <w:pPr>
+        <w:spacing w:line="336" w:lineRule="auto" w:after="180"/>
+      </w:pPr>
+      <w:r>
+        <w:rPr>
+          <w:b w:val="0"/>
+        </w:rPr>
+        <w:t xml:space="preserve">Original case: Plan including equality, documented invitations and report </w:t>
+      </w:r>
+      <w:r>
+        <w:rPr>
+          <w:b/>
+        </w:rPr>
+        <w:t>nonresponse</w:t>
+      </w:r>
+      <w:r>
+        <w:rPr>
+          <w:b w:val="0"/>
+        </w:rPr>
+        <w:t xml:space="preserve"> by group. Changed condition: Recruit more club volunteers only.</w:t>
+      </w:r>
+    </w:p>
+    <w:p>
+      <w:pPr>
+        <w:spacing w:line="336" w:lineRule="auto" w:after="180"/>
+      </w:pPr>
+      <w:r>
+        <w:rPr>
+          <w:b w:val="0"/>
+        </w:rPr>
+        <w:t>Expected result: Sample size increases without fixing missing representation of other learners. Reason: The added respondents come from the already overrepresented group.</w:t>
+      </w:r>
+    </w:p>
+    <w:p>
+      <w:pPr>
+        <w:spacing w:line="336" w:lineRule="auto" w:after="180"/>
+        <w:shd w:fill="F5F1FB"/>
+      </w:pPr>
+      <w:r>
+        <w:rPr>
+          <w:b w:val="0"/>
+        </w:rPr>
+        <w:t>Predict before checking the worked changed-case result. Name what changed and what the supplied facts allow you to conclude.</w:t>
+      </w:r>
+    </w:p>
+    <w:p>
+      <w:pPr>
+        <w:pStyle w:val="Heading3"/>
+      </w:pPr>
+      <w:r>
+        <w:t>My picture explanation, deciding evidence and one limit</w:t>
+      </w:r>
+    </w:p>
+    <w:p>
+      <w:r>
+        <w:t>________________________________________________________________</w:t>
+      </w:r>
+    </w:p>
+    <w:p>
+      <w:r>
+        <w:t>________________________________________________________________</w:t>
+      </w:r>
+    </w:p>
+    <w:p>
+      <w:r>
+        <w:t>________________________________________________________________</w:t>
+      </w:r>
+    </w:p>
+    <w:p>
+      <w:r>
+        <w:t>________________________________________________________________</w:t>
+      </w:r>
+    </w:p>
+    <w:p>
+      <w:pPr>
+        <w:pStyle w:val="Heading3"/>
+      </w:pPr>
+      <w:r>
+        <w:t>05. Connect the explanation to its limit</w:t>
+      </w:r>
+    </w:p>
+    <w:p>
+      <w:r>
+        <w:drawing>
+          <wp:inline xmlns:a="http://schemas.openxmlformats.org/drawingml/2006/main" xmlns:pic="http://schemas.openxmlformats.org/drawingml/2006/picture">
+            <wp:extent cx="5486400" cy="2834640"/>
+            <wp:docPr id="7" name="Picture 7" descr="The combined respondent result gives club members more influence than their share of the grade. A weighted illustration using 25% and 75% gives 0.25×80%+0.75×20%=35%, but volunteers may differ within each group, so weighting alone does not establish the true grade preference. Improve the collection process rather than announcing the weighted number as fact. Limit: Neither raw nor weighted volunteer rates prove the whole grade’s opinion; privacy and consent rules still apply."/>
+            <wp:cNvGraphicFramePr>
+              <a:graphicFrameLocks noChangeAspect="1"/>
+            </wp:cNvGraphicFramePr>
+            <a:graphic>
+              <a:graphicData uri="http://schemas.openxmlformats.org/drawingml/2006/picture">
+                <pic:pic>
+                  <pic:nvPicPr>
+                    <pic:cNvPr id="0" name="academy-story-ai-2-20-05.png"/>
+                    <pic:cNvPicPr/>
+                  </pic:nvPicPr>
+                  <pic:blipFill>
+                    <a:blip r:embed="rId15"/>
+                    <a:stretch>
+                      <a:fillRect/>
+                    </a:stretch>
+                  </pic:blipFill>
+                  <pic:spPr>
+                    <a:xfrm>
+                      <a:off x="0" y="0"/>
+                      <a:ext cx="5486400" cy="2834640"/>
+                    </a:xfrm>
+                    <a:prstGeom prst="rect"/>
+                  </pic:spPr>
+                </pic:pic>
+              </a:graphicData>
+            </a:graphic>
+          </wp:inline>
+        </w:drawing>
+      </w:r>
+    </w:p>
+    <w:p>
+      <w:pPr>
+        <w:spacing w:line="336" w:lineRule="auto" w:after="180"/>
+      </w:pPr>
+      <w:r>
+        <w:rPr>
+          <w:b w:val="0"/>
+        </w:rPr>
+        <w:t>The combined respondent result gives club members more influence than their share of the grade.</w:t>
+      </w:r>
+    </w:p>
+    <w:p>
+      <w:pPr>
+        <w:spacing w:line="336" w:lineRule="auto" w:after="180"/>
+      </w:pPr>
+      <w:r>
+        <w:rPr>
+          <w:b w:val="0"/>
+        </w:rPr>
+        <w:t>A weighted illustration using 25% and 75% gives 0.25×</w:t>
+      </w:r>
+      <w:r>
+        <w:rPr>
+          <w:b/>
+        </w:rPr>
+        <w:t>80%</w:t>
+      </w:r>
+      <w:r>
+        <w:rPr>
+          <w:b w:val="0"/>
+        </w:rPr>
+        <w:t>+0.75×20%=35%, but volunteers may differ within each group, so weighting alone does not establish the true grade preference.</w:t>
+      </w:r>
+    </w:p>
+    <w:p>
+      <w:pPr>
+        <w:spacing w:line="336" w:lineRule="auto" w:after="180"/>
+      </w:pPr>
+      <w:r>
+        <w:rPr>
+          <w:b w:val="0"/>
+        </w:rPr>
+        <w:t xml:space="preserve">Improve the collection </w:t>
+      </w:r>
+      <w:r>
+        <w:rPr>
+          <w:b/>
+        </w:rPr>
+        <w:t>process</w:t>
+      </w:r>
+      <w:r>
+        <w:rPr>
+          <w:b w:val="0"/>
+        </w:rPr>
+        <w:t xml:space="preserve"> rather than announcing the weighted number as fact. Limit: Neither raw nor weighted volunteer rates prove the whole grade’s opinion; privacy and consent rules still apply.</w:t>
+      </w:r>
+    </w:p>
+    <w:p>
+      <w:pPr>
+        <w:spacing w:line="336" w:lineRule="auto" w:after="180"/>
+        <w:shd w:fill="F5F1FB"/>
+      </w:pPr>
+      <w:r>
+        <w:rPr>
+          <w:b w:val="0"/>
+        </w:rPr>
+        <w:t>Explain the case, then point to a limit on the claim.</w:t>
+      </w:r>
+    </w:p>
+    <w:p>
+      <w:pPr>
+        <w:pStyle w:val="Heading3"/>
+      </w:pPr>
+      <w:r>
+        <w:t>My picture explanation, deciding evidence and one limit</w:t>
+      </w:r>
+    </w:p>
+    <w:p>
+      <w:r>
+        <w:t>________________________________________________________________</w:t>
+      </w:r>
+    </w:p>
+    <w:p>
+      <w:r>
+        <w:t>________________________________________________________________</w:t>
+      </w:r>
+    </w:p>
+    <w:p>
+      <w:r>
+        <w:t>________________________________________________________________</w:t>
+      </w:r>
+    </w:p>
+    <w:p>
+      <w:r>
+        <w:t>________________________________________________________________</w:t>
+      </w:r>
+    </w:p>
+    <w:p>
+      <w:pPr>
+        <w:pStyle w:val="Heading3"/>
+      </w:pPr>
+      <w:r>
+        <w:t>06. Make the idea visible in your project</w:t>
+      </w:r>
+    </w:p>
+    <w:p>
+      <w:r>
+        <w:drawing>
+          <wp:inline xmlns:a="http://schemas.openxmlformats.org/drawingml/2006/main" xmlns:pic="http://schemas.openxmlformats.org/drawingml/2006/picture">
+            <wp:extent cx="5486400" cy="3380232"/>
+            <wp:docPr id="8" name="Picture 8" descr="Broaden recommender feedback collection and show respondent group coverage before making user-preference claims. Draw your input, deciding step, result and limit. Supported question: Why must 35% be labelled an illustration rather than the measured grade-wide Yes rate?"/>
+            <wp:cNvGraphicFramePr>
+              <a:graphicFrameLocks noChangeAspect="1"/>
+            </wp:cNvGraphicFramePr>
+            <a:graphic>
+              <a:graphicData uri="http://schemas.openxmlformats.org/drawingml/2006/picture">
+                <pic:pic>
+                  <pic:nvPicPr>
+                    <pic:cNvPr id="0" name="academy-story-ai-2-20-06.png"/>
+                    <pic:cNvPicPr/>
+                  </pic:nvPicPr>
+                  <pic:blipFill>
+                    <a:blip r:embed="rId16"/>
+                    <a:stretch>
+                      <a:fillRect/>
+                    </a:stretch>
+                  </pic:blipFill>
+                  <pic:spPr>
+                    <a:xfrm>
+                      <a:off x="0" y="0"/>
+                      <a:ext cx="5486400" cy="3380232"/>
+                    </a:xfrm>
+                    <a:prstGeom prst="rect"/>
+                  </pic:spPr>
+                </pic:pic>
+              </a:graphicData>
+            </a:graphic>
+          </wp:inline>
+        </w:drawing>
+      </w:r>
+    </w:p>
+    <w:p>
+      <w:pPr>
+        <w:spacing w:line="336" w:lineRule="auto" w:after="180"/>
+      </w:pPr>
+      <w:r>
+        <w:rPr>
+          <w:b w:val="0"/>
+        </w:rPr>
+        <w:t xml:space="preserve">Broaden recommender feedback collection and show respondent group coverage before making user-preference claims. Draw your </w:t>
+      </w:r>
+      <w:r>
+        <w:rPr>
+          <w:b/>
+        </w:rPr>
+        <w:t>input</w:t>
+      </w:r>
+      <w:r>
+        <w:rPr>
+          <w:b w:val="0"/>
+        </w:rPr>
+        <w:t>, deciding step, result and limit.</w:t>
+      </w:r>
+    </w:p>
+    <w:p>
+      <w:pPr>
+        <w:spacing w:line="336" w:lineRule="auto" w:after="180"/>
+      </w:pPr>
+      <w:r>
+        <w:rPr>
+          <w:b w:val="0"/>
+        </w:rPr>
+        <w:t>Supported question: Why must 35% be labelled an illustration rather than the measured grade-wide Yes rate?</w:t>
+      </w:r>
+    </w:p>
+    <w:p>
+      <w:pPr>
+        <w:spacing w:line="336" w:lineRule="auto" w:after="180"/>
+        <w:shd w:fill="F5F1FB"/>
+      </w:pPr>
+      <w:r>
+        <w:rPr>
+          <w:b w:val="0"/>
+        </w:rPr>
+        <w:t xml:space="preserve">Draw your project trace and justify the deciding step using </w:t>
+      </w:r>
+      <w:r>
+        <w:rPr>
+          <w:b/>
+        </w:rPr>
+        <w:t>evidence</w:t>
+      </w:r>
+      <w:r>
+        <w:rPr>
+          <w:b w:val="0"/>
+        </w:rPr>
+        <w:t>.</w:t>
+      </w:r>
+    </w:p>
+    <w:p>
+      <w:pPr>
+        <w:pStyle w:val="Heading3"/>
+      </w:pPr>
+      <w:r>
+        <w:t>My picture explanation, deciding evidence and one limit</w:t>
       </w:r>
     </w:p>
     <w:p>

--- a/downloads/workbook/ai-2-week-20.docx
+++ b/downloads/workbook/ai-2-week-20.docx
@@ -1627,7 +1627,7 @@
         <w:drawing>
           <wp:inline xmlns:a="http://schemas.openxmlformats.org/drawingml/2006/main" xmlns:pic="http://schemas.openxmlformats.org/drawingml/2006/picture">
             <wp:extent cx="5311302" cy="5943600"/>
-            <wp:docPr id="2" name="Picture 2" descr="Repair Bias in Data. Group rates: Club:12/15=80%; others:3/15=20%.. Respondent total: 15 Yes out of 30 respondents =50%.. Check representation: Respondents split 50/50, but the grade is 25% club and 75% other.. Repair collection: Plan including equality, documented invitations and report nonresponse by group."/>
+            <wp:docPr id="2" name="Picture 2" descr="Repair Bias in Data. Group rates: Club:12/15=80%; others:3/15=20%.. Respondent total: 15 Yes out of 30 respondents =50%.. Check representation: Respondents split 50/50, but the grade is 25% club and 75% other.. Repair collection: Plan invitations that fairly cover the whole grade, document selection and report nonresponse by group."/>
             <wp:cNvGraphicFramePr>
               <a:graphicFrameLocks noChangeAspect="1"/>
             </wp:cNvGraphicFramePr>
@@ -1997,7 +1997,7 @@
         <w:rPr>
           <w:b w:val="0"/>
         </w:rPr>
-        <w:t xml:space="preserve">Which labelled step matches this detail? Plan including equality, documented invitations and report </w:t>
+        <w:t xml:space="preserve">Which labelled step matches this detail? Plan invitations that fairly cover the whole grade, document selection and report </w:t>
       </w:r>
       <w:r>
         <w:rPr>
@@ -2130,7 +2130,7 @@
         <w:rPr>
           <w:b w:val="0"/>
         </w:rPr>
-        <w:t xml:space="preserve">After your attempt, compare with the supported explanation: Repair collection Plan including equality, documented invitations and report </w:t>
+        <w:t xml:space="preserve">After your attempt, compare with the supported explanation: Repair collection Plan invitations that fairly cover the whole grade, document selection and report </w:t>
       </w:r>
       <w:r>
         <w:rPr>
@@ -2762,7 +2762,7 @@
         <w:drawing>
           <wp:inline xmlns:a="http://schemas.openxmlformats.org/drawingml/2006/main" xmlns:pic="http://schemas.openxmlformats.org/drawingml/2006/picture">
             <wp:extent cx="5486400" cy="4160520"/>
-            <wp:docPr id="4" name="Picture 4" descr="Group rates: Club:12/15=80%; others:3/15=20%. → Respondent total: 15 Yes out of 30 respondents =50%. → Check representation: Respondents split 50/50, but the grade is 25% club and 75% other. → Repair collection: Plan including equality, documented invitations and report nonresponse by group."/>
+            <wp:docPr id="4" name="Picture 4" descr="Group rates: Club:12/15=80%; others:3/15=20%. → Respondent total: 15 Yes out of 30 respondents =50%. → Check representation: Respondents split 50/50, but the grade is 25% club and 75% other. → Repair collection: Plan invitations that fairly cover the whole grade, document selection and report nonresponse by group."/>
             <wp:cNvGraphicFramePr>
               <a:graphicFrameLocks noChangeAspect="1"/>
             </wp:cNvGraphicFramePr>
@@ -2813,7 +2813,7 @@
         <w:rPr>
           <w:b w:val="0"/>
         </w:rPr>
-        <w:t xml:space="preserve">; others:3/15=20%. → Respondent total: 15 Yes out of 30 respondents =50%. → Check representation: Respondents split 50/50, but the grade is 25% club and 75% other. → Repair collection: Plan including equality, documented invitations and report </w:t>
+        <w:t xml:space="preserve">; others:3/15=20%. → Respondent total: 15 Yes out of 30 respondents =50%. → Check representation: Respondents split 50/50, but the grade is 25% club and 75% other. → Repair collection: Plan invitations that fairly cover the whole grade, document selection and report </w:t>
       </w:r>
       <w:r>
         <w:rPr>
@@ -2988,7 +2988,7 @@
         <w:drawing>
           <wp:inline xmlns:a="http://schemas.openxmlformats.org/drawingml/2006/main" xmlns:pic="http://schemas.openxmlformats.org/drawingml/2006/picture">
             <wp:extent cx="5486400" cy="3041904"/>
-            <wp:docPr id="6" name="Picture 6" descr="Original case: Plan including equality, documented invitations and report nonresponse by group. Changed condition: Recruit more club volunteers only. Expected result: Sample size increases without fixing missing representation of other learners. Reason: The added respondents come from the already overrepresented group."/>
+            <wp:docPr id="6" name="Picture 6" descr="Original case: Plan invitations that fairly cover the whole grade, document selection and report nonresponse by group. Changed condition: Recruit more club volunteers only. Expected result: Sample size increases without fixing missing representation of other learners. Reason: The added respondents come from the already overrepresented group."/>
             <wp:cNvGraphicFramePr>
               <a:graphicFrameLocks noChangeAspect="1"/>
             </wp:cNvGraphicFramePr>
@@ -3027,7 +3027,7 @@
         <w:rPr>
           <w:b w:val="0"/>
         </w:rPr>
-        <w:t xml:space="preserve">Original case: Plan including equality, documented invitations and report </w:t>
+        <w:t xml:space="preserve">Original case: Plan invitations that fairly cover the whole grade, document selection and report </w:t>
       </w:r>
       <w:r>
         <w:rPr>

--- a/downloads/workbook/ai-2-week-20.docx
+++ b/downloads/workbook/ai-2-week-20.docx
@@ -25,50 +25,216 @@
         <w:pStyle w:val="Heading1"/>
       </w:pPr>
       <w:r>
-        <w:t>01. Recall and choose your starting point</w:t>
-      </w:r>
-    </w:p>
-    <w:p>
-      <w:r>
-        <w:t>Record your starting explanation for Repair Bias in Data before opening notes. Show any later correction separately.</w:t>
-      </w:r>
-    </w:p>
-    <w:p>
-      <w:pPr>
-        <w:spacing w:line="336" w:lineRule="auto" w:after="180"/>
-      </w:pPr>
-      <w:r>
-        <w:rPr>
-          <w:b w:val="0"/>
-        </w:rPr>
+        <w:t>One connected coverage-repair record.</w:t>
+      </w:r>
+    </w:p>
+    <w:p>
+      <w:r>
+        <w:t>Locate missing groups, combine counts, broaden collection and challenge causal shortcuts.</w:t>
+      </w:r>
+    </w:p>
+    <w:p>
+      <w:r>
+        <w:t>Keep group numerators, denominators, collection methods, proposed changes and unobserved outcomes distinct.</w:t>
+      </w:r>
+    </w:p>
+    <w:p>
+      <w:pPr>
+        <w:pStyle w:val="Heading1"/>
+      </w:pPr>
+      <w:r>
+        <w:t>01. Recall: reconnect earlier ideas</w:t>
+      </w:r>
+    </w:p>
+    <w:p>
+      <w:r>
+        <w:t>Retrieve before opening notes.</w:t>
+      </w:r>
+    </w:p>
+    <w:p>
+      <w:pPr>
+        <w:pStyle w:val="Heading2"/>
+      </w:pPr>
+      <w:r>
+        <w:t>Retrieve and explain</w:t>
+      </w:r>
+    </w:p>
+    <w:p>
+      <w:pPr>
+        <w:pStyle w:val="ListBullet"/>
+      </w:pPr>
+      <w:r>
         <w:t>Try the recall before opening notes. Then use a different colour or a labelled second line to correct your explanation.</w:t>
       </w:r>
     </w:p>
     <w:p>
       <w:pPr>
+        <w:pStyle w:val="ListBullet"/>
+      </w:pPr>
+      <w:r>
+        <w:t>Without opening the old lesson, explain one key idea from Sampling and Representation. Give an example and a mistake that the idea helps you avoid.</w:t>
+      </w:r>
+    </w:p>
+    <w:p>
+      <w:pPr>
         <w:pStyle w:val="Heading3"/>
       </w:pPr>
       <w:r>
+        <w:t>My remembered idea, example and correction</w:t>
+      </w:r>
+    </w:p>
+    <w:p>
+      <w:r>
+        <w:t>________________________________________________________________</w:t>
+      </w:r>
+    </w:p>
+    <w:p>
+      <w:r>
+        <w:t>________________________________________________________________</w:t>
+      </w:r>
+    </w:p>
+    <w:p>
+      <w:r>
+        <w:t>________________________________________________________________</w:t>
+      </w:r>
+    </w:p>
+    <w:p>
+      <w:pPr>
+        <w:pStyle w:val="ListBullet"/>
+      </w:pPr>
+      <w:r>
+        <w:t>Without opening the old lesson, explain one key idea from Noise and Outliers. Give an example and a mistake that the idea helps you avoid.</w:t>
+      </w:r>
+    </w:p>
+    <w:p>
+      <w:pPr>
+        <w:pStyle w:val="Heading3"/>
+      </w:pPr>
+      <w:r>
+        <w:t>My remembered idea, example and correction</w:t>
+      </w:r>
+    </w:p>
+    <w:p>
+      <w:r>
+        <w:t>________________________________________________________________</w:t>
+      </w:r>
+    </w:p>
+    <w:p>
+      <w:r>
+        <w:t>________________________________________________________________</w:t>
+      </w:r>
+    </w:p>
+    <w:p>
+      <w:r>
+        <w:t>________________________________________________________________</w:t>
+      </w:r>
+    </w:p>
+    <w:p>
+      <w:pPr>
+        <w:pStyle w:val="ListBullet"/>
+      </w:pPr>
+      <w:r>
+        <w:t>Without opening the old lesson, explain one key idea from Decision Trees. Give an example and a mistake that the idea helps you avoid.</w:t>
+      </w:r>
+    </w:p>
+    <w:p>
+      <w:pPr>
+        <w:pStyle w:val="Heading3"/>
+      </w:pPr>
+      <w:r>
+        <w:t>My remembered idea, example and correction</w:t>
+      </w:r>
+    </w:p>
+    <w:p>
+      <w:r>
+        <w:t>________________________________________________________________</w:t>
+      </w:r>
+    </w:p>
+    <w:p>
+      <w:r>
+        <w:t>________________________________________________________________</w:t>
+      </w:r>
+    </w:p>
+    <w:p>
+      <w:r>
+        <w:t>________________________________________________________________</w:t>
+      </w:r>
+    </w:p>
+    <w:p>
+      <w:pPr>
+        <w:pStyle w:val="Heading2"/>
+      </w:pPr>
+      <w:r>
+        <w:t>Earlier wording, alternatives and picture transcripts · reference / check after trying</w:t>
+      </w:r>
+    </w:p>
+    <w:p>
+      <w:pPr>
+        <w:pStyle w:val="Heading3"/>
+      </w:pPr>
+      <w:r>
         <w:t>Sampling and Representation</w:t>
       </w:r>
     </w:p>
     <w:p>
       <w:pPr>
-        <w:spacing w:line="336" w:lineRule="auto" w:after="180"/>
-      </w:pPr>
-      <w:r>
-        <w:rPr>
-          <w:b w:val="0"/>
-        </w:rPr>
-        <w:t>Without opening the old lesson, explain one key idea from Sampling and Representation. Give an example and a mistake that the idea helps you avoid.</w:t>
-      </w:r>
-    </w:p>
-    <w:p>
-      <w:pPr>
         <w:pStyle w:val="Heading3"/>
       </w:pPr>
       <w:r>
-        <w:t>My remembered idea, example and correction</w:t>
+        <w:t>Noise and Outliers</w:t>
+      </w:r>
+    </w:p>
+    <w:p>
+      <w:pPr>
+        <w:pStyle w:val="Heading3"/>
+      </w:pPr>
+      <w:r>
+        <w:t>Decision Trees</w:t>
+      </w:r>
+    </w:p>
+    <w:p>
+      <w:pPr>
+        <w:pStyle w:val="Heading1"/>
+      </w:pPr>
+      <w:r>
+        <w:t>12. W1 · Locate missing visitor coverage</w:t>
+      </w:r>
+    </w:p>
+    <w:p>
+      <w:r>
+        <w:t>State which time groups the invitation process excludes.</w:t>
+      </w:r>
+    </w:p>
+    <w:p>
+      <w:pPr>
+        <w:pStyle w:val="Heading2"/>
+      </w:pPr>
+      <w:r>
+        <w:t>Your evidence record</w:t>
+      </w:r>
+    </w:p>
+    <w:p>
+      <w:pPr>
+        <w:pStyle w:val="ListBullet"/>
+      </w:pPr>
+      <w:r>
+        <w:t>Opening sample: club8 Yes/10 responses, other2/10; combined counts, not an unweighted average, define the observed sample rate. A separate90/10 example has72 club Yes and2 other Yes. The pictured comic poll instead has12/15 and3/15, grade30 club/90 other, and volunteer sampling. Population representativeness is not established by arithmetic or weights alone.</w:t>
+      </w:r>
+    </w:p>
+    <w:p>
+      <w:pPr>
+        <w:pStyle w:val="ListBullet"/>
+      </w:pPr>
+      <w:r>
+        <w:t>A morning-only survey claims to represent all library visitors. Which visitors may be missed?</w:t>
+      </w:r>
+    </w:p>
+    <w:p>
+      <w:pPr>
+        <w:pStyle w:val="Heading3"/>
+      </w:pPr>
+      <w:r>
+        <w:t>My reasoning and evidence</w:t>
       </w:r>
     </w:p>
     <w:p>
@@ -87,22 +253,130 @@
       </w:r>
     </w:p>
     <w:p>
+      <w:r>
+        <w:t>________________________________________________________________</w:t>
+      </w:r>
+    </w:p>
+    <w:p>
+      <w:r>
+        <w:t>________________________________________________________________</w:t>
+      </w:r>
+    </w:p>
+    <w:p>
+      <w:r>
+        <w:t>________________________________________________________________</w:t>
+      </w:r>
+    </w:p>
+    <w:p>
+      <w:pPr>
+        <w:pStyle w:val="Heading1"/>
+      </w:pPr>
+      <w:r>
+        <w:t>13. W2 · Combine the supplied3/4 and2/6 counts</w:t>
+      </w:r>
+    </w:p>
+    <w:p>
+      <w:r>
+        <w:t>Use total Yes divided by total respondents.</w:t>
+      </w:r>
+    </w:p>
+    <w:p>
+      <w:pPr>
+        <w:pStyle w:val="Heading2"/>
+      </w:pPr>
+      <w:r>
+        <w:t>Your evidence record</w:t>
+      </w:r>
+    </w:p>
+    <w:p>
+      <w:pPr>
+        <w:pStyle w:val="ListBullet"/>
+      </w:pPr>
+      <w:r>
+        <w:t>Opening sample: club8 Yes/10 responses, other2/10; combined counts, not an unweighted average, define the observed sample rate. A separate90/10 example has72 club Yes and2 other Yes. The pictured comic poll instead has12/15 and3/15, grade30 club/90 other, and volunteer sampling. Population representativeness is not established by arithmetic or weights alone.</w:t>
+      </w:r>
+    </w:p>
+    <w:p>
+      <w:pPr>
+        <w:pStyle w:val="ListBullet"/>
+      </w:pPr>
+      <w:r>
+        <w:t>Group A has 3 Yes of 4 and B has 2 Yes of 6. Find the combined proportion.</w:t>
+      </w:r>
+    </w:p>
+    <w:p>
       <w:pPr>
         <w:pStyle w:val="Heading3"/>
       </w:pPr>
       <w:r>
-        <w:t>Noise and Outliers</w:t>
-      </w:r>
-    </w:p>
-    <w:p>
-      <w:pPr>
-        <w:spacing w:line="336" w:lineRule="auto" w:after="180"/>
-      </w:pPr>
-      <w:r>
-        <w:rPr>
-          <w:b w:val="0"/>
-        </w:rPr>
-        <w:t>Without opening the old lesson, explain one key idea from Noise and Outliers. Give an example and a mistake that the idea helps you avoid.</w:t>
+        <w:t>My reasoning and evidence</w:t>
+      </w:r>
+    </w:p>
+    <w:p>
+      <w:r>
+        <w:t>________________________________________________________________</w:t>
+      </w:r>
+    </w:p>
+    <w:p>
+      <w:r>
+        <w:t>________________________________________________________________</w:t>
+      </w:r>
+    </w:p>
+    <w:p>
+      <w:r>
+        <w:t>________________________________________________________________</w:t>
+      </w:r>
+    </w:p>
+    <w:p>
+      <w:r>
+        <w:t>________________________________________________________________</w:t>
+      </w:r>
+    </w:p>
+    <w:p>
+      <w:r>
+        <w:t>________________________________________________________________</w:t>
+      </w:r>
+    </w:p>
+    <w:p>
+      <w:r>
+        <w:t>________________________________________________________________</w:t>
+      </w:r>
+    </w:p>
+    <w:p>
+      <w:pPr>
+        <w:pStyle w:val="Heading1"/>
+      </w:pPr>
+      <w:r>
+        <w:t>14. W3 · Repair a restricted collection process</w:t>
+      </w:r>
+    </w:p>
+    <w:p>
+      <w:r>
+        <w:t>Describe a broader frame, access and nonresponse record.</w:t>
+      </w:r>
+    </w:p>
+    <w:p>
+      <w:pPr>
+        <w:pStyle w:val="Heading2"/>
+      </w:pPr>
+      <w:r>
+        <w:t>Your evidence record</w:t>
+      </w:r>
+    </w:p>
+    <w:p>
+      <w:pPr>
+        <w:pStyle w:val="ListBullet"/>
+      </w:pPr>
+      <w:r>
+        <w:t>Opening sample: club8 Yes/10 responses, other2/10; combined counts, not an unweighted average, define the observed sample rate. A separate90/10 example has72 club Yes and2 other Yes. The pictured comic poll instead has12/15 and3/15, grade30 club/90 other, and volunteer sampling. Population representativeness is not established by arithmetic or weights alone.</w:t>
+      </w:r>
+    </w:p>
+    <w:p>
+      <w:pPr>
+        <w:pStyle w:val="ListBullet"/>
+      </w:pPr>
+      <w:r>
+        <w:t>A form is shared only in the robotics club. How can the process better cover the grade?</w:t>
       </w:r>
     </w:p>
     <w:p>
@@ -110,7 +384,7 @@
         <w:pStyle w:val="Heading3"/>
       </w:pPr>
       <w:r>
-        <w:t>My remembered idea, example and correction</w:t>
+        <w:t>My reasoning and evidence</w:t>
       </w:r>
     </w:p>
     <w:p>
@@ -129,30 +403,63 @@
       </w:r>
     </w:p>
     <w:p>
+      <w:r>
+        <w:t>________________________________________________________________</w:t>
+      </w:r>
+    </w:p>
+    <w:p>
+      <w:r>
+        <w:t>________________________________________________________________</w:t>
+      </w:r>
+    </w:p>
+    <w:p>
+      <w:r>
+        <w:t>________________________________________________________________</w:t>
+      </w:r>
+    </w:p>
+    <w:p>
+      <w:pPr>
+        <w:pStyle w:val="Heading1"/>
+      </w:pPr>
+      <w:r>
+        <w:t>16. W5 · Limit a causal claim</w:t>
+      </w:r>
+    </w:p>
+    <w:p>
+      <w:r>
+        <w:t>Preference may influence membership rather than the reverse.</w:t>
+      </w:r>
+    </w:p>
+    <w:p>
+      <w:pPr>
+        <w:pStyle w:val="Heading2"/>
+      </w:pPr>
+      <w:r>
+        <w:t>Your evidence record</w:t>
+      </w:r>
+    </w:p>
+    <w:p>
+      <w:pPr>
+        <w:pStyle w:val="ListBullet"/>
+      </w:pPr>
+      <w:r>
+        <w:t>Opening sample: club8 Yes/10 responses, other2/10; combined counts, not an unweighted average, define the observed sample rate. A separate90/10 example has72 club Yes and2 other Yes. The pictured comic poll instead has12/15 and3/15, grade30 club/90 other, and volunteer sampling. Population representativeness is not established by arithmetic or weights alone.</w:t>
+      </w:r>
+    </w:p>
+    <w:p>
+      <w:pPr>
+        <w:pStyle w:val="ListBullet"/>
+      </w:pPr>
+      <w:r>
+        <w:t>Club members favor coding more often. Does club membership necessarily cause that preference?</w:t>
+      </w:r>
+    </w:p>
+    <w:p>
       <w:pPr>
         <w:pStyle w:val="Heading3"/>
       </w:pPr>
       <w:r>
-        <w:t>Decision Trees</w:t>
-      </w:r>
-    </w:p>
-    <w:p>
-      <w:pPr>
-        <w:spacing w:line="336" w:lineRule="auto" w:after="180"/>
-      </w:pPr>
-      <w:r>
-        <w:rPr>
-          <w:b w:val="0"/>
-        </w:rPr>
-        <w:t>Without opening the old lesson, explain one key idea from Decision Trees. Give an example and a mistake that the idea helps you avoid.</w:t>
-      </w:r>
-    </w:p>
-    <w:p>
-      <w:pPr>
-        <w:pStyle w:val="Heading3"/>
-      </w:pPr>
-      <w:r>
-        <w:t>My remembered idea, example and correction</w:t>
+        <w:t>My reasoning and evidence</w:t>
       </w:r>
     </w:p>
     <w:p>
@@ -171,250 +478,39 @@
       </w:r>
     </w:p>
     <w:p>
+      <w:r>
+        <w:t>________________________________________________________________</w:t>
+      </w:r>
+    </w:p>
+    <w:p>
+      <w:r>
+        <w:t>________________________________________________________________</w:t>
+      </w:r>
+    </w:p>
+    <w:p>
+      <w:r>
+        <w:t>________________________________________________________________</w:t>
+      </w:r>
+    </w:p>
+    <w:p>
       <w:pPr>
         <w:pStyle w:val="Heading1"/>
       </w:pPr>
       <w:r>
-        <w:t>02. Practise with fading help</w:t>
-      </w:r>
-    </w:p>
-    <w:p>
-      <w:r>
-        <w:t>Complete the supported Repair Bias in Data trace and record the first step you can explain without help.</w:t>
-      </w:r>
-    </w:p>
-    <w:p>
-      <w:pPr>
-        <w:spacing w:line="336" w:lineRule="auto" w:after="180"/>
-      </w:pPr>
-      <w:r>
-        <w:rPr>
-          <w:b w:val="0"/>
-        </w:rPr>
-        <w:t xml:space="preserve">Use W2: Combine counts for </w:t>
-      </w:r>
-      <w:r>
-        <w:rPr>
-          <w:b/>
-        </w:rPr>
-        <w:t>Selection bias</w:t>
-      </w:r>
-      <w:r>
-        <w:rPr>
-          <w:b w:val="0"/>
-        </w:rPr>
-        <w:t xml:space="preserve"> and coverage. Record the answer once; the lesson and workbook refer to the same attempt.</w:t>
-      </w:r>
-    </w:p>
-    <w:tbl>
-      <w:tblPr>
-        <w:tblStyle w:val="LightShading-Accent1"/>
-        <w:tblW w:type="auto" w:w="0"/>
-        <w:tblLook w:firstColumn="1" w:firstRow="1" w:lastColumn="0" w:lastRow="0" w:noHBand="0" w:noVBand="1" w:val="04A0"/>
-      </w:tblPr>
-      <w:tblGrid>
-        <w:gridCol w:w="2556"/>
-        <w:gridCol w:w="2556"/>
-        <w:gridCol w:w="2556"/>
-        <w:gridCol w:w="2556"/>
-      </w:tblGrid>
-      <w:tr>
-        <w:trPr>
-          <w:tblHeader/>
-        </w:trPr>
-        <w:tc>
-          <w:tcPr>
-            <w:tcW w:type="dxa" w:w="2556"/>
-          </w:tcPr>
-          <w:p>
-            <w:r>
-              <w:t>Given inputs</w:t>
-            </w:r>
-          </w:p>
-        </w:tc>
-        <w:tc>
-          <w:tcPr>
-            <w:tcW w:type="dxa" w:w="2556"/>
-          </w:tcPr>
-          <w:p>
-            <w:r>
-              <w:t>Procedure I chose</w:t>
-            </w:r>
-          </w:p>
-        </w:tc>
-        <w:tc>
-          <w:tcPr>
-            <w:tcW w:type="dxa" w:w="2556"/>
-          </w:tcPr>
-          <w:p>
-            <w:r>
-              <w:t>Middle steps</w:t>
-            </w:r>
-          </w:p>
-        </w:tc>
-        <w:tc>
-          <w:tcPr>
-            <w:tcW w:type="dxa" w:w="2556"/>
-          </w:tcPr>
-          <w:p>
-            <w:r>
-              <w:t>Result and check</w:t>
-            </w:r>
-          </w:p>
-        </w:tc>
-      </w:tr>
-      <w:tr>
-        <w:tc>
-          <w:tcPr>
-            <w:tcW w:type="dxa" w:w="2556"/>
-          </w:tcPr>
-          <w:p>
-            <w:r/>
-          </w:p>
-        </w:tc>
-        <w:tc>
-          <w:tcPr>
-            <w:tcW w:type="dxa" w:w="2556"/>
-          </w:tcPr>
-          <w:p>
-            <w:r/>
-          </w:p>
-        </w:tc>
-        <w:tc>
-          <w:tcPr>
-            <w:tcW w:type="dxa" w:w="2556"/>
-          </w:tcPr>
-          <w:p>
-            <w:r/>
-          </w:p>
-        </w:tc>
-        <w:tc>
-          <w:tcPr>
-            <w:tcW w:type="dxa" w:w="2556"/>
-          </w:tcPr>
-          <w:p>
-            <w:r/>
-          </w:p>
-        </w:tc>
-      </w:tr>
-    </w:tbl>
-    <w:p>
-      <w:pPr>
-        <w:pStyle w:val="Heading3"/>
-      </w:pPr>
-      <w:r>
-        <w:t>The step I completed without help, and the hint I needed</w:t>
-      </w:r>
-    </w:p>
-    <w:p>
-      <w:r>
-        <w:t>________________________________________________________________</w:t>
-      </w:r>
-    </w:p>
-    <w:p>
-      <w:r>
-        <w:t>________________________________________________________________</w:t>
-      </w:r>
-    </w:p>
-    <w:p>
-      <w:r>
-        <w:t>________________________________________________________________</w:t>
-      </w:r>
-    </w:p>
-    <w:p>
-      <w:pPr>
-        <w:pStyle w:val="Heading1"/>
-      </w:pPr>
-      <w:r>
-        <w:t>03. Individual reasoning check</w:t>
-      </w:r>
-    </w:p>
-    <w:p>
-      <w:r>
-        <w:t>Check the proposed Repair Bias in Data explanation against the supplied facts before discussing it.</w:t>
-      </w:r>
-    </w:p>
-    <w:p>
-      <w:pPr>
-        <w:spacing w:line="336" w:lineRule="auto" w:after="180"/>
-      </w:pPr>
-      <w:r>
-        <w:rPr>
-          <w:b w:val="0"/>
-        </w:rPr>
-        <w:t xml:space="preserve">Use the worked case for </w:t>
-      </w:r>
-      <w:r>
-        <w:rPr>
-          <w:b/>
-        </w:rPr>
-        <w:t>Selection bias</w:t>
-      </w:r>
-      <w:r>
-        <w:rPr>
-          <w:b w:val="0"/>
-        </w:rPr>
-        <w:t xml:space="preserve"> and coverage. Proposed explanation: “A successful run proves the conclusion”. Decide whether this explanation is supported.</w:t>
-      </w:r>
-    </w:p>
-    <w:p>
-      <w:pPr>
-        <w:spacing w:line="336" w:lineRule="auto" w:after="180"/>
-      </w:pPr>
-      <w:r>
-        <w:rPr>
-          <w:b w:val="0"/>
-        </w:rPr>
-        <w:t>Point to the step or supplied fact that decides; explain your repair if needed.</w:t>
-      </w:r>
-    </w:p>
-    <w:p>
-      <w:pPr>
-        <w:pStyle w:val="Heading3"/>
-      </w:pPr>
-      <w:r>
-        <w:t>My explanation before partner discussion</w:t>
-      </w:r>
-    </w:p>
-    <w:p>
-      <w:r>
-        <w:t>________________________________________________________________</w:t>
-      </w:r>
-    </w:p>
-    <w:p>
-      <w:r>
-        <w:t>________________________________________________________________</w:t>
-      </w:r>
-    </w:p>
-    <w:p>
-      <w:r>
-        <w:t>________________________________________________________________</w:t>
-      </w:r>
-    </w:p>
-    <w:p>
-      <w:r>
-        <w:t>________________________________________________________________</w:t>
-      </w:r>
-    </w:p>
-    <w:p>
-      <w:pPr>
-        <w:pStyle w:val="Heading1"/>
-      </w:pPr>
-      <w:r>
-        <w:t>04. Independent transfer case</w:t>
-      </w:r>
-    </w:p>
-    <w:p>
-      <w:r>
-        <w:t>Write one first attempt at the reserved independent case before feedback. Repeated copies of that case refer to the same recorded attempt.</w:t>
-      </w:r>
-    </w:p>
-    <w:p>
-      <w:pPr>
-        <w:pStyle w:val="Heading3"/>
-      </w:pPr>
-      <w:r>
-        <w:t>Independent case: Audit independently</w:t>
+        <w:t>04. W4 · Audit independently</w:t>
+      </w:r>
+    </w:p>
+    <w:p>
+      <w:r>
+        <w:t>Keep one first attempt before hints or feedback.</w:t>
+      </w:r>
+    </w:p>
+    <w:p>
+      <w:pPr>
+        <w:pStyle w:val="Heading2"/>
+      </w:pPr>
+      <w:r>
+        <w:t>Read and explain independently</w:t>
       </w:r>
     </w:p>
     <w:p>
@@ -473,6 +569,14 @@
     </w:p>
     <w:p>
       <w:pPr>
+        <w:pStyle w:val="Heading2"/>
+      </w:pPr>
+      <w:r>
+        <w:t>Keep a fair record</w:t>
+      </w:r>
+    </w:p>
+    <w:p>
+      <w:pPr>
         <w:spacing w:line="336" w:lineRule="auto" w:after="180"/>
       </w:pPr>
       <w:r>
@@ -484,15 +588,39 @@
     </w:p>
     <w:p>
       <w:pPr>
+        <w:pStyle w:val="Heading2"/>
+      </w:pPr>
+      <w:r>
+        <w:t>Earlier wording, alternatives and picture transcripts · reference / check after trying</w:t>
+      </w:r>
+    </w:p>
+    <w:p>
+      <w:pPr>
+        <w:pStyle w:val="Heading3"/>
+      </w:pPr>
+      <w:r>
+        <w:t>Independent case: Audit independently</w:t>
+      </w:r>
+    </w:p>
+    <w:p>
+      <w:pPr>
         <w:pStyle w:val="Heading1"/>
       </w:pPr>
       <w:r>
-        <w:t>05. Your learning target</w:t>
-      </w:r>
-    </w:p>
-    <w:p>
-      <w:r>
-        <w:t>Connect the Repair Bias in Data target to a trace and a justified conclusion.</w:t>
+        <w:t>09. Project · Keep the decision and its evidence</w:t>
+      </w:r>
+    </w:p>
+    <w:p>
+      <w:r>
+        <w:t>Add this week’s change to your existing project record.</w:t>
+      </w:r>
+    </w:p>
+    <w:p>
+      <w:pPr>
+        <w:pStyle w:val="Heading2"/>
+      </w:pPr>
+      <w:r>
+        <w:t>Your evidence record</w:t>
       </w:r>
     </w:p>
     <w:p>
@@ -503,59 +631,18 @@
         <w:rPr>
           <w:b w:val="0"/>
         </w:rPr>
-        <w:t>A catalogue has 30 adventure titles and 2 poetry titles. A recommender rarely suggests poetry. Design a repair and an evaluation that distinguishes catalogue coverage from scoring preference.</w:t>
-      </w:r>
-    </w:p>
-    <w:p>
-      <w:pPr>
-        <w:pStyle w:val="Heading1"/>
-      </w:pPr>
-      <w:r>
-        <w:t>06. Solve the given case</w:t>
-      </w:r>
-    </w:p>
-    <w:p>
-      <w:r>
-        <w:t>Solve the supplied Repair Bias in Data case and show the deciding evidence.</w:t>
+        <w:t>Change feature coverage or weights only after locating which reader profiles are underserved.</w:t>
       </w:r>
     </w:p>
     <w:p>
       <w:pPr>
         <w:spacing w:line="336" w:lineRule="auto" w:after="180"/>
       </w:pPr>
-      <w:r>
-        <w:rPr>
-          <w:b/>
-        </w:rPr>
-        <w:t>Training</w:t>
-      </w:r>
       <w:r>
         <w:rPr>
           <w:b w:val="0"/>
         </w:rPr>
-        <w:t xml:space="preserve"> has eighteen adventure readers and two poetry readers; many intended users prefer poetry.</w:t>
-      </w:r>
-    </w:p>
-    <w:p>
-      <w:pPr>
-        <w:spacing w:line="336" w:lineRule="auto" w:after="180"/>
-      </w:pPr>
-      <w:r>
-        <w:rPr>
-          <w:b w:val="0"/>
-        </w:rPr>
-        <w:t>Propose repair and evaluation.</w:t>
-      </w:r>
-    </w:p>
-    <w:p>
-      <w:pPr>
-        <w:spacing w:line="336" w:lineRule="auto" w:after="180"/>
-      </w:pPr>
-      <w:r>
-        <w:rPr>
-          <w:b w:val="0"/>
-        </w:rPr>
-        <w:t xml:space="preserve">Show your trace, calculation or </w:t>
+        <w:t xml:space="preserve">The project change and </w:t>
       </w:r>
       <w:r>
         <w:rPr>
@@ -563,309 +650,6 @@
         </w:rPr>
         <w:t>evidence</w:t>
       </w:r>
-    </w:p>
-    <w:p>
-      <w:pPr>
-        <w:pStyle w:val="Heading3"/>
-      </w:pPr>
-      <w:r>
-        <w:t>Write or draw your reasoning and evidence.</w:t>
-      </w:r>
-    </w:p>
-    <w:p>
-      <w:r>
-        <w:t>________________________________________________________________</w:t>
-      </w:r>
-    </w:p>
-    <w:p>
-      <w:r>
-        <w:t>________________________________________________________________</w:t>
-      </w:r>
-    </w:p>
-    <w:p>
-      <w:r>
-        <w:t>________________________________________________________________</w:t>
-      </w:r>
-    </w:p>
-    <w:p>
-      <w:r>
-        <w:t>________________________________________________________________</w:t>
-      </w:r>
-    </w:p>
-    <w:p>
-      <w:r>
-        <w:t>________________________________________________________________</w:t>
-      </w:r>
-    </w:p>
-    <w:p>
-      <w:pPr>
-        <w:pStyle w:val="Heading1"/>
-      </w:pPr>
-      <w:r>
-        <w:t>07. Check a changed case</w:t>
-      </w:r>
-    </w:p>
-    <w:p>
-      <w:r>
-        <w:t>Apply the procedure to the changed case and record why the conclusion follows.</w:t>
-      </w:r>
-    </w:p>
-    <w:p>
-      <w:pPr>
-        <w:spacing w:line="336" w:lineRule="auto" w:after="180"/>
-        <w:shd w:fill="F5F1FB"/>
-      </w:pPr>
-      <w:r>
-        <w:rPr>
-          <w:b w:val="0"/>
-        </w:rPr>
-        <w:t>A dataset has 18 adventure readers and 2 poetry readers. A recommender ignores poetry preferences. What would you inspect and test after a repair?</w:t>
-      </w:r>
-    </w:p>
-    <w:p>
-      <w:pPr>
-        <w:spacing w:line="336" w:lineRule="auto" w:after="180"/>
-      </w:pPr>
-      <w:r>
-        <w:rPr>
-          <w:b w:val="0"/>
-        </w:rPr>
-        <w:t>My independent answer and reason</w:t>
-      </w:r>
-    </w:p>
-    <w:p>
-      <w:pPr>
-        <w:pStyle w:val="Heading3"/>
-      </w:pPr>
-      <w:r>
-        <w:t>Write or draw your reasoning and evidence.</w:t>
-      </w:r>
-    </w:p>
-    <w:p>
-      <w:r>
-        <w:t>________________________________________________________________</w:t>
-      </w:r>
-    </w:p>
-    <w:p>
-      <w:r>
-        <w:t>________________________________________________________________</w:t>
-      </w:r>
-    </w:p>
-    <w:p>
-      <w:r>
-        <w:t>________________________________________________________________</w:t>
-      </w:r>
-    </w:p>
-    <w:p>
-      <w:r>
-        <w:t>________________________________________________________________</w:t>
-      </w:r>
-    </w:p>
-    <w:p>
-      <w:r>
-        <w:t>________________________________________________________________</w:t>
-      </w:r>
-    </w:p>
-    <w:p>
-      <w:pPr>
-        <w:pStyle w:val="Heading3"/>
-      </w:pPr>
-      <w:r>
-        <w:t>Week 20 Test and reflect</w:t>
-      </w:r>
-    </w:p>
-    <w:p>
-      <w:pPr>
-        <w:pStyle w:val="Heading1"/>
-      </w:pPr>
-      <w:r>
-        <w:t>08. Design a revealing test</w:t>
-      </w:r>
-    </w:p>
-    <w:p>
-      <w:r>
-        <w:t>Specify a changed input, expected result and observation separately.</w:t>
-      </w:r>
-    </w:p>
-    <w:p>
-      <w:pPr>
-        <w:spacing w:line="336" w:lineRule="auto" w:after="180"/>
-      </w:pPr>
-      <w:r>
-        <w:rPr>
-          <w:b w:val="0"/>
-        </w:rPr>
-        <w:t xml:space="preserve">Create a changed </w:t>
-      </w:r>
-      <w:r>
-        <w:rPr>
-          <w:b/>
-        </w:rPr>
-        <w:t>input</w:t>
-      </w:r>
-      <w:r>
-        <w:rPr>
-          <w:b w:val="0"/>
-        </w:rPr>
-        <w:t>, boundary case or missing-information case. Write the expected answer or safe response before testing.</w:t>
-      </w:r>
-    </w:p>
-    <w:tbl>
-      <w:tblPr>
-        <w:tblStyle w:val="LightShading-Accent1"/>
-        <w:tblW w:type="auto" w:w="0"/>
-        <w:tblLook w:firstColumn="1" w:firstRow="1" w:lastColumn="0" w:lastRow="0" w:noHBand="0" w:noVBand="1" w:val="04A0"/>
-      </w:tblPr>
-      <w:tblGrid>
-        <w:gridCol w:w="5112"/>
-        <w:gridCol w:w="5112"/>
-      </w:tblGrid>
-      <w:tr>
-        <w:trPr>
-          <w:tblHeader/>
-        </w:trPr>
-        <w:tc>
-          <w:tcPr>
-            <w:tcW w:type="dxa" w:w="5112"/>
-          </w:tcPr>
-          <w:p>
-            <w:r>
-              <w:t>Test record</w:t>
-            </w:r>
-          </w:p>
-        </w:tc>
-        <w:tc>
-          <w:tcPr>
-            <w:tcW w:type="dxa" w:w="5112"/>
-          </w:tcPr>
-          <w:p>
-            <w:r>
-              <w:t>My evidence</w:t>
-            </w:r>
-          </w:p>
-        </w:tc>
-      </w:tr>
-      <w:tr>
-        <w:tc>
-          <w:tcPr>
-            <w:tcW w:type="dxa" w:w="5112"/>
-          </w:tcPr>
-          <w:p>
-            <w:r>
-              <w:t>Changed input or condition</w:t>
-            </w:r>
-          </w:p>
-        </w:tc>
-        <w:tc>
-          <w:tcPr>
-            <w:tcW w:type="dxa" w:w="5112"/>
-          </w:tcPr>
-          <w:p>
-            <w:r/>
-          </w:p>
-        </w:tc>
-      </w:tr>
-      <w:tr>
-        <w:tc>
-          <w:tcPr>
-            <w:tcW w:type="dxa" w:w="5112"/>
-          </w:tcPr>
-          <w:p>
-            <w:r>
-              <w:t>Expected answer or fallback</w:t>
-            </w:r>
-          </w:p>
-        </w:tc>
-        <w:tc>
-          <w:tcPr>
-            <w:tcW w:type="dxa" w:w="5112"/>
-          </w:tcPr>
-          <w:p>
-            <w:r/>
-          </w:p>
-        </w:tc>
-      </w:tr>
-      <w:tr>
-        <w:tc>
-          <w:tcPr>
-            <w:tcW w:type="dxa" w:w="5112"/>
-          </w:tcPr>
-          <w:p>
-            <w:r>
-              <w:t>Observed result</w:t>
-            </w:r>
-          </w:p>
-        </w:tc>
-        <w:tc>
-          <w:tcPr>
-            <w:tcW w:type="dxa" w:w="5112"/>
-          </w:tcPr>
-          <w:p>
-            <w:r/>
-          </w:p>
-        </w:tc>
-      </w:tr>
-      <w:tr>
-        <w:tc>
-          <w:tcPr>
-            <w:tcW w:type="dxa" w:w="5112"/>
-          </w:tcPr>
-          <w:p>
-            <w:r>
-              <w:t>Why the result occurred</w:t>
-            </w:r>
-          </w:p>
-        </w:tc>
-        <w:tc>
-          <w:tcPr>
-            <w:tcW w:type="dxa" w:w="5112"/>
-          </w:tcPr>
-          <w:p>
-            <w:r/>
-          </w:p>
-        </w:tc>
-      </w:tr>
-    </w:tbl>
-    <w:p>
-      <w:pPr>
-        <w:pStyle w:val="Heading1"/>
-      </w:pPr>
-      <w:r>
-        <w:t>09. Project checkpoint</w:t>
-      </w:r>
-    </w:p>
-    <w:p>
-      <w:r>
-        <w:t>Justify what Repair Bias in Data adds to Transparent Book Recommender and keep the evidence.</w:t>
-      </w:r>
-    </w:p>
-    <w:p>
-      <w:pPr>
-        <w:spacing w:line="336" w:lineRule="auto" w:after="180"/>
-      </w:pPr>
-      <w:r>
-        <w:rPr>
-          <w:b w:val="0"/>
-        </w:rPr>
-        <w:t>Change feature coverage or weights only after locating which reader profiles are underserved.</w:t>
-      </w:r>
-    </w:p>
-    <w:p>
-      <w:pPr>
-        <w:spacing w:line="336" w:lineRule="auto" w:after="180"/>
-      </w:pPr>
-      <w:r>
-        <w:rPr>
-          <w:b w:val="0"/>
-        </w:rPr>
-        <w:t xml:space="preserve">The project change and </w:t>
-      </w:r>
-      <w:r>
-        <w:rPr>
-          <w:b/>
-        </w:rPr>
-        <w:t>evidence</w:t>
-      </w:r>
       <w:r>
         <w:rPr>
           <w:b w:val="0"/>
@@ -911,486 +695,20 @@
         <w:pStyle w:val="Heading1"/>
       </w:pPr>
       <w:r>
-        <w:t>10. Self check</w:t>
-      </w:r>
-    </w:p>
-    <w:p>
-      <w:r>
-        <w:t>Judge explanation, evidence, transfer and limits separately; attach the work behind your judgement.</w:t>
-      </w:r>
-    </w:p>
-    <w:p>
-      <w:pPr>
-        <w:pStyle w:val="ListBullet"/>
-      </w:pPr>
-      <w:r>
-        <w:t>I can explain the mechanism.</w:t>
-      </w:r>
-    </w:p>
-    <w:p>
-      <w:pPr>
-        <w:pStyle w:val="ListBullet"/>
-      </w:pPr>
-      <w:r>
-        <w:t>I can show evidence.</w:t>
-      </w:r>
-    </w:p>
-    <w:p>
-      <w:pPr>
-        <w:pStyle w:val="ListBullet"/>
-      </w:pPr>
-      <w:r>
-        <w:t>I can handle a changed case.</w:t>
-      </w:r>
-    </w:p>
-    <w:p>
-      <w:pPr>
-        <w:pStyle w:val="ListBullet"/>
-      </w:pPr>
-      <w:r>
-        <w:t>I can name a limit.</w:t>
-      </w:r>
-    </w:p>
-    <w:p>
-      <w:r>
-        <w:t>Mark each as not yet, with help or independently, and attach supporting work.</w:t>
-      </w:r>
-    </w:p>
-    <w:p>
-      <w:pPr>
-        <w:spacing w:line="336" w:lineRule="auto" w:after="180"/>
-      </w:pPr>
-      <w:r>
-        <w:rPr>
-          <w:b w:val="0"/>
-        </w:rPr>
-        <w:t>Teacher review ____________________  Next step ____________________</w:t>
-      </w:r>
-    </w:p>
-    <w:p>
-      <w:pPr>
-        <w:pStyle w:val="Heading1"/>
-      </w:pPr>
-      <w:r>
-        <w:t>11. Transfer practice from the original programme</w:t>
-      </w:r>
-    </w:p>
-    <w:p>
-      <w:r>
-        <w:t>Use this earlier case as transfer practice. A case already discussed with feedback is not fresh assessment evidence.</w:t>
-      </w:r>
-    </w:p>
-    <w:p>
-      <w:pPr>
-        <w:spacing w:line="336" w:lineRule="auto" w:after="180"/>
-      </w:pPr>
-      <w:r>
-        <w:rPr>
-          <w:b w:val="0"/>
-        </w:rPr>
-        <w:t>A catalogue has 30 adventure titles and 2 poetry titles. A recommender rarely suggests poetry. Design a repair and an evaluation that distinguishes catalogue coverage from scoring preference.</w:t>
-      </w:r>
-    </w:p>
-    <w:p>
-      <w:pPr>
-        <w:pStyle w:val="Heading3"/>
-      </w:pPr>
-      <w:r>
-        <w:t>My independently reasoned answer</w:t>
-      </w:r>
-    </w:p>
-    <w:p>
-      <w:r>
-        <w:t>________________________________________________________________</w:t>
-      </w:r>
-    </w:p>
-    <w:p>
-      <w:r>
-        <w:t>________________________________________________________________</w:t>
-      </w:r>
-    </w:p>
-    <w:p>
-      <w:r>
-        <w:t>________________________________________________________________</w:t>
-      </w:r>
-    </w:p>
-    <w:p>
-      <w:r>
-        <w:t>________________________________________________________________</w:t>
-      </w:r>
-    </w:p>
-    <w:p>
-      <w:r>
-        <w:t>________________________________________________________________</w:t>
-      </w:r>
-    </w:p>
-    <w:p>
-      <w:r>
-        <w:t>________________________________________________________________</w:t>
-      </w:r>
-    </w:p>
-    <w:p>
-      <w:r>
-        <w:t>________________________________________________________________</w:t>
-      </w:r>
-    </w:p>
-    <w:p>
-      <w:pPr>
-        <w:spacing w:line="336" w:lineRule="auto" w:after="180"/>
-      </w:pPr>
-      <w:r>
-        <w:rPr>
-          <w:b w:val="0"/>
-        </w:rPr>
-        <w:t>Record support used: none, hint or teacher explanation.</w:t>
-      </w:r>
-    </w:p>
-    <w:p>
-      <w:pPr>
-        <w:pStyle w:val="Heading1"/>
-      </w:pPr>
-      <w:r>
-        <w:t>12. W1 Locate undercoverage</w:t>
-      </w:r>
-    </w:p>
-    <w:p>
-      <w:r>
-        <w:t>Locate undercoverage. Apply the supplied Repair Bias in Data facts and keep your reasoning.</w:t>
-      </w:r>
-    </w:p>
-    <w:p>
-      <w:pPr>
-        <w:spacing w:line="336" w:lineRule="auto" w:after="180"/>
-        <w:shd w:fill="F5F1FB"/>
-      </w:pPr>
-      <w:r>
-        <w:rPr>
-          <w:b w:val="0"/>
-        </w:rPr>
-        <w:t>A morning-only survey claims to represent all library visitors. Which visitors may be missed?</w:t>
-      </w:r>
-    </w:p>
-    <w:p>
-      <w:pPr>
-        <w:pStyle w:val="Heading3"/>
-      </w:pPr>
-      <w:r>
-        <w:t>My reasoning and evidence</w:t>
-      </w:r>
-    </w:p>
-    <w:p>
-      <w:r>
-        <w:t>________________________________________________________________</w:t>
-      </w:r>
-    </w:p>
-    <w:p>
-      <w:r>
-        <w:t>________________________________________________________________</w:t>
-      </w:r>
-    </w:p>
-    <w:p>
-      <w:r>
-        <w:t>________________________________________________________________</w:t>
-      </w:r>
-    </w:p>
-    <w:p>
-      <w:r>
-        <w:t>________________________________________________________________</w:t>
-      </w:r>
-    </w:p>
-    <w:p>
-      <w:r>
-        <w:t>________________________________________________________________</w:t>
-      </w:r>
-    </w:p>
-    <w:p>
-      <w:r>
-        <w:t>________________________________________________________________</w:t>
-      </w:r>
-    </w:p>
-    <w:p>
-      <w:pPr>
-        <w:pStyle w:val="Heading1"/>
-      </w:pPr>
-      <w:r>
-        <w:t>13. W2 Combine counts</w:t>
-      </w:r>
-    </w:p>
-    <w:p>
-      <w:r>
-        <w:t>Combine counts. Apply the supplied Repair Bias in Data facts and keep your reasoning.</w:t>
-      </w:r>
-    </w:p>
-    <w:p>
-      <w:pPr>
-        <w:spacing w:line="336" w:lineRule="auto" w:after="180"/>
-      </w:pPr>
-      <w:r>
-        <w:rPr>
-          <w:b w:val="0"/>
-        </w:rPr>
-        <w:t>Group A has 3 Yes of 4 and B has 2 Yes of 6. Find the combined proportion.</w:t>
-      </w:r>
-    </w:p>
-    <w:p>
-      <w:pPr>
-        <w:pStyle w:val="Heading3"/>
-      </w:pPr>
-      <w:r>
-        <w:t>My reasoning and evidence</w:t>
-      </w:r>
-    </w:p>
-    <w:p>
-      <w:r>
-        <w:t>________________________________________________________________</w:t>
-      </w:r>
-    </w:p>
-    <w:p>
-      <w:r>
-        <w:t>________________________________________________________________</w:t>
-      </w:r>
-    </w:p>
-    <w:p>
-      <w:r>
-        <w:t>________________________________________________________________</w:t>
-      </w:r>
-    </w:p>
-    <w:p>
-      <w:r>
-        <w:t>________________________________________________________________</w:t>
-      </w:r>
-    </w:p>
-    <w:p>
-      <w:r>
-        <w:t>________________________________________________________________</w:t>
-      </w:r>
-    </w:p>
-    <w:p>
-      <w:r>
-        <w:t>________________________________________________________________</w:t>
-      </w:r>
-    </w:p>
-    <w:p>
-      <w:pPr>
-        <w:pStyle w:val="Heading1"/>
-      </w:pPr>
-      <w:r>
-        <w:t>14. W3 Repair the collection</w:t>
-      </w:r>
-    </w:p>
-    <w:p>
-      <w:r>
-        <w:t>Repair the collection. Apply the supplied Repair Bias in Data facts and keep your reasoning.</w:t>
-      </w:r>
-    </w:p>
-    <w:p>
-      <w:pPr>
-        <w:spacing w:line="336" w:lineRule="auto" w:after="180"/>
-        <w:shd w:fill="F5F1FB"/>
-      </w:pPr>
-      <w:r>
-        <w:rPr>
-          <w:b w:val="0"/>
-        </w:rPr>
-        <w:t xml:space="preserve">A form is shared only in the robotics club. How can the </w:t>
-      </w:r>
-      <w:r>
-        <w:rPr>
-          <w:b/>
-        </w:rPr>
-        <w:t>process</w:t>
-      </w:r>
-      <w:r>
-        <w:rPr>
-          <w:b w:val="0"/>
-        </w:rPr>
-        <w:t xml:space="preserve"> better cover the grade?</w:t>
-      </w:r>
-    </w:p>
-    <w:p>
-      <w:pPr>
-        <w:pStyle w:val="Heading3"/>
-      </w:pPr>
-      <w:r>
-        <w:t>My reasoning and evidence</w:t>
-      </w:r>
-    </w:p>
-    <w:p>
-      <w:r>
-        <w:t>________________________________________________________________</w:t>
-      </w:r>
-    </w:p>
-    <w:p>
-      <w:r>
-        <w:t>________________________________________________________________</w:t>
-      </w:r>
-    </w:p>
-    <w:p>
-      <w:r>
-        <w:t>________________________________________________________________</w:t>
-      </w:r>
-    </w:p>
-    <w:p>
-      <w:r>
-        <w:t>________________________________________________________________</w:t>
-      </w:r>
-    </w:p>
-    <w:p>
-      <w:r>
-        <w:t>________________________________________________________________</w:t>
-      </w:r>
-    </w:p>
-    <w:p>
-      <w:r>
-        <w:t>________________________________________________________________</w:t>
-      </w:r>
-    </w:p>
-    <w:p>
-      <w:pPr>
-        <w:pStyle w:val="Heading1"/>
-      </w:pPr>
-      <w:r>
-        <w:t>15. W4 Audit independently</w:t>
-      </w:r>
-    </w:p>
-    <w:p>
-      <w:r>
-        <w:t>Attempt before feedback. If this repeats the selected independent case, reuse that first attempt; otherwise keep a separate record. Audit independently. Apply the supplied Repair Bias in Data facts and keep your reasoning.</w:t>
-      </w:r>
-    </w:p>
-    <w:p>
-      <w:pPr>
-        <w:spacing w:line="336" w:lineRule="auto" w:after="180"/>
-      </w:pPr>
-      <w:r>
-        <w:rPr>
-          <w:b w:val="0"/>
-        </w:rPr>
-        <w:t>A survey has 18 Yes of 20 club members and 2 Yes of 10 others. Compute both group rates and combined rate. Explain why 20/30 does not automatically describe the whole grade.</w:t>
-      </w:r>
-    </w:p>
-    <w:p>
-      <w:pPr>
-        <w:pStyle w:val="Heading3"/>
-      </w:pPr>
-      <w:r>
-        <w:t>My reasoning and evidence</w:t>
-      </w:r>
-    </w:p>
-    <w:p>
-      <w:r>
-        <w:t>________________________________________________________________</w:t>
-      </w:r>
-    </w:p>
-    <w:p>
-      <w:r>
-        <w:t>________________________________________________________________</w:t>
-      </w:r>
-    </w:p>
-    <w:p>
-      <w:r>
-        <w:t>________________________________________________________________</w:t>
-      </w:r>
-    </w:p>
-    <w:p>
-      <w:r>
-        <w:t>________________________________________________________________</w:t>
-      </w:r>
-    </w:p>
-    <w:p>
-      <w:r>
-        <w:t>________________________________________________________________</w:t>
-      </w:r>
-    </w:p>
-    <w:p>
-      <w:r>
-        <w:t>________________________________________________________________</w:t>
-      </w:r>
-    </w:p>
-    <w:p>
-      <w:r>
-        <w:t>________________________________________________________________</w:t>
-      </w:r>
-    </w:p>
-    <w:p>
-      <w:r>
-        <w:t>________________________________________________________________</w:t>
-      </w:r>
-    </w:p>
-    <w:p>
-      <w:pPr>
-        <w:pStyle w:val="Heading1"/>
-      </w:pPr>
-      <w:r>
-        <w:t>16. W5 Avoid causal claims</w:t>
-      </w:r>
-    </w:p>
-    <w:p>
-      <w:r>
-        <w:t>Avoid causal claims. Apply the supplied Repair Bias in Data facts and keep your reasoning.</w:t>
-      </w:r>
-    </w:p>
-    <w:p>
-      <w:pPr>
-        <w:spacing w:line="336" w:lineRule="auto" w:after="180"/>
-        <w:shd w:fill="F5F1FB"/>
-      </w:pPr>
-      <w:r>
-        <w:rPr>
-          <w:b w:val="0"/>
-        </w:rPr>
-        <w:t>Club members favor coding more often. Does club membership necessarily cause that preference?</w:t>
-      </w:r>
-    </w:p>
-    <w:p>
-      <w:pPr>
-        <w:pStyle w:val="Heading3"/>
-      </w:pPr>
-      <w:r>
-        <w:t>My reasoning and evidence</w:t>
-      </w:r>
-    </w:p>
-    <w:p>
-      <w:r>
-        <w:t>________________________________________________________________</w:t>
-      </w:r>
-    </w:p>
-    <w:p>
-      <w:r>
-        <w:t>________________________________________________________________</w:t>
-      </w:r>
-    </w:p>
-    <w:p>
-      <w:r>
-        <w:t>________________________________________________________________</w:t>
-      </w:r>
-    </w:p>
-    <w:p>
-      <w:r>
-        <w:t>________________________________________________________________</w:t>
-      </w:r>
-    </w:p>
-    <w:p>
-      <w:r>
-        <w:t>________________________________________________________________</w:t>
-      </w:r>
-    </w:p>
-    <w:p>
-      <w:r>
-        <w:t>________________________________________________________________</w:t>
-      </w:r>
-    </w:p>
-    <w:p>
-      <w:pPr>
-        <w:pStyle w:val="Heading1"/>
-      </w:pPr>
-      <w:r>
-        <w:t>17. Feedback, return check and learning record</w:t>
-      </w:r>
-    </w:p>
-    <w:p>
-      <w:r>
-        <w:t>Record the first repaired step and a different case to revisit after a delay.</w:t>
+        <w:t>17. Feedback · Repair and return</w:t>
+      </w:r>
+    </w:p>
+    <w:p>
+      <w:r>
+        <w:t>Keep the first attempt, the repair and a changed-case return.</w:t>
+      </w:r>
+    </w:p>
+    <w:p>
+      <w:pPr>
+        <w:pStyle w:val="Heading2"/>
+      </w:pPr>
+      <w:r>
+        <w:t>Your evidence record</w:t>
       </w:r>
     </w:p>
     <w:tbl>
@@ -1545,12 +863,880 @@
         <w:pStyle w:val="Heading1"/>
       </w:pPr>
       <w:r>
-        <w:t>18. Pictorial case practice: Repair Bias in Data</w:t>
-      </w:r>
-    </w:p>
-    <w:p>
-      <w:r>
-        <w:t>A fictional school polls learners about adding comic recommendations. Explain the labelled step before checking the changed condition.</w:t>
+        <w:t>10. Finish · Judge the evidence in your work</w:t>
+      </w:r>
+    </w:p>
+    <w:p>
+      <w:r>
+        <w:t>Point to work that supports your confidence level.</w:t>
+      </w:r>
+    </w:p>
+    <w:p>
+      <w:pPr>
+        <w:pStyle w:val="Heading2"/>
+      </w:pPr>
+      <w:r>
+        <w:t>Your evidence record</w:t>
+      </w:r>
+    </w:p>
+    <w:p>
+      <w:pPr>
+        <w:pStyle w:val="ListBullet"/>
+      </w:pPr>
+      <w:r>
+        <w:t>I can explain the mechanism.</w:t>
+      </w:r>
+    </w:p>
+    <w:p>
+      <w:pPr>
+        <w:pStyle w:val="ListBullet"/>
+      </w:pPr>
+      <w:r>
+        <w:t>I can show evidence.</w:t>
+      </w:r>
+    </w:p>
+    <w:p>
+      <w:pPr>
+        <w:pStyle w:val="ListBullet"/>
+      </w:pPr>
+      <w:r>
+        <w:t>I can handle a changed case.</w:t>
+      </w:r>
+    </w:p>
+    <w:p>
+      <w:pPr>
+        <w:pStyle w:val="ListBullet"/>
+      </w:pPr>
+      <w:r>
+        <w:t>I can name a limit.</w:t>
+      </w:r>
+    </w:p>
+    <w:p>
+      <w:r>
+        <w:t>Mark each as not yet, with help or independently, and attach supporting work.</w:t>
+      </w:r>
+    </w:p>
+    <w:p>
+      <w:pPr>
+        <w:spacing w:line="336" w:lineRule="auto" w:after="180"/>
+      </w:pPr>
+      <w:r>
+        <w:rPr>
+          <w:b w:val="0"/>
+        </w:rPr>
+        <w:t>Teacher review ____________________  Next step ____________________</w:t>
+      </w:r>
+    </w:p>
+    <w:p>
+      <w:pPr>
+        <w:pStyle w:val="Heading1"/>
+      </w:pPr>
+      <w:r>
+        <w:t>Reference bank and extra practice</w:t>
+      </w:r>
+    </w:p>
+    <w:p>
+      <w:pPr>
+        <w:pStyle w:val="Heading1"/>
+      </w:pPr>
+      <w:r>
+        <w:t>02. Reference · Supported W2 record</w:t>
+      </w:r>
+    </w:p>
+    <w:p>
+      <w:r>
+        <w:t>This is the same W2 attempt. Keep one response record.</w:t>
+      </w:r>
+    </w:p>
+    <w:p>
+      <w:pPr>
+        <w:pStyle w:val="Heading2"/>
+      </w:pPr>
+      <w:r>
+        <w:t>Use this when helpful</w:t>
+      </w:r>
+    </w:p>
+    <w:p>
+      <w:pPr>
+        <w:spacing w:line="336" w:lineRule="auto" w:after="180"/>
+      </w:pPr>
+      <w:r>
+        <w:rPr>
+          <w:b w:val="0"/>
+        </w:rPr>
+        <w:t xml:space="preserve">Use W2: Combine counts for </w:t>
+      </w:r>
+      <w:r>
+        <w:rPr>
+          <w:b/>
+        </w:rPr>
+        <w:t>Selection bias</w:t>
+      </w:r>
+      <w:r>
+        <w:rPr>
+          <w:b w:val="0"/>
+        </w:rPr>
+        <w:t xml:space="preserve"> and coverage. Record the answer once; the lesson and workbook refer to the same attempt.</w:t>
+      </w:r>
+    </w:p>
+    <w:tbl>
+      <w:tblPr>
+        <w:tblStyle w:val="LightShading-Accent1"/>
+        <w:tblW w:type="auto" w:w="0"/>
+        <w:tblLook w:firstColumn="1" w:firstRow="1" w:lastColumn="0" w:lastRow="0" w:noHBand="0" w:noVBand="1" w:val="04A0"/>
+      </w:tblPr>
+      <w:tblGrid>
+        <w:gridCol w:w="2556"/>
+        <w:gridCol w:w="2556"/>
+        <w:gridCol w:w="2556"/>
+        <w:gridCol w:w="2556"/>
+      </w:tblGrid>
+      <w:tr>
+        <w:trPr>
+          <w:tblHeader/>
+        </w:trPr>
+        <w:tc>
+          <w:tcPr>
+            <w:tcW w:type="dxa" w:w="2556"/>
+          </w:tcPr>
+          <w:p>
+            <w:r>
+              <w:t>Given inputs</w:t>
+            </w:r>
+          </w:p>
+        </w:tc>
+        <w:tc>
+          <w:tcPr>
+            <w:tcW w:type="dxa" w:w="2556"/>
+          </w:tcPr>
+          <w:p>
+            <w:r>
+              <w:t>Procedure I chose</w:t>
+            </w:r>
+          </w:p>
+        </w:tc>
+        <w:tc>
+          <w:tcPr>
+            <w:tcW w:type="dxa" w:w="2556"/>
+          </w:tcPr>
+          <w:p>
+            <w:r>
+              <w:t>Middle steps</w:t>
+            </w:r>
+          </w:p>
+        </w:tc>
+        <w:tc>
+          <w:tcPr>
+            <w:tcW w:type="dxa" w:w="2556"/>
+          </w:tcPr>
+          <w:p>
+            <w:r>
+              <w:t>Result and check</w:t>
+            </w:r>
+          </w:p>
+        </w:tc>
+      </w:tr>
+      <w:tr>
+        <w:tc>
+          <w:tcPr>
+            <w:tcW w:type="dxa" w:w="2556"/>
+          </w:tcPr>
+          <w:p>
+            <w:r/>
+          </w:p>
+        </w:tc>
+        <w:tc>
+          <w:tcPr>
+            <w:tcW w:type="dxa" w:w="2556"/>
+          </w:tcPr>
+          <w:p>
+            <w:r/>
+          </w:p>
+        </w:tc>
+        <w:tc>
+          <w:tcPr>
+            <w:tcW w:type="dxa" w:w="2556"/>
+          </w:tcPr>
+          <w:p>
+            <w:r/>
+          </w:p>
+        </w:tc>
+        <w:tc>
+          <w:tcPr>
+            <w:tcW w:type="dxa" w:w="2556"/>
+          </w:tcPr>
+          <w:p>
+            <w:r/>
+          </w:p>
+        </w:tc>
+      </w:tr>
+    </w:tbl>
+    <w:p>
+      <w:pPr>
+        <w:pStyle w:val="Heading3"/>
+      </w:pPr>
+      <w:r>
+        <w:t>The step I completed without help, and the hint I needed</w:t>
+      </w:r>
+    </w:p>
+    <w:p>
+      <w:r>
+        <w:t>________________________________________________________________</w:t>
+      </w:r>
+    </w:p>
+    <w:p>
+      <w:r>
+        <w:t>________________________________________________________________</w:t>
+      </w:r>
+    </w:p>
+    <w:p>
+      <w:r>
+        <w:t>________________________________________________________________</w:t>
+      </w:r>
+    </w:p>
+    <w:p>
+      <w:pPr>
+        <w:pStyle w:val="Heading1"/>
+      </w:pPr>
+      <w:r>
+        <w:t>03. Extra practice · Repair the explanation</w:t>
+      </w:r>
+    </w:p>
+    <w:p>
+      <w:r>
+        <w:t>Explain the deciding fact before discussing the answer.</w:t>
+      </w:r>
+    </w:p>
+    <w:p>
+      <w:pPr>
+        <w:pStyle w:val="Heading2"/>
+      </w:pPr>
+      <w:r>
+        <w:t>Use this when helpful</w:t>
+      </w:r>
+    </w:p>
+    <w:p>
+      <w:pPr>
+        <w:spacing w:line="336" w:lineRule="auto" w:after="180"/>
+      </w:pPr>
+      <w:r>
+        <w:rPr>
+          <w:b w:val="0"/>
+        </w:rPr>
+        <w:t xml:space="preserve">Use the worked case for </w:t>
+      </w:r>
+      <w:r>
+        <w:rPr>
+          <w:b/>
+        </w:rPr>
+        <w:t>Selection bias</w:t>
+      </w:r>
+      <w:r>
+        <w:rPr>
+          <w:b w:val="0"/>
+        </w:rPr>
+        <w:t xml:space="preserve"> and coverage. Proposed explanation: “A successful run proves the conclusion”. Decide whether this explanation is supported.</w:t>
+      </w:r>
+    </w:p>
+    <w:p>
+      <w:pPr>
+        <w:spacing w:line="336" w:lineRule="auto" w:after="180"/>
+      </w:pPr>
+      <w:r>
+        <w:rPr>
+          <w:b w:val="0"/>
+        </w:rPr>
+        <w:t>Point to the step or supplied fact that decides; explain your repair if needed.</w:t>
+      </w:r>
+    </w:p>
+    <w:p>
+      <w:pPr>
+        <w:pStyle w:val="Heading3"/>
+      </w:pPr>
+      <w:r>
+        <w:t>My explanation before partner discussion</w:t>
+      </w:r>
+    </w:p>
+    <w:p>
+      <w:r>
+        <w:t>________________________________________________________________</w:t>
+      </w:r>
+    </w:p>
+    <w:p>
+      <w:r>
+        <w:t>________________________________________________________________</w:t>
+      </w:r>
+    </w:p>
+    <w:p>
+      <w:r>
+        <w:t>________________________________________________________________</w:t>
+      </w:r>
+    </w:p>
+    <w:p>
+      <w:r>
+        <w:t>________________________________________________________________</w:t>
+      </w:r>
+    </w:p>
+    <w:p>
+      <w:pPr>
+        <w:pStyle w:val="Heading1"/>
+      </w:pPr>
+      <w:r>
+        <w:t>05. Reference · Original learning target</w:t>
+      </w:r>
+    </w:p>
+    <w:p>
+      <w:r>
+        <w:t>Use this target to inspect an explanation.</w:t>
+      </w:r>
+    </w:p>
+    <w:p>
+      <w:pPr>
+        <w:pStyle w:val="Heading2"/>
+      </w:pPr>
+      <w:r>
+        <w:t>Use this when helpful</w:t>
+      </w:r>
+    </w:p>
+    <w:p>
+      <w:pPr>
+        <w:spacing w:line="336" w:lineRule="auto" w:after="180"/>
+      </w:pPr>
+      <w:r>
+        <w:rPr>
+          <w:b w:val="0"/>
+        </w:rPr>
+        <w:t>A catalogue has 30 adventure titles and 2 poetry titles. A recommender rarely suggests poetry. Design a repair and an evaluation that distinguishes catalogue coverage from scoring preference.</w:t>
+      </w:r>
+    </w:p>
+    <w:p>
+      <w:pPr>
+        <w:pStyle w:val="Heading1"/>
+      </w:pPr>
+      <w:r>
+        <w:t>06. Extra practice · A complete case</w:t>
+      </w:r>
+    </w:p>
+    <w:p>
+      <w:r>
+        <w:t>Try the question before checking the worked explanation.</w:t>
+      </w:r>
+    </w:p>
+    <w:p>
+      <w:pPr>
+        <w:pStyle w:val="Heading2"/>
+      </w:pPr>
+      <w:r>
+        <w:t>Use this when helpful</w:t>
+      </w:r>
+    </w:p>
+    <w:p>
+      <w:pPr>
+        <w:spacing w:line="336" w:lineRule="auto" w:after="180"/>
+      </w:pPr>
+      <w:r>
+        <w:rPr>
+          <w:b/>
+        </w:rPr>
+        <w:t>Training</w:t>
+      </w:r>
+      <w:r>
+        <w:rPr>
+          <w:b w:val="0"/>
+        </w:rPr>
+        <w:t xml:space="preserve"> has eighteen adventure readers and two poetry readers; many intended users prefer poetry.</w:t>
+      </w:r>
+    </w:p>
+    <w:p>
+      <w:pPr>
+        <w:spacing w:line="336" w:lineRule="auto" w:after="180"/>
+      </w:pPr>
+      <w:r>
+        <w:rPr>
+          <w:b w:val="0"/>
+        </w:rPr>
+        <w:t>Propose repair and evaluation.</w:t>
+      </w:r>
+    </w:p>
+    <w:p>
+      <w:pPr>
+        <w:spacing w:line="336" w:lineRule="auto" w:after="180"/>
+      </w:pPr>
+      <w:r>
+        <w:rPr>
+          <w:b w:val="0"/>
+        </w:rPr>
+        <w:t xml:space="preserve">Show your trace, calculation or </w:t>
+      </w:r>
+      <w:r>
+        <w:rPr>
+          <w:b/>
+        </w:rPr>
+        <w:t>evidence</w:t>
+      </w:r>
+    </w:p>
+    <w:p>
+      <w:pPr>
+        <w:pStyle w:val="Heading3"/>
+      </w:pPr>
+      <w:r>
+        <w:t>Write or draw your reasoning and evidence.</w:t>
+      </w:r>
+    </w:p>
+    <w:p>
+      <w:r>
+        <w:t>________________________________________________________________</w:t>
+      </w:r>
+    </w:p>
+    <w:p>
+      <w:r>
+        <w:t>________________________________________________________________</w:t>
+      </w:r>
+    </w:p>
+    <w:p>
+      <w:r>
+        <w:t>________________________________________________________________</w:t>
+      </w:r>
+    </w:p>
+    <w:p>
+      <w:r>
+        <w:t>________________________________________________________________</w:t>
+      </w:r>
+    </w:p>
+    <w:p>
+      <w:r>
+        <w:t>________________________________________________________________</w:t>
+      </w:r>
+    </w:p>
+    <w:p>
+      <w:pPr>
+        <w:pStyle w:val="Heading1"/>
+      </w:pPr>
+      <w:r>
+        <w:t>07. Extra practice · A changed case</w:t>
+      </w:r>
+    </w:p>
+    <w:p>
+      <w:r>
+        <w:t>Keep this practice separate from the reserved independent attempt.</w:t>
+      </w:r>
+    </w:p>
+    <w:p>
+      <w:pPr>
+        <w:pStyle w:val="Heading2"/>
+      </w:pPr>
+      <w:r>
+        <w:t>Use this when helpful</w:t>
+      </w:r>
+    </w:p>
+    <w:p>
+      <w:pPr>
+        <w:spacing w:line="336" w:lineRule="auto" w:after="180"/>
+      </w:pPr>
+      <w:r>
+        <w:rPr>
+          <w:b w:val="0"/>
+        </w:rPr>
+        <w:t>A dataset has 18 adventure readers and 2 poetry readers. A recommender ignores poetry preferences. What would you inspect and test after a repair?</w:t>
+      </w:r>
+    </w:p>
+    <w:p>
+      <w:pPr>
+        <w:spacing w:line="336" w:lineRule="auto" w:after="180"/>
+      </w:pPr>
+      <w:r>
+        <w:rPr>
+          <w:b w:val="0"/>
+        </w:rPr>
+        <w:t>My practice answer and reason</w:t>
+      </w:r>
+    </w:p>
+    <w:p>
+      <w:pPr>
+        <w:pStyle w:val="Heading3"/>
+      </w:pPr>
+      <w:r>
+        <w:t>Write or draw your reasoning and evidence.</w:t>
+      </w:r>
+    </w:p>
+    <w:p>
+      <w:r>
+        <w:t>________________________________________________________________</w:t>
+      </w:r>
+    </w:p>
+    <w:p>
+      <w:r>
+        <w:t>________________________________________________________________</w:t>
+      </w:r>
+    </w:p>
+    <w:p>
+      <w:r>
+        <w:t>________________________________________________________________</w:t>
+      </w:r>
+    </w:p>
+    <w:p>
+      <w:r>
+        <w:t>________________________________________________________________</w:t>
+      </w:r>
+    </w:p>
+    <w:p>
+      <w:r>
+        <w:t>________________________________________________________________</w:t>
+      </w:r>
+    </w:p>
+    <w:p>
+      <w:pPr>
+        <w:pStyle w:val="Heading3"/>
+      </w:pPr>
+      <w:r>
+        <w:t>Week 20 Test and reflect</w:t>
+      </w:r>
+    </w:p>
+    <w:p>
+      <w:pPr>
+        <w:pStyle w:val="Heading1"/>
+      </w:pPr>
+      <w:r>
+        <w:t>08. Extra practice · Design a revealing test</w:t>
+      </w:r>
+    </w:p>
+    <w:p>
+      <w:r>
+        <w:t>Predict before tracing or testing.</w:t>
+      </w:r>
+    </w:p>
+    <w:p>
+      <w:pPr>
+        <w:pStyle w:val="Heading2"/>
+      </w:pPr>
+      <w:r>
+        <w:t>Use this when helpful</w:t>
+      </w:r>
+    </w:p>
+    <w:p>
+      <w:pPr>
+        <w:spacing w:line="336" w:lineRule="auto" w:after="180"/>
+      </w:pPr>
+      <w:r>
+        <w:rPr>
+          <w:b w:val="0"/>
+        </w:rPr>
+        <w:t xml:space="preserve">Create a changed </w:t>
+      </w:r>
+      <w:r>
+        <w:rPr>
+          <w:b/>
+        </w:rPr>
+        <w:t>input</w:t>
+      </w:r>
+      <w:r>
+        <w:rPr>
+          <w:b w:val="0"/>
+        </w:rPr>
+        <w:t>, boundary case or missing-information case. Write the expected answer or safe response before testing.</w:t>
+      </w:r>
+    </w:p>
+    <w:tbl>
+      <w:tblPr>
+        <w:tblStyle w:val="LightShading-Accent1"/>
+        <w:tblW w:type="auto" w:w="0"/>
+        <w:tblLook w:firstColumn="1" w:firstRow="1" w:lastColumn="0" w:lastRow="0" w:noHBand="0" w:noVBand="1" w:val="04A0"/>
+      </w:tblPr>
+      <w:tblGrid>
+        <w:gridCol w:w="5112"/>
+        <w:gridCol w:w="5112"/>
+      </w:tblGrid>
+      <w:tr>
+        <w:trPr>
+          <w:tblHeader/>
+        </w:trPr>
+        <w:tc>
+          <w:tcPr>
+            <w:tcW w:type="dxa" w:w="5112"/>
+          </w:tcPr>
+          <w:p>
+            <w:r>
+              <w:t>Test record</w:t>
+            </w:r>
+          </w:p>
+        </w:tc>
+        <w:tc>
+          <w:tcPr>
+            <w:tcW w:type="dxa" w:w="5112"/>
+          </w:tcPr>
+          <w:p>
+            <w:r>
+              <w:t>My evidence</w:t>
+            </w:r>
+          </w:p>
+        </w:tc>
+      </w:tr>
+      <w:tr>
+        <w:tc>
+          <w:tcPr>
+            <w:tcW w:type="dxa" w:w="5112"/>
+          </w:tcPr>
+          <w:p>
+            <w:r>
+              <w:t>Changed input or condition</w:t>
+            </w:r>
+          </w:p>
+        </w:tc>
+        <w:tc>
+          <w:tcPr>
+            <w:tcW w:type="dxa" w:w="5112"/>
+          </w:tcPr>
+          <w:p>
+            <w:r/>
+          </w:p>
+        </w:tc>
+      </w:tr>
+      <w:tr>
+        <w:tc>
+          <w:tcPr>
+            <w:tcW w:type="dxa" w:w="5112"/>
+          </w:tcPr>
+          <w:p>
+            <w:r>
+              <w:t>Expected answer or fallback</w:t>
+            </w:r>
+          </w:p>
+        </w:tc>
+        <w:tc>
+          <w:tcPr>
+            <w:tcW w:type="dxa" w:w="5112"/>
+          </w:tcPr>
+          <w:p>
+            <w:r/>
+          </w:p>
+        </w:tc>
+      </w:tr>
+      <w:tr>
+        <w:tc>
+          <w:tcPr>
+            <w:tcW w:type="dxa" w:w="5112"/>
+          </w:tcPr>
+          <w:p>
+            <w:r>
+              <w:t>Observed result</w:t>
+            </w:r>
+          </w:p>
+        </w:tc>
+        <w:tc>
+          <w:tcPr>
+            <w:tcW w:type="dxa" w:w="5112"/>
+          </w:tcPr>
+          <w:p>
+            <w:r/>
+          </w:p>
+        </w:tc>
+      </w:tr>
+      <w:tr>
+        <w:tc>
+          <w:tcPr>
+            <w:tcW w:type="dxa" w:w="5112"/>
+          </w:tcPr>
+          <w:p>
+            <w:r>
+              <w:t>Why the result occurred</w:t>
+            </w:r>
+          </w:p>
+        </w:tc>
+        <w:tc>
+          <w:tcPr>
+            <w:tcW w:type="dxa" w:w="5112"/>
+          </w:tcPr>
+          <w:p>
+            <w:r/>
+          </w:p>
+        </w:tc>
+      </w:tr>
+    </w:tbl>
+    <w:p>
+      <w:pPr>
+        <w:pStyle w:val="Heading1"/>
+      </w:pPr>
+      <w:r>
+        <w:t>11. Reference · Original target response space</w:t>
+      </w:r>
+    </w:p>
+    <w:p>
+      <w:r>
+        <w:t>This teaching case is practice rather than a fresh assessment.</w:t>
+      </w:r>
+    </w:p>
+    <w:p>
+      <w:pPr>
+        <w:pStyle w:val="Heading2"/>
+      </w:pPr>
+      <w:r>
+        <w:t>Use this when helpful</w:t>
+      </w:r>
+    </w:p>
+    <w:p>
+      <w:pPr>
+        <w:spacing w:line="336" w:lineRule="auto" w:after="180"/>
+      </w:pPr>
+      <w:r>
+        <w:rPr>
+          <w:b w:val="0"/>
+        </w:rPr>
+        <w:t>A catalogue has 30 adventure titles and 2 poetry titles. A recommender rarely suggests poetry. Design a repair and an evaluation that distinguishes catalogue coverage from scoring preference.</w:t>
+      </w:r>
+    </w:p>
+    <w:p>
+      <w:pPr>
+        <w:pStyle w:val="Heading3"/>
+      </w:pPr>
+      <w:r>
+        <w:t>My explanation after practice</w:t>
+      </w:r>
+    </w:p>
+    <w:p>
+      <w:r>
+        <w:t>________________________________________________________________</w:t>
+      </w:r>
+    </w:p>
+    <w:p>
+      <w:r>
+        <w:t>________________________________________________________________</w:t>
+      </w:r>
+    </w:p>
+    <w:p>
+      <w:r>
+        <w:t>________________________________________________________________</w:t>
+      </w:r>
+    </w:p>
+    <w:p>
+      <w:r>
+        <w:t>________________________________________________________________</w:t>
+      </w:r>
+    </w:p>
+    <w:p>
+      <w:r>
+        <w:t>________________________________________________________________</w:t>
+      </w:r>
+    </w:p>
+    <w:p>
+      <w:r>
+        <w:t>________________________________________________________________</w:t>
+      </w:r>
+    </w:p>
+    <w:p>
+      <w:r>
+        <w:t>________________________________________________________________</w:t>
+      </w:r>
+    </w:p>
+    <w:p>
+      <w:pPr>
+        <w:spacing w:line="336" w:lineRule="auto" w:after="180"/>
+      </w:pPr>
+      <w:r>
+        <w:rPr>
+          <w:b w:val="0"/>
+        </w:rPr>
+        <w:t>Record support used: none, hint or teacher explanation.</w:t>
+      </w:r>
+    </w:p>
+    <w:p>
+      <w:pPr>
+        <w:pStyle w:val="Heading1"/>
+      </w:pPr>
+      <w:r>
+        <w:t>15. Reference · Independent-case response copy</w:t>
+      </w:r>
+    </w:p>
+    <w:p>
+      <w:r>
+        <w:t>This duplicates W4. Reuse the same first-attempt record.</w:t>
+      </w:r>
+    </w:p>
+    <w:p>
+      <w:pPr>
+        <w:pStyle w:val="Heading2"/>
+      </w:pPr>
+      <w:r>
+        <w:t>Use this when helpful</w:t>
+      </w:r>
+    </w:p>
+    <w:p>
+      <w:pPr>
+        <w:spacing w:line="336" w:lineRule="auto" w:after="180"/>
+      </w:pPr>
+      <w:r>
+        <w:rPr>
+          <w:b w:val="0"/>
+        </w:rPr>
+        <w:t>A survey has 18 Yes of 20 club members and 2 Yes of 10 others. Compute both group rates and combined rate. Explain why 20/30 does not automatically describe the whole grade.</w:t>
+      </w:r>
+    </w:p>
+    <w:p>
+      <w:pPr>
+        <w:pStyle w:val="Heading3"/>
+      </w:pPr>
+      <w:r>
+        <w:t>My reasoning and evidence</w:t>
+      </w:r>
+    </w:p>
+    <w:p>
+      <w:r>
+        <w:t>________________________________________________________________</w:t>
+      </w:r>
+    </w:p>
+    <w:p>
+      <w:r>
+        <w:t>________________________________________________________________</w:t>
+      </w:r>
+    </w:p>
+    <w:p>
+      <w:r>
+        <w:t>________________________________________________________________</w:t>
+      </w:r>
+    </w:p>
+    <w:p>
+      <w:r>
+        <w:t>________________________________________________________________</w:t>
+      </w:r>
+    </w:p>
+    <w:p>
+      <w:r>
+        <w:t>________________________________________________________________</w:t>
+      </w:r>
+    </w:p>
+    <w:p>
+      <w:r>
+        <w:t>________________________________________________________________</w:t>
+      </w:r>
+    </w:p>
+    <w:p>
+      <w:r>
+        <w:t>________________________________________________________________</w:t>
+      </w:r>
+    </w:p>
+    <w:p>
+      <w:r>
+        <w:t>________________________________________________________________</w:t>
+      </w:r>
+    </w:p>
+    <w:p>
+      <w:pPr>
+        <w:pStyle w:val="Heading1"/>
+      </w:pPr>
+      <w:r>
+        <w:t>18. Extra practice · Use the worked picture</w:t>
+      </w:r>
+    </w:p>
+    <w:p>
+      <w:r>
+        <w:t>Keep the explanation and the support you used.</w:t>
+      </w:r>
+    </w:p>
+    <w:p>
+      <w:pPr>
+        <w:pStyle w:val="Heading2"/>
+      </w:pPr>
+      <w:r>
+        <w:t>Use this when helpful</w:t>
       </w:r>
     </w:p>
     <w:p>
@@ -1661,7 +1847,6 @@
     <w:p>
       <w:pPr>
         <w:spacing w:line="336" w:lineRule="auto" w:after="180"/>
-        <w:shd w:fill="F5F1FB"/>
       </w:pPr>
       <w:r>
         <w:rPr>
@@ -1710,16 +1895,7 @@
     </w:p>
     <w:p>
       <w:pPr>
-        <w:pStyle w:val="Heading3"/>
-      </w:pPr>
-      <w:r>
-        <w:t>Record the help used</w:t>
-      </w:r>
-    </w:p>
-    <w:p>
-      <w:pPr>
         <w:spacing w:line="336" w:lineRule="auto" w:after="180"/>
-        <w:shd w:fill="F1F6F8"/>
       </w:pPr>
       <w:r>
         <w:rPr>
@@ -1756,12 +1932,20 @@
         <w:pStyle w:val="Heading1"/>
       </w:pPr>
       <w:r>
-        <w:t>19. Project portfolio milestone</w:t>
-      </w:r>
-    </w:p>
-    <w:p>
-      <w:r>
-        <w:t>Keep this week’s input, deciding step, result and limit together in the Transparent Book Recommender record.</w:t>
+        <w:t>19. Reference · Project portfolio record</w:t>
+      </w:r>
+    </w:p>
+    <w:p>
+      <w:r>
+        <w:t>Extend your main project response when helpful.</w:t>
+      </w:r>
+    </w:p>
+    <w:p>
+      <w:pPr>
+        <w:pStyle w:val="Heading2"/>
+      </w:pPr>
+      <w:r>
+        <w:t>Use this when helpful</w:t>
       </w:r>
     </w:p>
     <w:p>
@@ -1951,12 +2135,569 @@
         <w:pStyle w:val="Heading1"/>
       </w:pPr>
       <w:r>
-        <w:t>20. Supported practice and learning evidence</w:t>
-      </w:r>
-    </w:p>
-    <w:p>
-      <w:r>
-        <w:t>Try the supported questions before comparing with hints and feedback. Record what you repaired and the evidence you retained.</w:t>
+        <w:t>20. Extra practice: pictures, repair and feedback</w:t>
+      </w:r>
+    </w:p>
+    <w:p>
+      <w:r>
+        <w:t>Attempt each question before opening its explanation. Use one browser or paper copy.</w:t>
+      </w:r>
+    </w:p>
+    <w:p>
+      <w:pPr>
+        <w:pStyle w:val="Heading2"/>
+      </w:pPr>
+      <w:r>
+        <w:t>First supported question</w:t>
+      </w:r>
+    </w:p>
+    <w:p>
+      <w:pPr>
+        <w:pStyle w:val="ListBullet"/>
+      </w:pPr>
+      <w:r>
+        <w:t>A fictional school polls learners about adding comic recommendations.</w:t>
+      </w:r>
+    </w:p>
+    <w:p>
+      <w:pPr>
+        <w:pStyle w:val="Heading3"/>
+      </w:pPr>
+      <w:r>
+        <w:t>Practice 1: explain the deciding evidence</w:t>
+      </w:r>
+    </w:p>
+    <w:p>
+      <w:pPr>
+        <w:pStyle w:val="ListBullet"/>
+      </w:pPr>
+      <w:r>
+        <w:t>Which labelled step matches this detail? Plan invitations that fairly cover the whole grade, document selection and report nonresponse by group.</w:t>
+      </w:r>
+    </w:p>
+    <w:p>
+      <w:pPr>
+        <w:pStyle w:val="ListBullet"/>
+      </w:pPr>
+      <w:r>
+        <w:t>1. Group rates</w:t>
+      </w:r>
+    </w:p>
+    <w:p>
+      <w:pPr>
+        <w:pStyle w:val="ListBullet"/>
+      </w:pPr>
+      <w:r>
+        <w:t>2. Respondent total</w:t>
+      </w:r>
+    </w:p>
+    <w:p>
+      <w:pPr>
+        <w:pStyle w:val="ListBullet"/>
+      </w:pPr>
+      <w:r>
+        <w:t>3. Repair collection</w:t>
+      </w:r>
+    </w:p>
+    <w:p>
+      <w:pPr>
+        <w:pStyle w:val="ListBullet"/>
+      </w:pPr>
+      <w:r>
+        <w:t>4. Check representation</w:t>
+      </w:r>
+    </w:p>
+    <w:p>
+      <w:pPr>
+        <w:pStyle w:val="Heading3"/>
+      </w:pPr>
+      <w:r>
+        <w:t>My selected conclusion, deciding fact and explanation</w:t>
+      </w:r>
+    </w:p>
+    <w:p>
+      <w:r>
+        <w:t>________________________________________________________________</w:t>
+      </w:r>
+    </w:p>
+    <w:p>
+      <w:r>
+        <w:t>________________________________________________________________</w:t>
+      </w:r>
+    </w:p>
+    <w:p>
+      <w:r>
+        <w:t>________________________________________________________________</w:t>
+      </w:r>
+    </w:p>
+    <w:p>
+      <w:r>
+        <w:t>________________________________________________________________</w:t>
+      </w:r>
+    </w:p>
+    <w:p>
+      <w:r>
+        <w:t>________________________________________________________________</w:t>
+      </w:r>
+    </w:p>
+    <w:p>
+      <w:pPr>
+        <w:pStyle w:val="ListBullet"/>
+      </w:pPr>
+      <w:r>
+        <w:t>Hint if needed: Read the steps in the pictorial case. Match the supplied detail to the stage that performs or records it.</w:t>
+      </w:r>
+    </w:p>
+    <w:p>
+      <w:pPr>
+        <w:pStyle w:val="Heading2"/>
+      </w:pPr>
+      <w:r>
+        <w:t>Check the first explanation · reference / check after trying</w:t>
+      </w:r>
+    </w:p>
+    <w:p>
+      <w:pPr>
+        <w:spacing w:line="336" w:lineRule="auto" w:after="180"/>
+      </w:pPr>
+      <w:r>
+        <w:rPr>
+          <w:b w:val="0"/>
+        </w:rPr>
+        <w:t xml:space="preserve">After your attempt, compare with the supported explanation: Repair collection Plan invitations that fairly cover the whole grade, document selection and report </w:t>
+      </w:r>
+      <w:r>
+        <w:rPr>
+          <w:b/>
+        </w:rPr>
+        <w:t>nonresponse</w:t>
+      </w:r>
+      <w:r>
+        <w:rPr>
+          <w:b w:val="0"/>
+        </w:rPr>
+        <w:t xml:space="preserve"> by group.</w:t>
+      </w:r>
+    </w:p>
+    <w:p>
+      <w:pPr>
+        <w:spacing w:line="336" w:lineRule="auto" w:after="180"/>
+      </w:pPr>
+      <w:r>
+        <w:rPr>
+          <w:b w:val="0"/>
+        </w:rPr>
+        <w:t>The combined respondent result gives club members more influence than their share of the grade.</w:t>
+      </w:r>
+    </w:p>
+    <w:p>
+      <w:pPr>
+        <w:spacing w:line="336" w:lineRule="auto" w:after="180"/>
+      </w:pPr>
+      <w:r>
+        <w:rPr>
+          <w:b w:val="0"/>
+        </w:rPr>
+        <w:t>A weighted illustration using 25% and 75% gives 0.25×</w:t>
+      </w:r>
+      <w:r>
+        <w:rPr>
+          <w:b/>
+        </w:rPr>
+        <w:t>80%</w:t>
+      </w:r>
+      <w:r>
+        <w:rPr>
+          <w:b w:val="0"/>
+        </w:rPr>
+        <w:t>+0.75×20%=35%, but volunteers may differ within each group, so weighting alone does not establish the true grade preference.</w:t>
+      </w:r>
+    </w:p>
+    <w:p>
+      <w:pPr>
+        <w:spacing w:line="336" w:lineRule="auto" w:after="180"/>
+      </w:pPr>
+      <w:r>
+        <w:rPr>
+          <w:b w:val="0"/>
+        </w:rPr>
+        <w:t xml:space="preserve">Improve the collection </w:t>
+      </w:r>
+      <w:r>
+        <w:rPr>
+          <w:b/>
+        </w:rPr>
+        <w:t>process</w:t>
+      </w:r>
+      <w:r>
+        <w:rPr>
+          <w:b w:val="0"/>
+        </w:rPr>
+        <w:t xml:space="preserve"> rather than announcing the weighted number as fact.</w:t>
+      </w:r>
+    </w:p>
+    <w:p>
+      <w:pPr>
+        <w:pStyle w:val="Heading2"/>
+      </w:pPr>
+      <w:r>
+        <w:t>Changed-case question</w:t>
+      </w:r>
+    </w:p>
+    <w:p>
+      <w:pPr>
+        <w:pStyle w:val="Heading3"/>
+      </w:pPr>
+      <w:r>
+        <w:t>Practice 2: explain the deciding evidence</w:t>
+      </w:r>
+    </w:p>
+    <w:p>
+      <w:pPr>
+        <w:pStyle w:val="ListBullet"/>
+      </w:pPr>
+      <w:r>
+        <w:t>Changed-case practice: Recruit more club volunteers only. Which conclusion is supported by the supplied facts?</w:t>
+      </w:r>
+    </w:p>
+    <w:p>
+      <w:pPr>
+        <w:pStyle w:val="ListBullet"/>
+      </w:pPr>
+      <w:r>
+        <w:t>1. This one example guarantees correct results for every future input.</w:t>
+      </w:r>
+    </w:p>
+    <w:p>
+      <w:pPr>
+        <w:pStyle w:val="ListBullet"/>
+      </w:pPr>
+      <w:r>
+        <w:t>2. Sample size increases without fixing missing representation of other learners.</w:t>
+      </w:r>
+    </w:p>
+    <w:p>
+      <w:pPr>
+        <w:pStyle w:val="ListBullet"/>
+      </w:pPr>
+      <w:r>
+        <w:t>3. We can decide the result without examining the changed input or the procedure.</w:t>
+      </w:r>
+    </w:p>
+    <w:p>
+      <w:pPr>
+        <w:pStyle w:val="Heading3"/>
+      </w:pPr>
+      <w:r>
+        <w:t>My selected conclusion, deciding fact and explanation</w:t>
+      </w:r>
+    </w:p>
+    <w:p>
+      <w:r>
+        <w:t>________________________________________________________________</w:t>
+      </w:r>
+    </w:p>
+    <w:p>
+      <w:r>
+        <w:t>________________________________________________________________</w:t>
+      </w:r>
+    </w:p>
+    <w:p>
+      <w:r>
+        <w:t>________________________________________________________________</w:t>
+      </w:r>
+    </w:p>
+    <w:p>
+      <w:r>
+        <w:t>________________________________________________________________</w:t>
+      </w:r>
+    </w:p>
+    <w:p>
+      <w:r>
+        <w:t>________________________________________________________________</w:t>
+      </w:r>
+    </w:p>
+    <w:p>
+      <w:pPr>
+        <w:pStyle w:val="ListBullet"/>
+      </w:pPr>
+      <w:r>
+        <w:t>Hint if needed: Use the changed condition and the deciding step in the pictorial trace. The answer must say what follows from those facts.</w:t>
+      </w:r>
+    </w:p>
+    <w:p>
+      <w:pPr>
+        <w:pStyle w:val="Heading2"/>
+      </w:pPr>
+      <w:r>
+        <w:t>Check the changed case · reference / check after trying</w:t>
+      </w:r>
+    </w:p>
+    <w:p>
+      <w:pPr>
+        <w:spacing w:line="336" w:lineRule="auto" w:after="180"/>
+      </w:pPr>
+      <w:r>
+        <w:rPr>
+          <w:b w:val="0"/>
+        </w:rPr>
+        <w:t>After your attempt, compare with the supported explanation: Sample size increases without fixing missing representation of other learners. The added respondents come from the already overrepresented group.</w:t>
+      </w:r>
+    </w:p>
+    <w:p>
+      <w:pPr>
+        <w:pStyle w:val="Heading2"/>
+      </w:pPr>
+      <w:r>
+        <w:t>Repair and save your work</w:t>
+      </w:r>
+    </w:p>
+    <w:p>
+      <w:pPr>
+        <w:spacing w:line="336" w:lineRule="auto" w:after="180"/>
+      </w:pPr>
+      <w:r>
+        <w:rPr>
+          <w:b w:val="0"/>
+        </w:rPr>
+        <w:t xml:space="preserve">Review Sampling and Representation (ai-2/19). Goal: Define a question and target population. Short practice: Can </w:t>
+      </w:r>
+      <w:r>
+        <w:rPr>
+          <w:b/>
+        </w:rPr>
+        <w:t>80%</w:t>
+      </w:r>
+      <w:r>
+        <w:rPr>
+          <w:b w:val="0"/>
+        </w:rPr>
+        <w:t xml:space="preserve"> response be reported as </w:t>
+      </w:r>
+      <w:r>
+        <w:rPr>
+          <w:b/>
+        </w:rPr>
+        <w:t>80%</w:t>
+      </w:r>
+      <w:r>
+        <w:rPr>
+          <w:b w:val="0"/>
+        </w:rPr>
+        <w:t xml:space="preserve"> of the whole grade responding?. Return to this week and explain what you changed.</w:t>
+      </w:r>
+    </w:p>
+    <w:p>
+      <w:pPr>
+        <w:spacing w:line="336" w:lineRule="auto" w:after="180"/>
+      </w:pPr>
+      <w:r>
+        <w:rPr>
+          <w:b w:val="0"/>
+        </w:rPr>
+        <w:t>Review Noise and Outliers (ai-2/17). Goal: Calculate mean and median. Short practice: If 18 was genuine, which summary better describes the middle observed task, and what extra fact should be shown?.</w:t>
+      </w:r>
+    </w:p>
+    <w:p>
+      <w:pPr>
+        <w:spacing w:line="336" w:lineRule="auto" w:after="180"/>
+      </w:pPr>
+      <w:r>
+        <w:rPr>
+          <w:b w:val="0"/>
+        </w:rPr>
+        <w:t>Return to this week and explain what you changed.</w:t>
+      </w:r>
+    </w:p>
+    <w:p>
+      <w:pPr>
+        <w:spacing w:line="336" w:lineRule="auto" w:after="180"/>
+      </w:pPr>
+      <w:r>
+        <w:rPr>
+          <w:b w:val="0"/>
+        </w:rPr>
+        <w:t xml:space="preserve">Review Decision Trees (ai-2/14). Goal: Fit a root question and leaf </w:t>
+      </w:r>
+      <w:r>
+        <w:rPr>
+          <w:b/>
+        </w:rPr>
+        <w:t>prediction</w:t>
+      </w:r>
+      <w:r>
+        <w:rPr>
+          <w:b w:val="0"/>
+        </w:rPr>
+        <w:t xml:space="preserve">s from </w:t>
+      </w:r>
+      <w:r>
+        <w:rPr>
+          <w:b/>
+        </w:rPr>
+        <w:t>training</w:t>
+      </w:r>
+      <w:r>
+        <w:rPr>
+          <w:b w:val="0"/>
+        </w:rPr>
+        <w:t xml:space="preserve"> examples. Short practice: Why does changing colour alone not change this tree’s </w:t>
+      </w:r>
+      <w:r>
+        <w:rPr>
+          <w:b/>
+        </w:rPr>
+        <w:t>prediction</w:t>
+      </w:r>
+      <w:r>
+        <w:rPr>
+          <w:b w:val="0"/>
+        </w:rPr>
+        <w:t>?.</w:t>
+      </w:r>
+    </w:p>
+    <w:p>
+      <w:pPr>
+        <w:spacing w:line="336" w:lineRule="auto" w:after="180"/>
+      </w:pPr>
+      <w:r>
+        <w:rPr>
+          <w:b w:val="0"/>
+        </w:rPr>
+        <w:t>Return to this week and explain what you changed.</w:t>
+      </w:r>
+    </w:p>
+    <w:p>
+      <w:pPr>
+        <w:spacing w:line="336" w:lineRule="auto" w:after="180"/>
+      </w:pPr>
+      <w:r>
+        <w:rPr>
+          <w:b w:val="0"/>
+        </w:rPr>
+        <w:t xml:space="preserve">The browser lab lets you edit the supported Python examples already included in this lesson. Predict first, run, inspect the actual </w:t>
+      </w:r>
+      <w:r>
+        <w:rPr>
+          <w:b/>
+        </w:rPr>
+        <w:t>output</w:t>
+      </w:r>
+      <w:r>
+        <w:rPr>
+          <w:b w:val="0"/>
+        </w:rPr>
+        <w:t xml:space="preserve"> or error, change one </w:t>
+      </w:r>
+      <w:r>
+        <w:rPr>
+          <w:b/>
+        </w:rPr>
+        <w:t>input</w:t>
+      </w:r>
+      <w:r>
+        <w:rPr>
+          <w:b w:val="0"/>
+        </w:rPr>
+        <w:t>, then run again.</w:t>
+      </w:r>
+    </w:p>
+    <w:p>
+      <w:pPr>
+        <w:spacing w:line="336" w:lineRule="auto" w:after="180"/>
+      </w:pPr>
+      <w:r>
+        <w:rPr>
+          <w:b w:val="0"/>
+        </w:rPr>
+        <w:t xml:space="preserve">Keep code, </w:t>
+      </w:r>
+      <w:r>
+        <w:rPr>
+          <w:b/>
+        </w:rPr>
+        <w:t>prediction</w:t>
+      </w:r>
+      <w:r>
+        <w:rPr>
+          <w:b w:val="0"/>
+        </w:rPr>
+        <w:t>s, actual results and a reasoned revision together. On paper, label your result as a trace rather than an execution.</w:t>
+      </w:r>
+    </w:p>
+    <w:p>
+      <w:pPr>
+        <w:spacing w:line="336" w:lineRule="auto" w:after="180"/>
+      </w:pPr>
+      <w:r>
+        <w:rPr>
+          <w:b w:val="0"/>
+        </w:rPr>
+        <w:t xml:space="preserve">Use Download completed work in the hosted lesson to export your answers, reflections, practice feedback and code-run </w:t>
+      </w:r>
+      <w:r>
+        <w:rPr>
+          <w:b/>
+        </w:rPr>
+        <w:t>evidence</w:t>
+      </w:r>
+      <w:r>
+        <w:rPr>
+          <w:b w:val="0"/>
+        </w:rPr>
+        <w:t>. Open the HTML copy to read or print it.</w:t>
+      </w:r>
+    </w:p>
+    <w:p>
+      <w:pPr>
+        <w:spacing w:line="336" w:lineRule="auto" w:after="180"/>
+      </w:pPr>
+      <w:r>
+        <w:rPr>
+          <w:b w:val="0"/>
+        </w:rPr>
+        <w:t>Drafts stay in this browser when storage is available; clear drafts on a shared device.</w:t>
+      </w:r>
+    </w:p>
+    <w:p>
+      <w:pPr>
+        <w:pStyle w:val="Heading3"/>
+      </w:pPr>
+      <w:r>
+        <w:t>What I repaired, the evidence I kept and the next test</w:t>
+      </w:r>
+    </w:p>
+    <w:p>
+      <w:r>
+        <w:t>________________________________________________________________</w:t>
+      </w:r>
+    </w:p>
+    <w:p>
+      <w:r>
+        <w:t>________________________________________________________________</w:t>
+      </w:r>
+    </w:p>
+    <w:p>
+      <w:r>
+        <w:t>________________________________________________________________</w:t>
+      </w:r>
+    </w:p>
+    <w:p>
+      <w:r>
+        <w:t>________________________________________________________________</w:t>
+      </w:r>
+    </w:p>
+    <w:p>
+      <w:r>
+        <w:t>________________________________________________________________</w:t>
+      </w:r>
+    </w:p>
+    <w:p>
+      <w:pPr>
+        <w:pStyle w:val="Heading2"/>
+      </w:pPr>
+      <w:r>
+        <w:t>Earlier wording, alternatives and picture transcripts · reference / check after trying</w:t>
       </w:r>
     </w:p>
     <w:p>
@@ -1972,92 +2713,10 @@
     </w:p>
     <w:p>
       <w:pPr>
-        <w:spacing w:line="336" w:lineRule="auto" w:after="180"/>
-      </w:pPr>
-      <w:r>
-        <w:rPr>
-          <w:b w:val="0"/>
-        </w:rPr>
-        <w:t>A fictional school polls learners about adding comic recommendations.</w:t>
-      </w:r>
-    </w:p>
-    <w:p>
-      <w:pPr>
         <w:pStyle w:val="Heading3"/>
       </w:pPr>
       <w:r>
-        <w:t>Practice 1: explain the deciding evidence</w:t>
-      </w:r>
-    </w:p>
-    <w:p>
-      <w:pPr>
-        <w:spacing w:line="336" w:lineRule="auto" w:after="180"/>
-      </w:pPr>
-      <w:r>
-        <w:rPr>
-          <w:b w:val="0"/>
-        </w:rPr>
-        <w:t xml:space="preserve">Which labelled step matches this detail? Plan invitations that fairly cover the whole grade, document selection and report </w:t>
-      </w:r>
-      <w:r>
-        <w:rPr>
-          <w:b/>
-        </w:rPr>
-        <w:t>nonresponse</w:t>
-      </w:r>
-      <w:r>
-        <w:rPr>
-          <w:b w:val="0"/>
-        </w:rPr>
-        <w:t xml:space="preserve"> by group.</w:t>
-      </w:r>
-    </w:p>
-    <w:p>
-      <w:pPr>
-        <w:spacing w:line="336" w:lineRule="auto" w:after="180"/>
-        <w:shd w:fill="F4F9FC"/>
-      </w:pPr>
-      <w:r>
-        <w:rPr>
-          <w:b w:val="0"/>
-        </w:rPr>
-        <w:t>1. Group rates</w:t>
-      </w:r>
-    </w:p>
-    <w:p>
-      <w:pPr>
-        <w:spacing w:line="336" w:lineRule="auto" w:after="180"/>
-        <w:shd w:fill="F4F9FC"/>
-      </w:pPr>
-      <w:r>
-        <w:rPr>
-          <w:b w:val="0"/>
-        </w:rPr>
-        <w:t>2. Respondent total</w:t>
-      </w:r>
-    </w:p>
-    <w:p>
-      <w:pPr>
-        <w:spacing w:line="336" w:lineRule="auto" w:after="180"/>
-        <w:shd w:fill="F4F9FC"/>
-      </w:pPr>
-      <w:r>
-        <w:rPr>
-          <w:b w:val="0"/>
-        </w:rPr>
-        <w:t>3. Repair collection</w:t>
-      </w:r>
-    </w:p>
-    <w:p>
-      <w:pPr>
-        <w:spacing w:line="336" w:lineRule="auto" w:after="180"/>
-        <w:shd w:fill="F4F9FC"/>
-      </w:pPr>
-      <w:r>
-        <w:rPr>
-          <w:b w:val="0"/>
-        </w:rPr>
-        <w:t>4. Check representation</w:t>
+        <w:t>Repair a missing building block</w:t>
       </w:r>
     </w:p>
     <w:p>
@@ -2065,32 +2724,7 @@
         <w:pStyle w:val="Heading3"/>
       </w:pPr>
       <w:r>
-        <w:t>My selected conclusion, deciding fact and explanation</w:t>
-      </w:r>
-    </w:p>
-    <w:p>
-      <w:r>
-        <w:t>________________________________________________________________</w:t>
-      </w:r>
-    </w:p>
-    <w:p>
-      <w:r>
-        <w:t>________________________________________________________________</w:t>
-      </w:r>
-    </w:p>
-    <w:p>
-      <w:r>
-        <w:t>________________________________________________________________</w:t>
-      </w:r>
-    </w:p>
-    <w:p>
-      <w:r>
-        <w:t>________________________________________________________________</w:t>
-      </w:r>
-    </w:p>
-    <w:p>
-      <w:r>
-        <w:t>________________________________________________________________</w:t>
+        <w:t>Predict, run and debug</w:t>
       </w:r>
     </w:p>
     <w:p>
@@ -2098,554 +2732,25 @@
         <w:pStyle w:val="Heading3"/>
       </w:pPr>
       <w:r>
-        <w:t>Hint · try first</w:t>
-      </w:r>
-    </w:p>
-    <w:p>
-      <w:pPr>
-        <w:spacing w:line="336" w:lineRule="auto" w:after="180"/>
-        <w:shd w:fill="F1F6F8"/>
-      </w:pPr>
-      <w:r>
-        <w:rPr>
-          <w:b w:val="0"/>
-        </w:rPr>
-        <w:t>Hint if needed: Read the steps in the pictorial case. Match the supplied detail to the stage that performs or records it.</w:t>
-      </w:r>
-    </w:p>
-    <w:p>
-      <w:pPr>
-        <w:pStyle w:val="Heading3"/>
-      </w:pPr>
-      <w:r>
-        <w:t>Feedback · compare after trying</w:t>
-      </w:r>
-    </w:p>
-    <w:p>
-      <w:pPr>
-        <w:spacing w:line="336" w:lineRule="auto" w:after="180"/>
-        <w:shd w:fill="F1F6FC"/>
-      </w:pPr>
-      <w:r>
-        <w:rPr>
-          <w:b w:val="0"/>
-        </w:rPr>
-        <w:t xml:space="preserve">After your attempt, compare with the supported explanation: Repair collection Plan invitations that fairly cover the whole grade, document selection and report </w:t>
-      </w:r>
-      <w:r>
-        <w:rPr>
-          <w:b/>
-        </w:rPr>
-        <w:t>nonresponse</w:t>
-      </w:r>
-      <w:r>
-        <w:rPr>
-          <w:b w:val="0"/>
-        </w:rPr>
-        <w:t xml:space="preserve"> by group.</w:t>
-      </w:r>
-    </w:p>
-    <w:p>
-      <w:pPr>
-        <w:spacing w:line="336" w:lineRule="auto" w:after="180"/>
-        <w:shd w:fill="F1F6FC"/>
-      </w:pPr>
-      <w:r>
-        <w:rPr>
-          <w:b w:val="0"/>
-        </w:rPr>
-        <w:t>The combined respondent result gives club members more influence than their share of the grade.</w:t>
-      </w:r>
-    </w:p>
-    <w:p>
-      <w:pPr>
-        <w:spacing w:line="336" w:lineRule="auto" w:after="180"/>
-        <w:shd w:fill="F1F6FC"/>
-      </w:pPr>
-      <w:r>
-        <w:rPr>
-          <w:b w:val="0"/>
-        </w:rPr>
-        <w:t>A weighted illustration using 25% and 75% gives 0.25×</w:t>
-      </w:r>
-      <w:r>
-        <w:rPr>
-          <w:b/>
-        </w:rPr>
-        <w:t>80%</w:t>
-      </w:r>
-      <w:r>
-        <w:rPr>
-          <w:b w:val="0"/>
-        </w:rPr>
-        <w:t>+0.75×20%=35%, but volunteers may differ within each group, so weighting alone does not establish the true grade preference.</w:t>
-      </w:r>
-    </w:p>
-    <w:p>
-      <w:pPr>
-        <w:spacing w:line="336" w:lineRule="auto" w:after="180"/>
-        <w:shd w:fill="F1F6FC"/>
-      </w:pPr>
-      <w:r>
-        <w:rPr>
-          <w:b w:val="0"/>
-        </w:rPr>
-        <w:t xml:space="preserve">Improve the collection </w:t>
-      </w:r>
-      <w:r>
-        <w:rPr>
-          <w:b/>
-        </w:rPr>
-        <w:t>process</w:t>
-      </w:r>
-      <w:r>
-        <w:rPr>
-          <w:b w:val="0"/>
-        </w:rPr>
-        <w:t xml:space="preserve"> rather than announcing the weighted number as fact.</w:t>
-      </w:r>
-    </w:p>
-    <w:p>
-      <w:pPr>
-        <w:pStyle w:val="Heading3"/>
-      </w:pPr>
-      <w:r>
-        <w:t>Practice 2: explain the deciding evidence</w:t>
-      </w:r>
-    </w:p>
-    <w:p>
-      <w:pPr>
-        <w:pStyle w:val="Heading3"/>
-      </w:pPr>
-      <w:r>
-        <w:t>Changed case · predict first</w:t>
-      </w:r>
-    </w:p>
-    <w:p>
-      <w:pPr>
-        <w:spacing w:line="336" w:lineRule="auto" w:after="180"/>
-        <w:shd w:fill="F5F1FB"/>
-      </w:pPr>
-      <w:r>
-        <w:rPr>
-          <w:b w:val="0"/>
-        </w:rPr>
-        <w:t>Changed-case practice: Recruit more club volunteers only. Which conclusion is supported by the supplied facts?</w:t>
-      </w:r>
-    </w:p>
-    <w:p>
-      <w:pPr>
-        <w:spacing w:line="336" w:lineRule="auto" w:after="180"/>
-        <w:shd w:fill="F4F9FC"/>
-      </w:pPr>
-      <w:r>
-        <w:rPr>
-          <w:b w:val="0"/>
-        </w:rPr>
-        <w:t xml:space="preserve">1. This one example guarantees correct results for every future </w:t>
-      </w:r>
-      <w:r>
-        <w:rPr>
-          <w:b/>
-        </w:rPr>
-        <w:t>input</w:t>
-      </w:r>
-      <w:r>
-        <w:rPr>
-          <w:b w:val="0"/>
-        </w:rPr>
-        <w:t>.</w:t>
-      </w:r>
-    </w:p>
-    <w:p>
-      <w:pPr>
-        <w:spacing w:line="336" w:lineRule="auto" w:after="180"/>
-        <w:shd w:fill="F4F9FC"/>
-      </w:pPr>
-      <w:r>
-        <w:rPr>
-          <w:b w:val="0"/>
-        </w:rPr>
-        <w:t>2. Sample size increases without fixing missing representation of other learners.</w:t>
-      </w:r>
-    </w:p>
-    <w:p>
-      <w:pPr>
-        <w:spacing w:line="336" w:lineRule="auto" w:after="180"/>
-        <w:shd w:fill="F4F9FC"/>
-      </w:pPr>
-      <w:r>
-        <w:rPr>
-          <w:b w:val="0"/>
-        </w:rPr>
-        <w:t xml:space="preserve">3. We can decide the result without examining the changed </w:t>
-      </w:r>
-      <w:r>
-        <w:rPr>
-          <w:b/>
-        </w:rPr>
-        <w:t>input</w:t>
-      </w:r>
-      <w:r>
-        <w:rPr>
-          <w:b w:val="0"/>
-        </w:rPr>
-        <w:t xml:space="preserve"> or the procedure.</w:t>
-      </w:r>
-    </w:p>
-    <w:p>
-      <w:pPr>
-        <w:pStyle w:val="Heading3"/>
-      </w:pPr>
-      <w:r>
-        <w:t>My selected conclusion, deciding fact and explanation</w:t>
-      </w:r>
-    </w:p>
-    <w:p>
-      <w:r>
-        <w:t>________________________________________________________________</w:t>
-      </w:r>
-    </w:p>
-    <w:p>
-      <w:r>
-        <w:t>________________________________________________________________</w:t>
-      </w:r>
-    </w:p>
-    <w:p>
-      <w:r>
-        <w:t>________________________________________________________________</w:t>
-      </w:r>
-    </w:p>
-    <w:p>
-      <w:r>
-        <w:t>________________________________________________________________</w:t>
-      </w:r>
-    </w:p>
-    <w:p>
-      <w:r>
-        <w:t>________________________________________________________________</w:t>
-      </w:r>
-    </w:p>
-    <w:p>
-      <w:pPr>
-        <w:pStyle w:val="Heading3"/>
-      </w:pPr>
-      <w:r>
-        <w:t>Hint · try first</w:t>
-      </w:r>
-    </w:p>
-    <w:p>
-      <w:pPr>
-        <w:spacing w:line="336" w:lineRule="auto" w:after="180"/>
-        <w:shd w:fill="F1F6F8"/>
-      </w:pPr>
-      <w:r>
-        <w:rPr>
-          <w:b w:val="0"/>
-        </w:rPr>
-        <w:t>Hint if needed: Use the changed condition and the deciding step in the pictorial trace. The answer must say what follows from those facts.</w:t>
-      </w:r>
-    </w:p>
-    <w:p>
-      <w:pPr>
-        <w:pStyle w:val="Heading3"/>
-      </w:pPr>
-      <w:r>
-        <w:t>Feedback · compare after trying</w:t>
-      </w:r>
-    </w:p>
-    <w:p>
-      <w:pPr>
-        <w:spacing w:line="336" w:lineRule="auto" w:after="180"/>
-        <w:shd w:fill="F1F6FC"/>
-      </w:pPr>
-      <w:r>
-        <w:rPr>
-          <w:b w:val="0"/>
-        </w:rPr>
-        <w:t>After your attempt, compare with the supported explanation: Sample size increases without fixing missing representation of other learners. The added respondents come from the already overrepresented group.</w:t>
-      </w:r>
-    </w:p>
-    <w:p>
-      <w:pPr>
-        <w:pStyle w:val="Heading3"/>
-      </w:pPr>
-      <w:r>
-        <w:t>Repair a missing building block</w:t>
-      </w:r>
-    </w:p>
-    <w:p>
-      <w:pPr>
-        <w:spacing w:line="336" w:lineRule="auto" w:after="180"/>
-      </w:pPr>
-      <w:r>
-        <w:rPr>
-          <w:b w:val="0"/>
-        </w:rPr>
-        <w:t xml:space="preserve">Review Sampling and Representation (ai-2/19). Goal: Define a question and target population. Short practice: Can </w:t>
-      </w:r>
-      <w:r>
-        <w:rPr>
-          <w:b/>
-        </w:rPr>
-        <w:t>80%</w:t>
-      </w:r>
-      <w:r>
-        <w:rPr>
-          <w:b w:val="0"/>
-        </w:rPr>
-        <w:t xml:space="preserve"> response be reported as </w:t>
-      </w:r>
-      <w:r>
-        <w:rPr>
-          <w:b/>
-        </w:rPr>
-        <w:t>80%</w:t>
-      </w:r>
-      <w:r>
-        <w:rPr>
-          <w:b w:val="0"/>
-        </w:rPr>
-        <w:t xml:space="preserve"> of the whole grade responding?. Return to this week and explain what you changed.</w:t>
-      </w:r>
-    </w:p>
-    <w:p>
-      <w:pPr>
-        <w:spacing w:line="336" w:lineRule="auto" w:after="180"/>
-      </w:pPr>
-      <w:r>
-        <w:rPr>
-          <w:b w:val="0"/>
-        </w:rPr>
-        <w:t>Review Noise and Outliers (ai-2/17). Goal: Calculate mean and median. Short practice: If 18 was genuine, which summary better describes the middle observed task, and what extra fact should be shown?.</w:t>
-      </w:r>
-    </w:p>
-    <w:p>
-      <w:pPr>
-        <w:spacing w:line="336" w:lineRule="auto" w:after="180"/>
-      </w:pPr>
-      <w:r>
-        <w:rPr>
-          <w:b w:val="0"/>
-        </w:rPr>
-        <w:t>Return to this week and explain what you changed.</w:t>
-      </w:r>
-    </w:p>
-    <w:p>
-      <w:pPr>
-        <w:spacing w:line="336" w:lineRule="auto" w:after="180"/>
-      </w:pPr>
-      <w:r>
-        <w:rPr>
-          <w:b w:val="0"/>
-        </w:rPr>
-        <w:t xml:space="preserve">Review Decision Trees (ai-2/14). Goal: Fit a root question and leaf </w:t>
-      </w:r>
-      <w:r>
-        <w:rPr>
-          <w:b/>
-        </w:rPr>
-        <w:t>prediction</w:t>
-      </w:r>
-      <w:r>
-        <w:rPr>
-          <w:b w:val="0"/>
-        </w:rPr>
-        <w:t xml:space="preserve">s from </w:t>
-      </w:r>
-      <w:r>
-        <w:rPr>
-          <w:b/>
-        </w:rPr>
-        <w:t>training</w:t>
-      </w:r>
-      <w:r>
-        <w:rPr>
-          <w:b w:val="0"/>
-        </w:rPr>
-        <w:t xml:space="preserve"> examples. Short practice: Why does changing colour alone not change this tree’s </w:t>
-      </w:r>
-      <w:r>
-        <w:rPr>
-          <w:b/>
-        </w:rPr>
-        <w:t>prediction</w:t>
-      </w:r>
-      <w:r>
-        <w:rPr>
-          <w:b w:val="0"/>
-        </w:rPr>
-        <w:t>?.</w:t>
-      </w:r>
-    </w:p>
-    <w:p>
-      <w:pPr>
-        <w:spacing w:line="336" w:lineRule="auto" w:after="180"/>
-      </w:pPr>
-      <w:r>
-        <w:rPr>
-          <w:b w:val="0"/>
-        </w:rPr>
-        <w:t>Return to this week and explain what you changed.</w:t>
-      </w:r>
-    </w:p>
-    <w:p>
-      <w:pPr>
-        <w:pStyle w:val="Heading3"/>
-      </w:pPr>
-      <w:r>
-        <w:t>Predict, run and debug</w:t>
-      </w:r>
-    </w:p>
-    <w:p>
-      <w:pPr>
-        <w:spacing w:line="336" w:lineRule="auto" w:after="180"/>
-      </w:pPr>
-      <w:r>
-        <w:rPr>
-          <w:b w:val="0"/>
-        </w:rPr>
-        <w:t xml:space="preserve">The browser lab lets you edit the supported Python examples already included in this lesson. Predict first, run, inspect the actual </w:t>
-      </w:r>
-      <w:r>
-        <w:rPr>
-          <w:b/>
-        </w:rPr>
-        <w:t>output</w:t>
-      </w:r>
-      <w:r>
-        <w:rPr>
-          <w:b w:val="0"/>
-        </w:rPr>
-        <w:t xml:space="preserve"> or error, change one </w:t>
-      </w:r>
-      <w:r>
-        <w:rPr>
-          <w:b/>
-        </w:rPr>
-        <w:t>input</w:t>
-      </w:r>
-      <w:r>
-        <w:rPr>
-          <w:b w:val="0"/>
-        </w:rPr>
-        <w:t>, then run again.</w:t>
-      </w:r>
-    </w:p>
-    <w:p>
-      <w:pPr>
-        <w:spacing w:line="336" w:lineRule="auto" w:after="180"/>
-      </w:pPr>
-      <w:r>
-        <w:rPr>
-          <w:b w:val="0"/>
-        </w:rPr>
-        <w:t xml:space="preserve">Keep code, </w:t>
-      </w:r>
-      <w:r>
-        <w:rPr>
-          <w:b/>
-        </w:rPr>
-        <w:t>prediction</w:t>
-      </w:r>
-      <w:r>
-        <w:rPr>
-          <w:b w:val="0"/>
-        </w:rPr>
-        <w:t>s, actual results and a reasoned revision together. On paper, label your result as a trace rather than an execution.</w:t>
-      </w:r>
-    </w:p>
-    <w:p>
-      <w:pPr>
-        <w:pStyle w:val="Heading3"/>
-      </w:pPr>
-      <w:r>
         <w:t>Keep your completed work</w:t>
       </w:r>
     </w:p>
     <w:p>
       <w:pPr>
-        <w:spacing w:line="336" w:lineRule="auto" w:after="180"/>
-      </w:pPr>
-      <w:r>
-        <w:rPr>
-          <w:b w:val="0"/>
-        </w:rPr>
-        <w:t xml:space="preserve">Use Download completed work in the hosted lesson to export your answers, reflections, practice feedback and code-run </w:t>
-      </w:r>
-      <w:r>
-        <w:rPr>
-          <w:b/>
-        </w:rPr>
-        <w:t>evidence</w:t>
-      </w:r>
-      <w:r>
-        <w:rPr>
-          <w:b w:val="0"/>
-        </w:rPr>
-        <w:t>. Open the HTML copy to read or print it.</w:t>
-      </w:r>
-    </w:p>
-    <w:p>
-      <w:pPr>
-        <w:spacing w:line="336" w:lineRule="auto" w:after="180"/>
-      </w:pPr>
-      <w:r>
-        <w:rPr>
-          <w:b w:val="0"/>
-        </w:rPr>
-        <w:t>Drafts stay in this browser when storage is available; clear drafts on a shared device.</w:t>
-      </w:r>
-    </w:p>
-    <w:p>
-      <w:pPr>
-        <w:pStyle w:val="Heading3"/>
-      </w:pPr>
-      <w:r>
-        <w:t>What I repaired, the evidence I kept and the next test</w:t>
-      </w:r>
-    </w:p>
-    <w:p>
-      <w:r>
-        <w:t>________________________________________________________________</w:t>
-      </w:r>
-    </w:p>
-    <w:p>
-      <w:r>
-        <w:t>________________________________________________________________</w:t>
-      </w:r>
-    </w:p>
-    <w:p>
-      <w:r>
-        <w:t>________________________________________________________________</w:t>
-      </w:r>
-    </w:p>
-    <w:p>
-      <w:r>
-        <w:t>________________________________________________________________</w:t>
-      </w:r>
-    </w:p>
-    <w:p>
-      <w:r>
-        <w:t>________________________________________________________________</w:t>
-      </w:r>
-    </w:p>
-    <w:p>
-      <w:pPr>
         <w:pStyle w:val="Heading1"/>
       </w:pPr>
       <w:r>
-        <w:t>21. Visual concept journey</w:t>
-      </w:r>
-    </w:p>
-    <w:p>
-      <w:r>
-        <w:t>Explain each Repair Bias in Data picture from its labels, then record a relevant limit.</w:t>
-      </w:r>
-    </w:p>
-    <w:p>
-      <w:pPr>
-        <w:pStyle w:val="Heading3"/>
+        <w:t>21. Reference · Six-picture response sheets</w:t>
+      </w:r>
+    </w:p>
+    <w:p>
+      <w:r>
+        <w:t>Choose the image that helps rather than repeating all six.</w:t>
+      </w:r>
+    </w:p>
+    <w:p>
+      <w:pPr>
+        <w:pStyle w:val="Heading2"/>
       </w:pPr>
       <w:r>
         <w:t>01. Repair Bias in Data: the case</w:t>
@@ -2712,7 +2817,6 @@
     <w:p>
       <w:pPr>
         <w:spacing w:line="336" w:lineRule="auto" w:after="180"/>
-        <w:shd w:fill="F5F1FB"/>
       </w:pPr>
       <w:r>
         <w:rPr>
@@ -2751,7 +2855,7 @@
     </w:p>
     <w:p>
       <w:pPr>
-        <w:pStyle w:val="Heading3"/>
+        <w:pStyle w:val="Heading2"/>
       </w:pPr>
       <w:r>
         <w:t>02. Follow the deciding steps</w:t>
@@ -2831,7 +2935,6 @@
     <w:p>
       <w:pPr>
         <w:spacing w:line="336" w:lineRule="auto" w:after="180"/>
-        <w:shd w:fill="F5F1FB"/>
       </w:pPr>
       <w:r>
         <w:rPr>
@@ -2882,7 +2985,7 @@
     </w:p>
     <w:p>
       <w:pPr>
-        <w:pStyle w:val="Heading3"/>
+        <w:pStyle w:val="Heading2"/>
       </w:pPr>
       <w:r>
         <w:t>03. Volunteer group comparison</w:t>
@@ -2938,7 +3041,6 @@
     <w:p>
       <w:pPr>
         <w:spacing w:line="336" w:lineRule="auto" w:after="180"/>
-        <w:shd w:fill="F5F1FB"/>
       </w:pPr>
       <w:r>
         <w:rPr>
@@ -2977,7 +3079,7 @@
     </w:p>
     <w:p>
       <w:pPr>
-        <w:pStyle w:val="Heading3"/>
+        <w:pStyle w:val="Heading2"/>
       </w:pPr>
       <w:r>
         <w:t>04. Change one thing. Trace what follows.</w:t>
@@ -3056,7 +3158,6 @@
     <w:p>
       <w:pPr>
         <w:spacing w:line="336" w:lineRule="auto" w:after="180"/>
-        <w:shd w:fill="F5F1FB"/>
       </w:pPr>
       <w:r>
         <w:rPr>
@@ -3095,7 +3196,7 @@
     </w:p>
     <w:p>
       <w:pPr>
-        <w:pStyle w:val="Heading3"/>
+        <w:pStyle w:val="Heading2"/>
       </w:pPr>
       <w:r>
         <w:t>05. Connect the explanation to its limit</w:t>
@@ -3197,7 +3298,6 @@
     <w:p>
       <w:pPr>
         <w:spacing w:line="336" w:lineRule="auto" w:after="180"/>
-        <w:shd w:fill="F5F1FB"/>
       </w:pPr>
       <w:r>
         <w:rPr>
@@ -3236,7 +3336,7 @@
     </w:p>
     <w:p>
       <w:pPr>
-        <w:pStyle w:val="Heading3"/>
+        <w:pStyle w:val="Heading2"/>
       </w:pPr>
       <w:r>
         <w:t>06. Make the idea visible in your project</w:t>
@@ -3315,7 +3415,6 @@
     <w:p>
       <w:pPr>
         <w:spacing w:line="336" w:lineRule="auto" w:after="180"/>
-        <w:shd w:fill="F5F1FB"/>
       </w:pPr>
       <w:r>
         <w:rPr>
@@ -3362,6 +3461,62 @@
     <w:p>
       <w:r>
         <w:t>________________________________________________________________</w:t>
+      </w:r>
+    </w:p>
+    <w:p>
+      <w:pPr>
+        <w:pStyle w:val="Heading2"/>
+      </w:pPr>
+      <w:r>
+        <w:t>Earlier wording, alternatives and picture transcripts · reference / check after trying</w:t>
+      </w:r>
+    </w:p>
+    <w:p>
+      <w:pPr>
+        <w:pStyle w:val="Heading3"/>
+      </w:pPr>
+      <w:r>
+        <w:t>01. Repair Bias in Data: the case</w:t>
+      </w:r>
+    </w:p>
+    <w:p>
+      <w:pPr>
+        <w:pStyle w:val="Heading3"/>
+      </w:pPr>
+      <w:r>
+        <w:t>02. Follow the deciding steps</w:t>
+      </w:r>
+    </w:p>
+    <w:p>
+      <w:pPr>
+        <w:pStyle w:val="Heading3"/>
+      </w:pPr>
+      <w:r>
+        <w:t>03. Volunteer group comparison</w:t>
+      </w:r>
+    </w:p>
+    <w:p>
+      <w:pPr>
+        <w:pStyle w:val="Heading3"/>
+      </w:pPr>
+      <w:r>
+        <w:t>04. Change one thing. Trace what follows.</w:t>
+      </w:r>
+    </w:p>
+    <w:p>
+      <w:pPr>
+        <w:pStyle w:val="Heading3"/>
+      </w:pPr>
+      <w:r>
+        <w:t>05. Connect the explanation to its limit</w:t>
+      </w:r>
+    </w:p>
+    <w:p>
+      <w:pPr>
+        <w:pStyle w:val="Heading3"/>
+      </w:pPr>
+      <w:r>
+        <w:t>06. Make the idea visible in your project</w:t>
       </w:r>
     </w:p>
     <w:sectPr>
